--- a/examples/demos/demo_military_enlistment.docx
+++ b/examples/demos/demo_military_enlistment.docx
@@ -7,150 +7,287 @@
     <w:p/>
     <w:p>
       <w:pPr>
-        <w:spacing w:line="360" w:lineRule="auto" w:before="240" w:after="240"/>
+        <w:spacing w:after="200"/>
         <w:jc w:val="center"/>
       </w:pPr>
       <w:r>
         <w:rPr>
           <w:rFonts w:ascii="黑体" w:hAnsi="黑体" w:eastAsia="黑体"/>
           <w:b/>
+          <w:color w:val="111827"/>
           <w:sz w:val="44"/>
         </w:rPr>
-        <w:t>大学生应征入伍申请书</w:t>
+        <w:t>应征入伍</w:t>
       </w:r>
     </w:p>
     <w:p>
       <w:pPr>
-        <w:spacing w:line="360" w:lineRule="auto" w:before="0" w:after="480"/>
-        <w:jc w:val="center"/>
-      </w:pPr>
-      <w:r>
-        <w:rPr>
-          <w:rFonts w:ascii="黑体" w:hAnsi="黑体" w:eastAsia="黑体"/>
-          <w:b w:val="0"/>
-          <w:sz w:val="32"/>
-        </w:rPr>
-        <w:t>（2025 年度）</w:t>
-      </w:r>
-    </w:p>
-    <w:p/>
-    <w:p/>
-    <w:p/>
-    <w:p>
-      <w:pPr>
-        <w:spacing w:line="480" w:lineRule="auto" w:before="120" w:after="120"/>
+        <w:spacing w:after="680"/>
         <w:jc w:val="center"/>
       </w:pPr>
       <w:r>
         <w:rPr>
           <w:rFonts w:ascii="黑体" w:hAnsi="黑体" w:eastAsia="黑体"/>
           <w:b/>
-          <w:sz w:val="28"/>
+          <w:color w:val="111827"/>
+          <w:sz w:val="52"/>
         </w:rPr>
-        <w:t>申请人姓名：</w:t>
-      </w:r>
-      <w:r>
-        <w:rPr>
-          <w:rFonts w:ascii="宋体" w:hAnsi="宋体" w:eastAsia="宋体"/>
-          <w:b w:val="0"/>
-          <w:sz w:val="28"/>
-          <w:u w:val="single"/>
-        </w:rPr>
-        <w:t>张三</w:t>
+        <w:t>申请书</w:t>
       </w:r>
     </w:p>
     <w:p>
       <w:pPr>
-        <w:spacing w:line="480" w:lineRule="auto" w:before="120" w:after="120"/>
+        <w:spacing w:after="160"/>
         <w:jc w:val="center"/>
       </w:pPr>
       <w:r>
         <w:rPr>
           <w:rFonts w:ascii="黑体" w:hAnsi="黑体" w:eastAsia="黑体"/>
           <w:b/>
-          <w:sz w:val="28"/>
+          <w:color w:val="111827"/>
+          <w:sz w:val="32"/>
         </w:rPr>
-        <w:t>所在学校：</w:t>
+        <w:t>应征入伍申请书</w:t>
       </w:r>
+    </w:p>
+    <w:p>
+      <w:pPr>
+        <w:spacing w:after="1120"/>
+        <w:jc w:val="center"/>
+      </w:pPr>
       <w:r>
         <w:rPr>
           <w:rFonts w:ascii="宋体" w:hAnsi="宋体" w:eastAsia="宋体"/>
           <w:b w:val="0"/>
-          <w:sz w:val="28"/>
-          <w:u w:val="single"/>
+          <w:color w:val="6B7280"/>
+          <w:sz w:val="24"/>
         </w:rPr>
-        <w:t>XX 大学计算机学院</w:t>
+        <w:t>申请人：李　明　｜　××大学 计算机科学与技术 2023 级</w:t>
       </w:r>
     </w:p>
-    <w:p>
-      <w:pPr>
-        <w:spacing w:line="480" w:lineRule="auto" w:before="120" w:after="120"/>
+    <w:tbl>
+      <w:tblPr>
+        <w:tblW w:type="auto" w:w="0"/>
         <w:jc w:val="center"/>
-      </w:pPr>
-      <w:r>
-        <w:rPr>
-          <w:rFonts w:ascii="黑体" w:hAnsi="黑体" w:eastAsia="黑体"/>
-          <w:b/>
-          <w:sz w:val="28"/>
-        </w:rPr>
-        <w:t>专业年级：</w:t>
-      </w:r>
-      <w:r>
-        <w:rPr>
-          <w:rFonts w:ascii="宋体" w:hAnsi="宋体" w:eastAsia="宋体"/>
-          <w:b w:val="0"/>
-          <w:sz w:val="28"/>
-          <w:u w:val="single"/>
-        </w:rPr>
-        <w:t>计算机科学与技术 2022 级</w:t>
-      </w:r>
-    </w:p>
-    <w:p>
-      <w:pPr>
-        <w:spacing w:line="480" w:lineRule="auto" w:before="120" w:after="120"/>
-        <w:jc w:val="center"/>
-      </w:pPr>
-      <w:r>
-        <w:rPr>
-          <w:rFonts w:ascii="黑体" w:hAnsi="黑体" w:eastAsia="黑体"/>
-          <w:b/>
-          <w:sz w:val="28"/>
-        </w:rPr>
-        <w:t>入伍类型：</w:t>
-      </w:r>
-      <w:r>
-        <w:rPr>
-          <w:rFonts w:ascii="宋体" w:hAnsi="宋体" w:eastAsia="宋体"/>
-          <w:b w:val="0"/>
-          <w:sz w:val="28"/>
-          <w:u w:val="single"/>
-        </w:rPr>
-        <w:t>在校生入伍</w:t>
-      </w:r>
-    </w:p>
-    <w:p>
-      <w:pPr>
-        <w:spacing w:line="480" w:lineRule="auto" w:before="120" w:after="120"/>
-        <w:jc w:val="center"/>
-      </w:pPr>
-      <w:r>
-        <w:rPr>
-          <w:rFonts w:ascii="黑体" w:hAnsi="黑体" w:eastAsia="黑体"/>
-          <w:b/>
-          <w:sz w:val="28"/>
-        </w:rPr>
-        <w:t>申请日期：</w:t>
-      </w:r>
-      <w:r>
-        <w:rPr>
-          <w:rFonts w:ascii="宋体" w:hAnsi="宋体" w:eastAsia="宋体"/>
-          <w:b w:val="0"/>
-          <w:sz w:val="28"/>
-          <w:u w:val="single"/>
-        </w:rPr>
-        <w:t>2025 年      月      日</w:t>
-      </w:r>
-    </w:p>
+        <w:tblLayout w:type="fixed"/>
+        <w:tblLook w:firstColumn="1" w:firstRow="1" w:lastColumn="0" w:lastRow="0" w:noHBand="0" w:noVBand="1" w:val="04A0"/>
+        <w:tblLayout w:type="fixed"/>
+      </w:tblPr>
+      <w:tblGrid>
+        <w:gridCol w:w="2608"/>
+        <w:gridCol w:w="6123"/>
+      </w:tblGrid>
+      <w:tr>
+        <w:tc>
+          <w:tcPr>
+            <w:tcW w:type="dxa" w:w="2608"/>
+          </w:tcPr>
+          <w:p>
+            <w:pPr>
+              <w:spacing w:before="0" w:after="0"/>
+              <w:jc w:val="right"/>
+            </w:pPr>
+            <w:r>
+              <w:rPr>
+                <w:rFonts w:ascii="宋体" w:hAnsi="宋体" w:eastAsia="宋体"/>
+                <w:b w:val="0"/>
+                <w:color w:val="111827"/>
+                <w:sz w:val="24"/>
+              </w:rPr>
+              <w:t>姓　　名：</w:t>
+            </w:r>
+          </w:p>
+        </w:tc>
+        <w:tc>
+          <w:tcPr>
+            <w:tcW w:type="dxa" w:w="6123"/>
+          </w:tcPr>
+          <w:p>
+            <w:pPr>
+              <w:spacing w:before="0" w:after="0"/>
+              <w:jc w:val="left"/>
+            </w:pPr>
+            <w:r>
+              <w:rPr>
+                <w:rFonts w:ascii="宋体" w:hAnsi="宋体" w:eastAsia="宋体"/>
+                <w:b w:val="0"/>
+                <w:color w:val="111827"/>
+                <w:sz w:val="24"/>
+              </w:rPr>
+              <w:t>李　明</w:t>
+            </w:r>
+          </w:p>
+        </w:tc>
+      </w:tr>
+      <w:tr>
+        <w:tc>
+          <w:tcPr>
+            <w:tcW w:type="dxa" w:w="2608"/>
+          </w:tcPr>
+          <w:p>
+            <w:pPr>
+              <w:spacing w:before="0" w:after="0"/>
+              <w:jc w:val="right"/>
+            </w:pPr>
+            <w:r>
+              <w:rPr>
+                <w:rFonts w:ascii="宋体" w:hAnsi="宋体" w:eastAsia="宋体"/>
+                <w:b w:val="0"/>
+                <w:color w:val="111827"/>
+                <w:sz w:val="24"/>
+              </w:rPr>
+              <w:t>出生年月：</w:t>
+            </w:r>
+          </w:p>
+        </w:tc>
+        <w:tc>
+          <w:tcPr>
+            <w:tcW w:type="dxa" w:w="6123"/>
+          </w:tcPr>
+          <w:p>
+            <w:pPr>
+              <w:spacing w:before="0" w:after="0"/>
+              <w:jc w:val="left"/>
+            </w:pPr>
+            <w:r>
+              <w:rPr>
+                <w:rFonts w:ascii="宋体" w:hAnsi="宋体" w:eastAsia="宋体"/>
+                <w:b w:val="0"/>
+                <w:color w:val="111827"/>
+                <w:sz w:val="24"/>
+              </w:rPr>
+              <w:t>2004 年 08 月</w:t>
+            </w:r>
+          </w:p>
+        </w:tc>
+      </w:tr>
+      <w:tr>
+        <w:tc>
+          <w:tcPr>
+            <w:tcW w:type="dxa" w:w="2608"/>
+          </w:tcPr>
+          <w:p>
+            <w:pPr>
+              <w:spacing w:before="0" w:after="0"/>
+              <w:jc w:val="right"/>
+            </w:pPr>
+            <w:r>
+              <w:rPr>
+                <w:rFonts w:ascii="宋体" w:hAnsi="宋体" w:eastAsia="宋体"/>
+                <w:b w:val="0"/>
+                <w:color w:val="111827"/>
+                <w:sz w:val="24"/>
+              </w:rPr>
+              <w:t>政治面貌：</w:t>
+            </w:r>
+          </w:p>
+        </w:tc>
+        <w:tc>
+          <w:tcPr>
+            <w:tcW w:type="dxa" w:w="6123"/>
+          </w:tcPr>
+          <w:p>
+            <w:pPr>
+              <w:spacing w:before="0" w:after="0"/>
+              <w:jc w:val="left"/>
+            </w:pPr>
+            <w:r>
+              <w:rPr>
+                <w:rFonts w:ascii="宋体" w:hAnsi="宋体" w:eastAsia="宋体"/>
+                <w:b w:val="0"/>
+                <w:color w:val="111827"/>
+                <w:sz w:val="24"/>
+              </w:rPr>
+              <w:t>中共预备党员</w:t>
+            </w:r>
+          </w:p>
+        </w:tc>
+      </w:tr>
+      <w:tr>
+        <w:tc>
+          <w:tcPr>
+            <w:tcW w:type="dxa" w:w="2608"/>
+          </w:tcPr>
+          <w:p>
+            <w:pPr>
+              <w:spacing w:before="0" w:after="0"/>
+              <w:jc w:val="right"/>
+            </w:pPr>
+            <w:r>
+              <w:rPr>
+                <w:rFonts w:ascii="宋体" w:hAnsi="宋体" w:eastAsia="宋体"/>
+                <w:b w:val="0"/>
+                <w:color w:val="111827"/>
+                <w:sz w:val="24"/>
+              </w:rPr>
+              <w:t>身体状况：</w:t>
+            </w:r>
+          </w:p>
+        </w:tc>
+        <w:tc>
+          <w:tcPr>
+            <w:tcW w:type="dxa" w:w="6123"/>
+          </w:tcPr>
+          <w:p>
+            <w:pPr>
+              <w:spacing w:before="0" w:after="0"/>
+              <w:jc w:val="left"/>
+            </w:pPr>
+            <w:r>
+              <w:rPr>
+                <w:rFonts w:ascii="宋体" w:hAnsi="宋体" w:eastAsia="宋体"/>
+                <w:b w:val="0"/>
+                <w:color w:val="111827"/>
+                <w:sz w:val="24"/>
+              </w:rPr>
+              <w:t>合格（体检结论：合格）</w:t>
+            </w:r>
+          </w:p>
+        </w:tc>
+      </w:tr>
+      <w:tr>
+        <w:tc>
+          <w:tcPr>
+            <w:tcW w:type="dxa" w:w="2608"/>
+          </w:tcPr>
+          <w:p>
+            <w:pPr>
+              <w:spacing w:before="0" w:after="0"/>
+              <w:jc w:val="right"/>
+            </w:pPr>
+            <w:r>
+              <w:rPr>
+                <w:rFonts w:ascii="宋体" w:hAnsi="宋体" w:eastAsia="宋体"/>
+                <w:b w:val="0"/>
+                <w:color w:val="111827"/>
+                <w:sz w:val="24"/>
+              </w:rPr>
+              <w:t>学业情况：</w:t>
+            </w:r>
+          </w:p>
+        </w:tc>
+        <w:tc>
+          <w:tcPr>
+            <w:tcW w:type="dxa" w:w="6123"/>
+          </w:tcPr>
+          <w:p>
+            <w:pPr>
+              <w:spacing w:before="0" w:after="0"/>
+              <w:jc w:val="left"/>
+            </w:pPr>
+            <w:r>
+              <w:rPr>
+                <w:rFonts w:ascii="宋体" w:hAnsi="宋体" w:eastAsia="宋体"/>
+                <w:b w:val="0"/>
+                <w:color w:val="111827"/>
+                <w:sz w:val="24"/>
+              </w:rPr>
+              <w:t>在读，可办理休学保留学籍</w:t>
+            </w:r>
+          </w:p>
+        </w:tc>
+      </w:tr>
+    </w:tbl>
     <w:p>
       <w:r>
         <w:br w:type="page"/>
@@ -158,31 +295,154 @@
     </w:p>
     <w:p>
       <w:pPr>
-        <w:spacing w:line="360" w:lineRule="auto" w:before="240" w:after="240"/>
-        <w:jc w:val="center"/>
+        <w:keepNext/>
+        <w:keepLines/>
+        <w:spacing w:before="360" w:after="160" w:line="360" w:lineRule="auto"/>
       </w:pPr>
       <w:r>
         <w:rPr>
           <w:rFonts w:ascii="黑体" w:hAnsi="黑体" w:eastAsia="黑体"/>
           <w:b/>
-          <w:sz w:val="32"/>
+          <w:color w:val="111827"/>
+          <w:sz w:val="30"/>
         </w:rPr>
-        <w:t>一、个人基本情况</w:t>
+        <w:t>一、入伍动机</w:t>
       </w:r>
     </w:p>
     <w:p>
       <w:pPr>
-        <w:spacing w:line="360" w:lineRule="auto" w:before="0" w:after="0"/>
+        <w:spacing w:before="0" w:after="120" w:lineRule="auto" w:line="360"/>
         <w:ind w:firstLine="480"/>
-        <w:jc w:val="left"/>
       </w:pPr>
       <w:r>
         <w:rPr>
           <w:rFonts w:ascii="宋体" w:hAnsi="宋体" w:eastAsia="宋体"/>
           <w:b w:val="0"/>
+          <w:color w:val="111827"/>
           <w:sz w:val="24"/>
         </w:rPr>
-        <w:t>本人 张三，性别 男，民族 汉族，2003 年 5 月 出生于 四川省成都市武侯区，政治面貌 中共党员。现为 XX 大学计算机学院 计算机科学与技术 2022 级 本科在读，（预计）2026 年 6 月 毕业。在校期间学业排名 专业前 15%（8/52），曾获 2024 年国家奖学金、2023 年校级一等奖学金、校级优秀学生干部 等荣誉。本人志愿报名参加 2025 年大学生应征入伍，申请 在校生入伍。本人已参加全国征兵体检，结论为2025 年 2 月成都市武侯区人民医院征兵体检合格（身高 175cm，体重 68kg，左眼裸眼视力 4.8，右眼裸眼视力 4.9，无重大疾病史）；参加政治考核，结论为2025 年 2 月成都市武侯区公安分局政治考核合格（本人及家庭主要成员无违法犯罪记录）。</w:t>
+        <w:t>我申请应征入伍，主要基于三点考虑。</w:t>
+      </w:r>
+    </w:p>
+    <w:p>
+      <w:pPr>
+        <w:spacing w:before="0" w:after="120" w:lineRule="auto" w:line="360"/>
+        <w:ind w:firstLine="480"/>
+      </w:pPr>
+      <w:r>
+        <w:rPr>
+          <w:rFonts w:ascii="宋体" w:hAnsi="宋体" w:eastAsia="宋体"/>
+          <w:b w:val="0"/>
+          <w:color w:val="111827"/>
+          <w:sz w:val="24"/>
+        </w:rPr>
+        <w:t>第一，家庭影响。我的祖父与父亲均有服役经历，从小听他们讲部队的事，对军营有天然的亲近感。第二，专业契合。我学习计算机科学与技术，研究方向涉及无人机与自主导航，希望把所学用到部队的信息化建设中。第三，个人成长。我希望在纪律性与执行力上得到真正的锤炼，这是课堂里学不到的。</w:t>
+      </w:r>
+    </w:p>
+    <w:p>
+      <w:pPr>
+        <w:spacing w:before="0" w:after="120" w:lineRule="auto" w:line="360"/>
+        <w:ind w:firstLine="480"/>
+      </w:pPr>
+      <w:r>
+        <w:rPr>
+          <w:rFonts w:ascii="宋体" w:hAnsi="宋体" w:eastAsia="宋体"/>
+          <w:b w:val="0"/>
+          <w:color w:val="111827"/>
+          <w:sz w:val="24"/>
+        </w:rPr>
+        <w:t>关于第三点我想多说两句。我在实验室做项目时，最痛苦的不是技术难题，而是拖延和侥幸——总觉得还有时间，总觉得问题不大。大二那年因为一个本该当天跑完的实验拖了三天，错过了论文投稿的窗口期。我不认为这是能力问题，是纪律问题。而纪律这件事，靠自我要求很难真正建立。</w:t>
+      </w:r>
+    </w:p>
+    <w:p>
+      <w:pPr>
+        <w:keepNext/>
+        <w:keepLines/>
+        <w:spacing w:before="360" w:after="160" w:line="360" w:lineRule="auto"/>
+      </w:pPr>
+      <w:r>
+        <w:rPr>
+          <w:rFonts w:ascii="黑体" w:hAnsi="黑体" w:eastAsia="黑体"/>
+          <w:b/>
+          <w:color w:val="111827"/>
+          <w:sz w:val="30"/>
+        </w:rPr>
+        <w:t>二、个人经历与素质</w:t>
+      </w:r>
+    </w:p>
+    <w:p>
+      <w:pPr>
+        <w:keepNext/>
+        <w:keepLines/>
+        <w:spacing w:before="0" w:after="120" w:lineRule="auto" w:line="360"/>
+        <w:ind w:firstLine="480"/>
+      </w:pPr>
+      <w:r>
+        <w:rPr>
+          <w:rFonts w:ascii="宋体" w:hAnsi="宋体" w:eastAsia="宋体"/>
+          <w:b w:val="0"/>
+          <w:color w:val="111827"/>
+          <w:sz w:val="24"/>
+        </w:rPr>
+        <w:t>入学以来，我在学业与体能两方面同步要求自己。学业上专业排名前 2%，获国家奖学金；体能上坚持每周三次长跑，校运会 4×100 米接力获第三名，体测成绩连续三年优秀。主要经历节点如下：</w:t>
+      </w:r>
+    </w:p>
+    <w:p>
+      <w:pPr>
+        <w:keepNext/>
+        <w:keepLines/>
+        <w:spacing w:before="200" w:after="80"/>
+        <w:jc w:val="center"/>
+      </w:pPr>
+      <w:r>
+        <w:drawing>
+          <wp:inline xmlns:a="http://schemas.openxmlformats.org/drawingml/2006/main" xmlns:pic="http://schemas.openxmlformats.org/drawingml/2006/picture">
+            <wp:extent cx="5472000" cy="1778931"/>
+            <wp:docPr id="1" name="Picture 1"/>
+            <wp:cNvGraphicFramePr>
+              <a:graphicFrameLocks noChangeAspect="1"/>
+            </wp:cNvGraphicFramePr>
+            <a:graphic>
+              <a:graphicData uri="http://schemas.openxmlformats.org/drawingml/2006/picture">
+                <pic:pic>
+                  <pic:nvPicPr>
+                    <pic:cNvPr id="0" name="09_timeline.png"/>
+                    <pic:cNvPicPr/>
+                  </pic:nvPicPr>
+                  <pic:blipFill>
+                    <a:blip r:embed="rId9"/>
+                    <a:stretch>
+                      <a:fillRect/>
+                    </a:stretch>
+                  </pic:blipFill>
+                  <pic:spPr>
+                    <a:xfrm>
+                      <a:off x="0" y="0"/>
+                      <a:ext cx="5472000" cy="1778931"/>
+                    </a:xfrm>
+                    <a:prstGeom prst="rect"/>
+                  </pic:spPr>
+                </pic:pic>
+              </a:graphicData>
+            </a:graphic>
+          </wp:inline>
+        </w:drawing>
+      </w:r>
+    </w:p>
+    <w:p>
+      <w:pPr>
+        <w:keepLines/>
+        <w:spacing w:before="0" w:after="280"/>
+        <w:jc w:val="center"/>
+      </w:pPr>
+      <w:r>
+        <w:rPr>
+          <w:rFonts w:ascii="宋体" w:hAnsi="宋体" w:eastAsia="宋体"/>
+          <w:b w:val="0"/>
+          <w:color w:val="6B7280"/>
+          <w:sz w:val="21"/>
+        </w:rPr>
+        <w:t>图 1　个人成长时间轴</w:t>
       </w:r>
     </w:p>
     <w:tbl>
@@ -190,65 +450,99 @@
         <w:tblStyle w:val="TableGrid"/>
         <w:tblW w:type="auto" w:w="0"/>
         <w:jc w:val="center"/>
+        <w:tblLayout w:type="fixed"/>
         <w:tblLook w:firstColumn="1" w:firstRow="1" w:lastColumn="0" w:lastRow="0" w:noHBand="0" w:noVBand="1" w:val="04A0"/>
+        <w:tblLayout w:type="fixed"/>
+        <w:tblCellMar>
+          <w:top w:w="50" w:type="dxa"/>
+          <w:bottom w:w="50" w:type="dxa"/>
+          <w:left w:w="100" w:type="dxa"/>
+          <w:right w:w="100" w:type="dxa"/>
+        </w:tblCellMar>
       </w:tblPr>
       <w:tblGrid>
-        <w:gridCol w:w="4536"/>
-        <w:gridCol w:w="4536"/>
+        <w:gridCol w:w="1979"/>
+        <w:gridCol w:w="6752"/>
       </w:tblGrid>
       <w:tr>
+        <w:trPr>
+          <w:tblHeader/>
+          <w:cantSplit/>
+        </w:trPr>
         <w:tc>
           <w:tcPr>
-            <w:tcW w:type="dxa" w:w="2551"/>
-            <w:vAlign w:val="center"/>
+            <w:tcW w:type="dxa" w:w="1979"/>
           </w:tcPr>
           <w:p>
             <w:pPr>
-              <w:spacing w:line="300" w:lineRule="auto"/>
+              <w:spacing w:before="0" w:after="0"/>
               <w:jc w:val="center"/>
             </w:pPr>
             <w:r/>
             <w:r>
               <w:rPr>
-                <w:rFonts w:ascii="宋体" w:hAnsi="宋体" w:eastAsia="宋体"/>
+                <w:rFonts w:ascii="黑体" w:hAnsi="黑体" w:eastAsia="黑体"/>
                 <w:b/>
+                <w:color w:val="111827"/>
                 <w:sz w:val="21"/>
               </w:rPr>
-              <w:t>项目</w:t>
+              <w:t>方面</w:t>
             </w:r>
           </w:p>
         </w:tc>
         <w:tc>
           <w:tcPr>
-            <w:tcW w:type="dxa" w:w="6520"/>
-            <w:vAlign w:val="center"/>
+            <w:tcW w:type="dxa" w:w="6752"/>
           </w:tcPr>
           <w:p>
             <w:pPr>
-              <w:spacing w:line="300" w:lineRule="auto"/>
+              <w:spacing w:before="0" w:after="0"/>
               <w:jc w:val="center"/>
             </w:pPr>
             <w:r/>
             <w:r>
               <w:rPr>
-                <w:rFonts w:ascii="宋体" w:hAnsi="宋体" w:eastAsia="宋体"/>
+                <w:rFonts w:ascii="黑体" w:hAnsi="黑体" w:eastAsia="黑体"/>
                 <w:b/>
+                <w:color w:val="111827"/>
                 <w:sz w:val="21"/>
               </w:rPr>
-              <w:t>内容</w:t>
+              <w:t>具体情况</w:t>
             </w:r>
           </w:p>
         </w:tc>
       </w:tr>
       <w:tr>
+        <w:trPr>
+          <w:cantSplit/>
+        </w:trPr>
         <w:tc>
           <w:tcPr>
-            <w:tcW w:type="dxa" w:w="2551"/>
-            <w:vAlign w:val="center"/>
+            <w:tcW w:type="dxa" w:w="1979"/>
           </w:tcPr>
           <w:p>
             <w:pPr>
-              <w:spacing w:line="300" w:lineRule="auto"/>
+              <w:spacing w:before="0" w:after="0" w:line="276" w:lineRule="auto"/>
+            </w:pPr>
+            <w:r/>
+            <w:r>
+              <w:rPr>
+                <w:rFonts w:ascii="宋体" w:hAnsi="宋体" w:eastAsia="宋体"/>
+                <w:b w:val="0"/>
+                <w:color w:val="111827"/>
+                <w:sz w:val="21"/>
+              </w:rPr>
+              <w:t>政治表现</w:t>
+            </w:r>
+          </w:p>
+        </w:tc>
+        <w:tc>
+          <w:tcPr>
+            <w:tcW w:type="dxa" w:w="6752"/>
+          </w:tcPr>
+          <w:p>
+            <w:pPr>
+              <w:spacing w:before="0" w:after="0" w:line="276" w:lineRule="auto"/>
               <w:jc w:val="center"/>
             </w:pPr>
             <w:r/>
@@ -256,20 +550,45 @@
               <w:rPr>
                 <w:rFonts w:ascii="宋体" w:hAnsi="宋体" w:eastAsia="宋体"/>
                 <w:b w:val="0"/>
+                <w:color w:val="111827"/>
                 <w:sz w:val="21"/>
               </w:rPr>
-              <w:t>姓名</w:t>
+              <w:t>2025 年 6 月加入中国共产党，现为预备党员</w:t>
+            </w:r>
+          </w:p>
+        </w:tc>
+      </w:tr>
+      <w:tr>
+        <w:trPr>
+          <w:cantSplit/>
+        </w:trPr>
+        <w:tc>
+          <w:tcPr>
+            <w:tcW w:type="dxa" w:w="1979"/>
+          </w:tcPr>
+          <w:p>
+            <w:pPr>
+              <w:spacing w:before="0" w:after="0" w:line="276" w:lineRule="auto"/>
+            </w:pPr>
+            <w:r/>
+            <w:r>
+              <w:rPr>
+                <w:rFonts w:ascii="宋体" w:hAnsi="宋体" w:eastAsia="宋体"/>
+                <w:b w:val="0"/>
+                <w:color w:val="111827"/>
+                <w:sz w:val="21"/>
+              </w:rPr>
+              <w:t>学业成绩</w:t>
             </w:r>
           </w:p>
         </w:tc>
         <w:tc>
           <w:tcPr>
-            <w:tcW w:type="dxa" w:w="6520"/>
-            <w:vAlign w:val="center"/>
+            <w:tcW w:type="dxa" w:w="6752"/>
           </w:tcPr>
           <w:p>
             <w:pPr>
-              <w:spacing w:line="300" w:lineRule="auto"/>
+              <w:spacing w:before="0" w:after="0" w:line="276" w:lineRule="auto"/>
               <w:jc w:val="center"/>
             </w:pPr>
             <w:r/>
@@ -277,22 +596,45 @@
               <w:rPr>
                 <w:rFonts w:ascii="宋体" w:hAnsi="宋体" w:eastAsia="宋体"/>
                 <w:b w:val="0"/>
+                <w:color w:val="111827"/>
                 <w:sz w:val="21"/>
               </w:rPr>
-              <w:t>张三</w:t>
+              <w:t>加权均分 91.7，专业排名 2/126</w:t>
             </w:r>
           </w:p>
         </w:tc>
       </w:tr>
       <w:tr>
+        <w:trPr>
+          <w:cantSplit/>
+        </w:trPr>
         <w:tc>
           <w:tcPr>
-            <w:tcW w:type="dxa" w:w="2551"/>
-            <w:vAlign w:val="center"/>
+            <w:tcW w:type="dxa" w:w="1979"/>
           </w:tcPr>
           <w:p>
             <w:pPr>
-              <w:spacing w:line="300" w:lineRule="auto"/>
+              <w:spacing w:before="0" w:after="0" w:line="276" w:lineRule="auto"/>
+            </w:pPr>
+            <w:r/>
+            <w:r>
+              <w:rPr>
+                <w:rFonts w:ascii="宋体" w:hAnsi="宋体" w:eastAsia="宋体"/>
+                <w:b w:val="0"/>
+                <w:color w:val="111827"/>
+                <w:sz w:val="21"/>
+              </w:rPr>
+              <w:t>体能情况</w:t>
+            </w:r>
+          </w:p>
+        </w:tc>
+        <w:tc>
+          <w:tcPr>
+            <w:tcW w:type="dxa" w:w="6752"/>
+          </w:tcPr>
+          <w:p>
+            <w:pPr>
+              <w:spacing w:before="0" w:after="0" w:line="276" w:lineRule="auto"/>
               <w:jc w:val="center"/>
             </w:pPr>
             <w:r/>
@@ -300,20 +642,45 @@
               <w:rPr>
                 <w:rFonts w:ascii="宋体" w:hAnsi="宋体" w:eastAsia="宋体"/>
                 <w:b w:val="0"/>
+                <w:color w:val="111827"/>
                 <w:sz w:val="21"/>
               </w:rPr>
-              <w:t>性别</w:t>
+              <w:t>体测连续三年优秀，1000 米 3 分 42 秒</w:t>
+            </w:r>
+          </w:p>
+        </w:tc>
+      </w:tr>
+      <w:tr>
+        <w:trPr>
+          <w:cantSplit/>
+        </w:trPr>
+        <w:tc>
+          <w:tcPr>
+            <w:tcW w:type="dxa" w:w="1979"/>
+          </w:tcPr>
+          <w:p>
+            <w:pPr>
+              <w:spacing w:before="0" w:after="0" w:line="276" w:lineRule="auto"/>
+            </w:pPr>
+            <w:r/>
+            <w:r>
+              <w:rPr>
+                <w:rFonts w:ascii="宋体" w:hAnsi="宋体" w:eastAsia="宋体"/>
+                <w:b w:val="0"/>
+                <w:color w:val="111827"/>
+                <w:sz w:val="21"/>
+              </w:rPr>
+              <w:t>技能特长</w:t>
             </w:r>
           </w:p>
         </w:tc>
         <w:tc>
           <w:tcPr>
-            <w:tcW w:type="dxa" w:w="6520"/>
-            <w:vAlign w:val="center"/>
+            <w:tcW w:type="dxa" w:w="6752"/>
           </w:tcPr>
           <w:p>
             <w:pPr>
-              <w:spacing w:line="300" w:lineRule="auto"/>
+              <w:spacing w:before="0" w:after="0" w:line="276" w:lineRule="auto"/>
               <w:jc w:val="center"/>
             </w:pPr>
             <w:r/>
@@ -321,22 +688,45 @@
               <w:rPr>
                 <w:rFonts w:ascii="宋体" w:hAnsi="宋体" w:eastAsia="宋体"/>
                 <w:b w:val="0"/>
+                <w:color w:val="111827"/>
                 <w:sz w:val="21"/>
               </w:rPr>
-              <w:t>男</w:t>
+              <w:t>无人机操控（持 CAAC 执照）、Python 与 C++ 开发</w:t>
             </w:r>
           </w:p>
         </w:tc>
       </w:tr>
       <w:tr>
+        <w:trPr>
+          <w:cantSplit/>
+        </w:trPr>
         <w:tc>
           <w:tcPr>
-            <w:tcW w:type="dxa" w:w="2551"/>
-            <w:vAlign w:val="center"/>
+            <w:tcW w:type="dxa" w:w="1979"/>
           </w:tcPr>
           <w:p>
             <w:pPr>
-              <w:spacing w:line="300" w:lineRule="auto"/>
+              <w:spacing w:before="0" w:after="0" w:line="276" w:lineRule="auto"/>
+            </w:pPr>
+            <w:r/>
+            <w:r>
+              <w:rPr>
+                <w:rFonts w:ascii="宋体" w:hAnsi="宋体" w:eastAsia="宋体"/>
+                <w:b w:val="0"/>
+                <w:color w:val="111827"/>
+                <w:sz w:val="21"/>
+              </w:rPr>
+              <w:t>社会实践</w:t>
+            </w:r>
+          </w:p>
+        </w:tc>
+        <w:tc>
+          <w:tcPr>
+            <w:tcW w:type="dxa" w:w="6752"/>
+          </w:tcPr>
+          <w:p>
+            <w:pPr>
+              <w:spacing w:before="0" w:after="0" w:line="276" w:lineRule="auto"/>
               <w:jc w:val="center"/>
             </w:pPr>
             <w:r/>
@@ -344,20 +734,185 @@
               <w:rPr>
                 <w:rFonts w:ascii="宋体" w:hAnsi="宋体" w:eastAsia="宋体"/>
                 <w:b w:val="0"/>
+                <w:color w:val="111827"/>
                 <w:sz w:val="21"/>
               </w:rPr>
-              <w:t>民族</w:t>
+              <w:t>志愿服务 320 小时，参与乡村支教 1 次</w:t>
+            </w:r>
+          </w:p>
+        </w:tc>
+      </w:tr>
+    </w:tbl>
+    <w:p>
+      <w:pPr>
+        <w:spacing w:before="0" w:after="0" w:line="240" w:lineRule="exact"/>
+      </w:pPr>
+      <w:r>
+        <w:rPr>
+          <w:rFonts w:ascii="宋体" w:hAnsi="宋体" w:eastAsia="宋体"/>
+          <w:b w:val="0"/>
+          <w:color w:val="111827"/>
+          <w:sz w:val="16"/>
+        </w:rPr>
+      </w:r>
+    </w:p>
+    <w:p>
+      <w:pPr>
+        <w:spacing w:before="0" w:after="120" w:lineRule="auto" w:line="360"/>
+        <w:ind w:firstLine="480"/>
+      </w:pPr>
+      <w:r>
+        <w:rPr>
+          <w:rFonts w:ascii="宋体" w:hAnsi="宋体" w:eastAsia="宋体"/>
+          <w:b w:val="0"/>
+          <w:color w:val="111827"/>
+          <w:sz w:val="24"/>
+        </w:rPr>
+        <w:t>征兵政治考核会核查奖惩记录，所以这部分如实列全，包括没有的部分。</w:t>
+      </w:r>
+    </w:p>
+    <w:tbl>
+      <w:tblPr>
+        <w:tblStyle w:val="TableGrid"/>
+        <w:tblW w:type="auto" w:w="0"/>
+        <w:jc w:val="center"/>
+        <w:tblLayout w:type="fixed"/>
+        <w:tblLook w:firstColumn="1" w:firstRow="1" w:lastColumn="0" w:lastRow="0" w:noHBand="0" w:noVBand="1" w:val="04A0"/>
+        <w:tblLayout w:type="fixed"/>
+        <w:tblCellMar>
+          <w:top w:w="50" w:type="dxa"/>
+          <w:bottom w:w="50" w:type="dxa"/>
+          <w:left w:w="100" w:type="dxa"/>
+          <w:right w:w="100" w:type="dxa"/>
+        </w:tblCellMar>
+      </w:tblPr>
+      <w:tblGrid>
+        <w:gridCol w:w="1361"/>
+        <w:gridCol w:w="3742"/>
+        <w:gridCol w:w="1247"/>
+        <w:gridCol w:w="2381"/>
+      </w:tblGrid>
+      <w:tr>
+        <w:trPr>
+          <w:tblHeader/>
+          <w:cantSplit/>
+        </w:trPr>
+        <w:tc>
+          <w:tcPr>
+            <w:tcW w:type="dxa" w:w="1361"/>
+          </w:tcPr>
+          <w:p>
+            <w:pPr>
+              <w:spacing w:before="0" w:after="0"/>
+              <w:jc w:val="center"/>
+            </w:pPr>
+            <w:r/>
+            <w:r>
+              <w:rPr>
+                <w:rFonts w:ascii="黑体" w:hAnsi="黑体" w:eastAsia="黑体"/>
+                <w:b/>
+                <w:color w:val="111827"/>
+                <w:sz w:val="21"/>
+              </w:rPr>
+              <w:t>时间</w:t>
             </w:r>
           </w:p>
         </w:tc>
         <w:tc>
           <w:tcPr>
-            <w:tcW w:type="dxa" w:w="6520"/>
-            <w:vAlign w:val="center"/>
+            <w:tcW w:type="dxa" w:w="3742"/>
           </w:tcPr>
           <w:p>
             <w:pPr>
-              <w:spacing w:line="300" w:lineRule="auto"/>
+              <w:spacing w:before="0" w:after="0"/>
+              <w:jc w:val="center"/>
+            </w:pPr>
+            <w:r/>
+            <w:r>
+              <w:rPr>
+                <w:rFonts w:ascii="黑体" w:hAnsi="黑体" w:eastAsia="黑体"/>
+                <w:b/>
+                <w:color w:val="111827"/>
+                <w:sz w:val="21"/>
+              </w:rPr>
+              <w:t>事项</w:t>
+            </w:r>
+          </w:p>
+        </w:tc>
+        <w:tc>
+          <w:tcPr>
+            <w:tcW w:type="dxa" w:w="1247"/>
+          </w:tcPr>
+          <w:p>
+            <w:pPr>
+              <w:spacing w:before="0" w:after="0"/>
+              <w:jc w:val="center"/>
+            </w:pPr>
+            <w:r/>
+            <w:r>
+              <w:rPr>
+                <w:rFonts w:ascii="黑体" w:hAnsi="黑体" w:eastAsia="黑体"/>
+                <w:b/>
+                <w:color w:val="111827"/>
+                <w:sz w:val="21"/>
+              </w:rPr>
+              <w:t>级别</w:t>
+            </w:r>
+          </w:p>
+        </w:tc>
+        <w:tc>
+          <w:tcPr>
+            <w:tcW w:type="dxa" w:w="2381"/>
+          </w:tcPr>
+          <w:p>
+            <w:pPr>
+              <w:spacing w:before="0" w:after="0"/>
+              <w:jc w:val="center"/>
+            </w:pPr>
+            <w:r/>
+            <w:r>
+              <w:rPr>
+                <w:rFonts w:ascii="黑体" w:hAnsi="黑体" w:eastAsia="黑体"/>
+                <w:b/>
+                <w:color w:val="111827"/>
+                <w:sz w:val="21"/>
+              </w:rPr>
+              <w:t>佐证材料</w:t>
+            </w:r>
+          </w:p>
+        </w:tc>
+      </w:tr>
+      <w:tr>
+        <w:trPr>
+          <w:cantSplit/>
+        </w:trPr>
+        <w:tc>
+          <w:tcPr>
+            <w:tcW w:type="dxa" w:w="1361"/>
+          </w:tcPr>
+          <w:p>
+            <w:pPr>
+              <w:spacing w:before="0" w:after="0" w:line="276" w:lineRule="auto"/>
+            </w:pPr>
+            <w:r/>
+            <w:r>
+              <w:rPr>
+                <w:rFonts w:ascii="宋体" w:hAnsi="宋体" w:eastAsia="宋体"/>
+                <w:b w:val="0"/>
+                <w:color w:val="111827"/>
+                <w:sz w:val="21"/>
+              </w:rPr>
+              <w:t>2024.11</w:t>
+            </w:r>
+          </w:p>
+        </w:tc>
+        <w:tc>
+          <w:tcPr>
+            <w:tcW w:type="dxa" w:w="3742"/>
+          </w:tcPr>
+          <w:p>
+            <w:pPr>
+              <w:spacing w:before="0" w:after="0" w:line="276" w:lineRule="auto"/>
               <w:jc w:val="center"/>
             </w:pPr>
             <w:r/>
@@ -365,22 +920,20 @@
               <w:rPr>
                 <w:rFonts w:ascii="宋体" w:hAnsi="宋体" w:eastAsia="宋体"/>
                 <w:b w:val="0"/>
+                <w:color w:val="111827"/>
                 <w:sz w:val="21"/>
               </w:rPr>
-              <w:t>汉族</w:t>
+              <w:t>校级「优秀学生干部」</w:t>
             </w:r>
           </w:p>
         </w:tc>
-      </w:tr>
-      <w:tr>
         <w:tc>
           <w:tcPr>
-            <w:tcW w:type="dxa" w:w="2551"/>
-            <w:vAlign w:val="center"/>
+            <w:tcW w:type="dxa" w:w="1247"/>
           </w:tcPr>
           <w:p>
             <w:pPr>
-              <w:spacing w:line="300" w:lineRule="auto"/>
+              <w:spacing w:before="0" w:after="0" w:line="276" w:lineRule="auto"/>
               <w:jc w:val="center"/>
             </w:pPr>
             <w:r/>
@@ -388,20 +941,20 @@
               <w:rPr>
                 <w:rFonts w:ascii="宋体" w:hAnsi="宋体" w:eastAsia="宋体"/>
                 <w:b w:val="0"/>
+                <w:color w:val="111827"/>
                 <w:sz w:val="21"/>
               </w:rPr>
-              <w:t>政治面貌</w:t>
+              <w:t>校级</w:t>
             </w:r>
           </w:p>
         </w:tc>
         <w:tc>
           <w:tcPr>
-            <w:tcW w:type="dxa" w:w="6520"/>
-            <w:vAlign w:val="center"/>
+            <w:tcW w:type="dxa" w:w="2381"/>
           </w:tcPr>
           <w:p>
             <w:pPr>
-              <w:spacing w:line="300" w:lineRule="auto"/>
+              <w:spacing w:before="0" w:after="0" w:line="276" w:lineRule="auto"/>
               <w:jc w:val="center"/>
             </w:pPr>
             <w:r/>
@@ -409,22 +962,45 @@
               <w:rPr>
                 <w:rFonts w:ascii="宋体" w:hAnsi="宋体" w:eastAsia="宋体"/>
                 <w:b w:val="0"/>
+                <w:color w:val="111827"/>
                 <w:sz w:val="21"/>
               </w:rPr>
-              <w:t>中共党员</w:t>
+              <w:t>证书复印件</w:t>
             </w:r>
           </w:p>
         </w:tc>
       </w:tr>
       <w:tr>
+        <w:trPr>
+          <w:cantSplit/>
+        </w:trPr>
         <w:tc>
           <w:tcPr>
-            <w:tcW w:type="dxa" w:w="2551"/>
-            <w:vAlign w:val="center"/>
+            <w:tcW w:type="dxa" w:w="1361"/>
           </w:tcPr>
           <w:p>
             <w:pPr>
-              <w:spacing w:line="300" w:lineRule="auto"/>
+              <w:spacing w:before="0" w:after="0" w:line="276" w:lineRule="auto"/>
+            </w:pPr>
+            <w:r/>
+            <w:r>
+              <w:rPr>
+                <w:rFonts w:ascii="宋体" w:hAnsi="宋体" w:eastAsia="宋体"/>
+                <w:b w:val="0"/>
+                <w:color w:val="111827"/>
+                <w:sz w:val="21"/>
+              </w:rPr>
+              <w:t>2025.05</w:t>
+            </w:r>
+          </w:p>
+        </w:tc>
+        <w:tc>
+          <w:tcPr>
+            <w:tcW w:type="dxa" w:w="3742"/>
+          </w:tcPr>
+          <w:p>
+            <w:pPr>
+              <w:spacing w:before="0" w:after="0" w:line="276" w:lineRule="auto"/>
               <w:jc w:val="center"/>
             </w:pPr>
             <w:r/>
@@ -432,20 +1008,20 @@
               <w:rPr>
                 <w:rFonts w:ascii="宋体" w:hAnsi="宋体" w:eastAsia="宋体"/>
                 <w:b w:val="0"/>
+                <w:color w:val="111827"/>
                 <w:sz w:val="21"/>
               </w:rPr>
-              <w:t>出生年月</w:t>
+              <w:t>学科竞赛省级二等奖</w:t>
             </w:r>
           </w:p>
         </w:tc>
         <w:tc>
           <w:tcPr>
-            <w:tcW w:type="dxa" w:w="6520"/>
-            <w:vAlign w:val="center"/>
+            <w:tcW w:type="dxa" w:w="1247"/>
           </w:tcPr>
           <w:p>
             <w:pPr>
-              <w:spacing w:line="300" w:lineRule="auto"/>
+              <w:spacing w:before="0" w:after="0" w:line="276" w:lineRule="auto"/>
               <w:jc w:val="center"/>
             </w:pPr>
             <w:r/>
@@ -453,22 +1029,20 @@
               <w:rPr>
                 <w:rFonts w:ascii="宋体" w:hAnsi="宋体" w:eastAsia="宋体"/>
                 <w:b w:val="0"/>
+                <w:color w:val="111827"/>
                 <w:sz w:val="21"/>
               </w:rPr>
-              <w:t>2003 年 5 月</w:t>
+              <w:t>省级</w:t>
             </w:r>
           </w:p>
         </w:tc>
-      </w:tr>
-      <w:tr>
         <w:tc>
           <w:tcPr>
-            <w:tcW w:type="dxa" w:w="2551"/>
-            <w:vAlign w:val="center"/>
+            <w:tcW w:type="dxa" w:w="2381"/>
           </w:tcPr>
           <w:p>
             <w:pPr>
-              <w:spacing w:line="300" w:lineRule="auto"/>
+              <w:spacing w:before="0" w:after="0" w:line="276" w:lineRule="auto"/>
               <w:jc w:val="center"/>
             </w:pPr>
             <w:r/>
@@ -476,20 +1050,45 @@
               <w:rPr>
                 <w:rFonts w:ascii="宋体" w:hAnsi="宋体" w:eastAsia="宋体"/>
                 <w:b w:val="0"/>
+                <w:color w:val="111827"/>
                 <w:sz w:val="21"/>
               </w:rPr>
-              <w:t>籍贯</w:t>
+              <w:t>获奖证书</w:t>
+            </w:r>
+          </w:p>
+        </w:tc>
+      </w:tr>
+      <w:tr>
+        <w:trPr>
+          <w:cantSplit/>
+        </w:trPr>
+        <w:tc>
+          <w:tcPr>
+            <w:tcW w:type="dxa" w:w="1361"/>
+          </w:tcPr>
+          <w:p>
+            <w:pPr>
+              <w:spacing w:before="0" w:after="0" w:line="276" w:lineRule="auto"/>
+            </w:pPr>
+            <w:r/>
+            <w:r>
+              <w:rPr>
+                <w:rFonts w:ascii="宋体" w:hAnsi="宋体" w:eastAsia="宋体"/>
+                <w:b w:val="0"/>
+                <w:color w:val="111827"/>
+                <w:sz w:val="21"/>
+              </w:rPr>
+              <w:t>2025.10</w:t>
             </w:r>
           </w:p>
         </w:tc>
         <w:tc>
           <w:tcPr>
-            <w:tcW w:type="dxa" w:w="6520"/>
-            <w:vAlign w:val="center"/>
+            <w:tcW w:type="dxa" w:w="3742"/>
           </w:tcPr>
           <w:p>
             <w:pPr>
-              <w:spacing w:line="300" w:lineRule="auto"/>
+              <w:spacing w:before="0" w:after="0" w:line="276" w:lineRule="auto"/>
               <w:jc w:val="center"/>
             </w:pPr>
             <w:r/>
@@ -497,22 +1096,20 @@
               <w:rPr>
                 <w:rFonts w:ascii="宋体" w:hAnsi="宋体" w:eastAsia="宋体"/>
                 <w:b w:val="0"/>
+                <w:color w:val="111827"/>
                 <w:sz w:val="21"/>
               </w:rPr>
-              <w:t>四川省成都市武侯区</w:t>
+              <w:t>无偿献血 2 次（累计 400ml）</w:t>
             </w:r>
           </w:p>
         </w:tc>
-      </w:tr>
-      <w:tr>
         <w:tc>
           <w:tcPr>
-            <w:tcW w:type="dxa" w:w="2551"/>
-            <w:vAlign w:val="center"/>
+            <w:tcW w:type="dxa" w:w="1247"/>
           </w:tcPr>
           <w:p>
             <w:pPr>
-              <w:spacing w:line="300" w:lineRule="auto"/>
+              <w:spacing w:before="0" w:after="0" w:line="276" w:lineRule="auto"/>
               <w:jc w:val="center"/>
             </w:pPr>
             <w:r/>
@@ -520,20 +1117,20 @@
               <w:rPr>
                 <w:rFonts w:ascii="宋体" w:hAnsi="宋体" w:eastAsia="宋体"/>
                 <w:b w:val="0"/>
+                <w:color w:val="111827"/>
                 <w:sz w:val="21"/>
               </w:rPr>
-              <w:t>学校</w:t>
+              <w:t>—</w:t>
             </w:r>
           </w:p>
         </w:tc>
         <w:tc>
           <w:tcPr>
-            <w:tcW w:type="dxa" w:w="6520"/>
-            <w:vAlign w:val="center"/>
+            <w:tcW w:type="dxa" w:w="2381"/>
           </w:tcPr>
           <w:p>
             <w:pPr>
-              <w:spacing w:line="300" w:lineRule="auto"/>
+              <w:spacing w:before="0" w:after="0" w:line="276" w:lineRule="auto"/>
               <w:jc w:val="center"/>
             </w:pPr>
             <w:r/>
@@ -541,22 +1138,45 @@
               <w:rPr>
                 <w:rFonts w:ascii="宋体" w:hAnsi="宋体" w:eastAsia="宋体"/>
                 <w:b w:val="0"/>
+                <w:color w:val="111827"/>
                 <w:sz w:val="21"/>
               </w:rPr>
-              <w:t>XX 大学计算机学院</w:t>
+              <w:t>献血证</w:t>
             </w:r>
           </w:p>
         </w:tc>
       </w:tr>
       <w:tr>
+        <w:trPr>
+          <w:cantSplit/>
+        </w:trPr>
         <w:tc>
           <w:tcPr>
-            <w:tcW w:type="dxa" w:w="2551"/>
-            <w:vAlign w:val="center"/>
+            <w:tcW w:type="dxa" w:w="1361"/>
           </w:tcPr>
           <w:p>
             <w:pPr>
-              <w:spacing w:line="300" w:lineRule="auto"/>
+              <w:spacing w:before="0" w:after="0" w:line="276" w:lineRule="auto"/>
+            </w:pPr>
+            <w:r/>
+            <w:r>
+              <w:rPr>
+                <w:rFonts w:ascii="宋体" w:hAnsi="宋体" w:eastAsia="宋体"/>
+                <w:b w:val="0"/>
+                <w:color w:val="111827"/>
+                <w:sz w:val="21"/>
+              </w:rPr>
+              <w:t>2026.03</w:t>
+            </w:r>
+          </w:p>
+        </w:tc>
+        <w:tc>
+          <w:tcPr>
+            <w:tcW w:type="dxa" w:w="3742"/>
+          </w:tcPr>
+          <w:p>
+            <w:pPr>
+              <w:spacing w:before="0" w:after="0" w:line="276" w:lineRule="auto"/>
               <w:jc w:val="center"/>
             </w:pPr>
             <w:r/>
@@ -564,20 +1184,20 @@
               <w:rPr>
                 <w:rFonts w:ascii="宋体" w:hAnsi="宋体" w:eastAsia="宋体"/>
                 <w:b w:val="0"/>
+                <w:color w:val="111827"/>
                 <w:sz w:val="21"/>
               </w:rPr>
-              <w:t>学历层次</w:t>
+              <w:t>院级志愿服务先进个人（累计 96 工时）</w:t>
             </w:r>
           </w:p>
         </w:tc>
         <w:tc>
           <w:tcPr>
-            <w:tcW w:type="dxa" w:w="6520"/>
-            <w:vAlign w:val="center"/>
+            <w:tcW w:type="dxa" w:w="1247"/>
           </w:tcPr>
           <w:p>
             <w:pPr>
-              <w:spacing w:line="300" w:lineRule="auto"/>
+              <w:spacing w:before="0" w:after="0" w:line="276" w:lineRule="auto"/>
               <w:jc w:val="center"/>
             </w:pPr>
             <w:r/>
@@ -585,22 +1205,20 @@
               <w:rPr>
                 <w:rFonts w:ascii="宋体" w:hAnsi="宋体" w:eastAsia="宋体"/>
                 <w:b w:val="0"/>
+                <w:color w:val="111827"/>
                 <w:sz w:val="21"/>
               </w:rPr>
-              <w:t>本科在读</w:t>
+              <w:t>院级</w:t>
             </w:r>
           </w:p>
         </w:tc>
-      </w:tr>
-      <w:tr>
         <w:tc>
           <w:tcPr>
-            <w:tcW w:type="dxa" w:w="2551"/>
-            <w:vAlign w:val="center"/>
+            <w:tcW w:type="dxa" w:w="2381"/>
           </w:tcPr>
           <w:p>
             <w:pPr>
-              <w:spacing w:line="300" w:lineRule="auto"/>
+              <w:spacing w:before="0" w:after="0" w:line="276" w:lineRule="auto"/>
               <w:jc w:val="center"/>
             </w:pPr>
             <w:r/>
@@ -608,20 +1226,45 @@
               <w:rPr>
                 <w:rFonts w:ascii="宋体" w:hAnsi="宋体" w:eastAsia="宋体"/>
                 <w:b w:val="0"/>
+                <w:color w:val="111827"/>
                 <w:sz w:val="21"/>
               </w:rPr>
-              <w:t>专业年级</w:t>
+              <w:t>学院证明</w:t>
+            </w:r>
+          </w:p>
+        </w:tc>
+      </w:tr>
+      <w:tr>
+        <w:trPr>
+          <w:cantSplit/>
+        </w:trPr>
+        <w:tc>
+          <w:tcPr>
+            <w:tcW w:type="dxa" w:w="1361"/>
+          </w:tcPr>
+          <w:p>
+            <w:pPr>
+              <w:spacing w:before="0" w:after="0" w:line="276" w:lineRule="auto"/>
+            </w:pPr>
+            <w:r/>
+            <w:r>
+              <w:rPr>
+                <w:rFonts w:ascii="宋体" w:hAnsi="宋体" w:eastAsia="宋体"/>
+                <w:b w:val="0"/>
+                <w:color w:val="111827"/>
+                <w:sz w:val="21"/>
+              </w:rPr>
+              <w:t>—</w:t>
             </w:r>
           </w:p>
         </w:tc>
         <w:tc>
           <w:tcPr>
-            <w:tcW w:type="dxa" w:w="6520"/>
-            <w:vAlign w:val="center"/>
+            <w:tcW w:type="dxa" w:w="3742"/>
           </w:tcPr>
           <w:p>
             <w:pPr>
-              <w:spacing w:line="300" w:lineRule="auto"/>
+              <w:spacing w:before="0" w:after="0" w:line="276" w:lineRule="auto"/>
               <w:jc w:val="center"/>
             </w:pPr>
             <w:r/>
@@ -629,22 +1272,20 @@
               <w:rPr>
                 <w:rFonts w:ascii="宋体" w:hAnsi="宋体" w:eastAsia="宋体"/>
                 <w:b w:val="0"/>
+                <w:color w:val="111827"/>
                 <w:sz w:val="21"/>
               </w:rPr>
-              <w:t>计算机科学与技术 2022 级</w:t>
+              <w:t>无任何违纪处分记录</w:t>
             </w:r>
           </w:p>
         </w:tc>
-      </w:tr>
-      <w:tr>
         <w:tc>
           <w:tcPr>
-            <w:tcW w:type="dxa" w:w="2551"/>
-            <w:vAlign w:val="center"/>
+            <w:tcW w:type="dxa" w:w="1247"/>
           </w:tcPr>
           <w:p>
             <w:pPr>
-              <w:spacing w:line="300" w:lineRule="auto"/>
+              <w:spacing w:before="0" w:after="0" w:line="276" w:lineRule="auto"/>
               <w:jc w:val="center"/>
             </w:pPr>
             <w:r/>
@@ -652,20 +1293,20 @@
               <w:rPr>
                 <w:rFonts w:ascii="宋体" w:hAnsi="宋体" w:eastAsia="宋体"/>
                 <w:b w:val="0"/>
+                <w:color w:val="111827"/>
                 <w:sz w:val="21"/>
               </w:rPr>
-              <w:t>学号</w:t>
+              <w:t>—</w:t>
             </w:r>
           </w:p>
         </w:tc>
         <w:tc>
           <w:tcPr>
-            <w:tcW w:type="dxa" w:w="6520"/>
-            <w:vAlign w:val="center"/>
+            <w:tcW w:type="dxa" w:w="2381"/>
           </w:tcPr>
           <w:p>
             <w:pPr>
-              <w:spacing w:line="300" w:lineRule="auto"/>
+              <w:spacing w:before="0" w:after="0" w:line="276" w:lineRule="auto"/>
               <w:jc w:val="center"/>
             </w:pPr>
             <w:r/>
@@ -673,22 +1314,45 @@
               <w:rPr>
                 <w:rFonts w:ascii="宋体" w:hAnsi="宋体" w:eastAsia="宋体"/>
                 <w:b w:val="0"/>
+                <w:color w:val="111827"/>
                 <w:sz w:val="21"/>
               </w:rPr>
-              <w:t>2022012345</w:t>
+              <w:t>学院出具的现实表现证明</w:t>
             </w:r>
           </w:p>
         </w:tc>
       </w:tr>
       <w:tr>
+        <w:trPr>
+          <w:cantSplit/>
+        </w:trPr>
         <w:tc>
           <w:tcPr>
-            <w:tcW w:type="dxa" w:w="2551"/>
-            <w:vAlign w:val="center"/>
+            <w:tcW w:type="dxa" w:w="1361"/>
           </w:tcPr>
           <w:p>
             <w:pPr>
-              <w:spacing w:line="300" w:lineRule="auto"/>
+              <w:spacing w:before="0" w:after="0" w:line="276" w:lineRule="auto"/>
+            </w:pPr>
+            <w:r/>
+            <w:r>
+              <w:rPr>
+                <w:rFonts w:ascii="宋体" w:hAnsi="宋体" w:eastAsia="宋体"/>
+                <w:b w:val="0"/>
+                <w:color w:val="111827"/>
+                <w:sz w:val="21"/>
+              </w:rPr>
+              <w:t>—</w:t>
+            </w:r>
+          </w:p>
+        </w:tc>
+        <w:tc>
+          <w:tcPr>
+            <w:tcW w:type="dxa" w:w="3742"/>
+          </w:tcPr>
+          <w:p>
+            <w:pPr>
+              <w:spacing w:before="0" w:after="0" w:line="276" w:lineRule="auto"/>
               <w:jc w:val="center"/>
             </w:pPr>
             <w:r/>
@@ -696,20 +1360,20 @@
               <w:rPr>
                 <w:rFonts w:ascii="宋体" w:hAnsi="宋体" w:eastAsia="宋体"/>
                 <w:b w:val="0"/>
+                <w:color w:val="111827"/>
                 <w:sz w:val="21"/>
               </w:rPr>
-              <w:t>毕业时间</w:t>
+              <w:t>无违法犯罪记录</w:t>
             </w:r>
           </w:p>
         </w:tc>
         <w:tc>
           <w:tcPr>
-            <w:tcW w:type="dxa" w:w="6520"/>
-            <w:vAlign w:val="center"/>
+            <w:tcW w:type="dxa" w:w="1247"/>
           </w:tcPr>
           <w:p>
             <w:pPr>
-              <w:spacing w:line="300" w:lineRule="auto"/>
+              <w:spacing w:before="0" w:after="0" w:line="276" w:lineRule="auto"/>
               <w:jc w:val="center"/>
             </w:pPr>
             <w:r/>
@@ -717,22 +1381,20 @@
               <w:rPr>
                 <w:rFonts w:ascii="宋体" w:hAnsi="宋体" w:eastAsia="宋体"/>
                 <w:b w:val="0"/>
+                <w:color w:val="111827"/>
                 <w:sz w:val="21"/>
               </w:rPr>
-              <w:t>2026 年 6 月</w:t>
+              <w:t>—</w:t>
             </w:r>
           </w:p>
         </w:tc>
-      </w:tr>
-      <w:tr>
         <w:tc>
           <w:tcPr>
-            <w:tcW w:type="dxa" w:w="2551"/>
-            <w:vAlign w:val="center"/>
+            <w:tcW w:type="dxa" w:w="2381"/>
           </w:tcPr>
           <w:p>
             <w:pPr>
-              <w:spacing w:line="300" w:lineRule="auto"/>
+              <w:spacing w:before="0" w:after="0" w:line="276" w:lineRule="auto"/>
               <w:jc w:val="center"/>
             </w:pPr>
             <w:r/>
@@ -740,20 +1402,380 @@
               <w:rPr>
                 <w:rFonts w:ascii="宋体" w:hAnsi="宋体" w:eastAsia="宋体"/>
                 <w:b w:val="0"/>
+                <w:color w:val="111827"/>
                 <w:sz w:val="21"/>
               </w:rPr>
-              <w:t>联系电话</w:t>
+              <w:t>户籍地派出所证明</w:t>
+            </w:r>
+          </w:p>
+        </w:tc>
+      </w:tr>
+    </w:tbl>
+    <w:p>
+      <w:pPr>
+        <w:spacing w:before="0" w:after="0" w:line="240" w:lineRule="exact"/>
+      </w:pPr>
+      <w:r>
+        <w:rPr>
+          <w:rFonts w:ascii="宋体" w:hAnsi="宋体" w:eastAsia="宋体"/>
+          <w:b w:val="0"/>
+          <w:color w:val="111827"/>
+          <w:sz w:val="16"/>
+        </w:rPr>
+      </w:r>
+    </w:p>
+    <w:p>
+      <w:pPr>
+        <w:spacing w:before="0" w:after="120" w:lineRule="auto" w:line="360"/>
+        <w:ind w:firstLine="480"/>
+      </w:pPr>
+      <w:r>
+        <w:rPr>
+          <w:rFonts w:ascii="宋体" w:hAnsi="宋体" w:eastAsia="宋体"/>
+          <w:b w:val="0"/>
+          <w:color w:val="111827"/>
+          <w:sz w:val="24"/>
+        </w:rPr>
+        <w:t>家庭主要成员情况：父亲为中共党员，在县供电公司从事线路维护工作；母亲为群众，务农兼做村级卫生室协管；弟弟在读高中。家庭无海外关系，无涉稳涉访情况。这些内容在政审表上会逐项填报，我提前向家人核对过，确保与户籍材料一致。</w:t>
+      </w:r>
+    </w:p>
+    <w:p>
+      <w:pPr>
+        <w:keepNext/>
+        <w:keepLines/>
+        <w:spacing w:before="360" w:after="160" w:line="360" w:lineRule="auto"/>
+      </w:pPr>
+      <w:r>
+        <w:rPr>
+          <w:rFonts w:ascii="黑体" w:hAnsi="黑体" w:eastAsia="黑体"/>
+          <w:b/>
+          <w:color w:val="111827"/>
+          <w:sz w:val="30"/>
+        </w:rPr>
+        <w:t>三、入伍后的打算</w:t>
+      </w:r>
+    </w:p>
+    <w:p>
+      <w:pPr>
+        <w:spacing w:before="0" w:after="120" w:lineRule="auto" w:line="360"/>
+        <w:ind w:firstLine="480"/>
+      </w:pPr>
+      <w:r>
+        <w:rPr>
+          <w:rFonts w:ascii="宋体" w:hAnsi="宋体" w:eastAsia="宋体"/>
+          <w:b w:val="0"/>
+          <w:color w:val="111827"/>
+          <w:sz w:val="24"/>
+        </w:rPr>
+        <w:t>如果能够入伍，我计划做三件事：一是尽快完成从学生到战士的角色转变，把基本功练扎实；二是发挥专业特长，在无人机侦察、信息化装备维护等方面主动承担任务；三是坚持学习，利用业余时间巩固专业知识，为退役后复学做好准备。</w:t>
+      </w:r>
+    </w:p>
+    <w:p>
+      <w:pPr>
+        <w:spacing w:before="0" w:after="120" w:lineRule="auto" w:line="360"/>
+        <w:ind w:firstLine="480"/>
+      </w:pPr>
+      <w:r>
+        <w:rPr>
+          <w:rFonts w:ascii="宋体" w:hAnsi="宋体" w:eastAsia="宋体"/>
+          <w:b w:val="0"/>
+          <w:color w:val="111827"/>
+          <w:sz w:val="24"/>
+        </w:rPr>
+        <w:t>我已了解相关政策，退役后可按规定复学并保留学籍，本人及家长均已知悉并同意。</w:t>
+      </w:r>
+    </w:p>
+    <w:p>
+      <w:pPr>
+        <w:spacing w:before="0" w:after="120" w:lineRule="auto" w:line="360"/>
+        <w:ind w:firstLine="480"/>
+      </w:pPr>
+      <w:r>
+        <w:rPr>
+          <w:rFonts w:ascii="宋体" w:hAnsi="宋体" w:eastAsia="宋体"/>
+          <w:b w:val="0"/>
+          <w:color w:val="111827"/>
+          <w:sz w:val="24"/>
+        </w:rPr>
+        <w:t>关于专业特长的发挥，我有具体想法。我持有 CAAC 无人机执照，做过一年的无人机路径规划项目，熟悉 PX4 飞控与地面站操作。如果部队有无人机侦察、巡线或通信中继方面的岗位，我可以较快上手，不需要从零培训。</w:t>
+      </w:r>
+    </w:p>
+    <w:p>
+      <w:pPr>
+        <w:spacing w:before="0" w:after="120" w:lineRule="auto" w:line="360"/>
+        <w:ind w:firstLine="480"/>
+      </w:pPr>
+      <w:r>
+        <w:rPr>
+          <w:rFonts w:ascii="宋体" w:hAnsi="宋体" w:eastAsia="宋体"/>
+          <w:b w:val="0"/>
+          <w:color w:val="111827"/>
+          <w:sz w:val="24"/>
+        </w:rPr>
+        <w:t>但我也清楚，部队需要的首先是合格的战士，其次才是技术骨干。所以我的顺序是先练基本功——队列、体能、射击、条令，这些不过关，谈专业特长是本末倒置。技术是加分项，不是通行证。</w:t>
+      </w:r>
+    </w:p>
+    <w:p>
+      <w:pPr>
+        <w:spacing w:before="0" w:after="120" w:lineRule="auto" w:line="360"/>
+        <w:ind w:firstLine="480"/>
+      </w:pPr>
+      <w:r>
+        <w:rPr>
+          <w:rFonts w:ascii="宋体" w:hAnsi="宋体" w:eastAsia="宋体"/>
+          <w:b w:val="0"/>
+          <w:color w:val="111827"/>
+          <w:sz w:val="24"/>
+        </w:rPr>
+        <w:t>关于退役后的安排，我了解到的政策是可复学并保留学籍，学费按规定补偿。父母起初担心影响学业，我把政策条文打印出来给他们看过，现在已经支持我的决定。</w:t>
+      </w:r>
+    </w:p>
+    <w:p>
+      <w:pPr>
+        <w:keepNext/>
+        <w:keepLines/>
+        <w:spacing w:before="360" w:after="160" w:line="360" w:lineRule="auto"/>
+      </w:pPr>
+      <w:r>
+        <w:rPr>
+          <w:rFonts w:ascii="黑体" w:hAnsi="黑体" w:eastAsia="黑体"/>
+          <w:b/>
+          <w:color w:val="111827"/>
+          <w:sz w:val="30"/>
+        </w:rPr>
+        <w:t>四、体能储备与训练计划</w:t>
+      </w:r>
+    </w:p>
+    <w:p>
+      <w:pPr>
+        <w:spacing w:before="0" w:after="120" w:lineRule="auto" w:line="360"/>
+        <w:ind w:firstLine="480"/>
+      </w:pPr>
+      <w:r>
+        <w:rPr>
+          <w:rFonts w:ascii="宋体" w:hAnsi="宋体" w:eastAsia="宋体"/>
+          <w:b w:val="0"/>
+          <w:color w:val="111827"/>
+          <w:sz w:val="24"/>
+        </w:rPr>
+        <w:t>我身高 178 厘米、体重 68 公斤，双眼裸眼视力分别为 4.9 和 4.8，无色盲色弱，无既往病史与手术史，作息规律，不吸烟不饮酒。征兵体检结论为合格。这些是硬指标，下面说一下我为了达到它们做了什么。</w:t>
+      </w:r>
+    </w:p>
+    <w:p>
+      <w:pPr>
+        <w:spacing w:before="0" w:after="120" w:lineRule="auto" w:line="360"/>
+        <w:ind w:firstLine="480"/>
+      </w:pPr>
+      <w:r>
+        <w:rPr>
+          <w:rFonts w:ascii="宋体" w:hAnsi="宋体" w:eastAsia="宋体"/>
+          <w:b w:val="0"/>
+          <w:color w:val="111827"/>
+          <w:sz w:val="24"/>
+        </w:rPr>
+        <w:t>决定报名是在大二上学期。当时我的体测成绩只是勉强及格，1000 米 4 分 20 秒、引体向上 3 个。我用了 8 个月把这两项拉到3000 米 12 分 24 秒、引体向上 11 个。方法并不特殊：每周五次，三次有氧、两次力量，逐月加量，每四周减量一周防伤。真正难的不是训练强度，是把它排进课表还不动摇——我把它固定成每天早上 6 点 40 分，因为它占了当天最不受干扰的时段。</w:t>
+      </w:r>
+    </w:p>
+    <w:p>
+      <w:pPr>
+        <w:keepNext/>
+        <w:keepLines/>
+        <w:spacing w:before="200" w:after="80"/>
+        <w:jc w:val="center"/>
+      </w:pPr>
+      <w:r>
+        <w:drawing>
+          <wp:inline xmlns:a="http://schemas.openxmlformats.org/drawingml/2006/main" xmlns:pic="http://schemas.openxmlformats.org/drawingml/2006/picture">
+            <wp:extent cx="5472000" cy="2269213"/>
+            <wp:docPr id="2" name="Picture 2"/>
+            <wp:cNvGraphicFramePr>
+              <a:graphicFrameLocks noChangeAspect="1"/>
+            </wp:cNvGraphicFramePr>
+            <a:graphic>
+              <a:graphicData uri="http://schemas.openxmlformats.org/drawingml/2006/picture">
+                <pic:pic>
+                  <pic:nvPicPr>
+                    <pic:cNvPr id="0" name="15_training.png"/>
+                    <pic:cNvPicPr/>
+                  </pic:nvPicPr>
+                  <pic:blipFill>
+                    <a:blip r:embed="rId10"/>
+                    <a:stretch>
+                      <a:fillRect/>
+                    </a:stretch>
+                  </pic:blipFill>
+                  <pic:spPr>
+                    <a:xfrm>
+                      <a:off x="0" y="0"/>
+                      <a:ext cx="5472000" cy="2269213"/>
+                    </a:xfrm>
+                    <a:prstGeom prst="rect"/>
+                  </pic:spPr>
+                </pic:pic>
+              </a:graphicData>
+            </a:graphic>
+          </wp:inline>
+        </w:drawing>
+      </w:r>
+    </w:p>
+    <w:p>
+      <w:pPr>
+        <w:keepLines/>
+        <w:spacing w:before="0" w:after="280"/>
+        <w:jc w:val="center"/>
+      </w:pPr>
+      <w:r>
+        <w:rPr>
+          <w:rFonts w:ascii="宋体" w:hAnsi="宋体" w:eastAsia="宋体"/>
+          <w:b w:val="0"/>
+          <w:color w:val="6B7280"/>
+          <w:sz w:val="21"/>
+        </w:rPr>
+        <w:t>图 2　入伍前体能储备与合格线对照</w:t>
+      </w:r>
+    </w:p>
+    <w:tbl>
+      <w:tblPr>
+        <w:tblStyle w:val="TableGrid"/>
+        <w:tblW w:type="auto" w:w="0"/>
+        <w:jc w:val="center"/>
+        <w:tblLayout w:type="fixed"/>
+        <w:tblLook w:firstColumn="1" w:firstRow="1" w:lastColumn="0" w:lastRow="0" w:noHBand="0" w:noVBand="1" w:val="04A0"/>
+        <w:tblLayout w:type="fixed"/>
+        <w:tblCellMar>
+          <w:top w:w="50" w:type="dxa"/>
+          <w:bottom w:w="50" w:type="dxa"/>
+          <w:left w:w="100" w:type="dxa"/>
+          <w:right w:w="100" w:type="dxa"/>
+        </w:tblCellMar>
+      </w:tblPr>
+      <w:tblGrid>
+        <w:gridCol w:w="1247"/>
+        <w:gridCol w:w="3628"/>
+        <w:gridCol w:w="2041"/>
+        <w:gridCol w:w="1814"/>
+      </w:tblGrid>
+      <w:tr>
+        <w:trPr>
+          <w:tblHeader/>
+          <w:cantSplit/>
+        </w:trPr>
+        <w:tc>
+          <w:tcPr>
+            <w:tcW w:type="dxa" w:w="1247"/>
+          </w:tcPr>
+          <w:p>
+            <w:pPr>
+              <w:spacing w:before="0" w:after="0"/>
+              <w:jc w:val="center"/>
+            </w:pPr>
+            <w:r/>
+            <w:r>
+              <w:rPr>
+                <w:rFonts w:ascii="黑体" w:hAnsi="黑体" w:eastAsia="黑体"/>
+                <w:b/>
+                <w:color w:val="111827"/>
+                <w:sz w:val="21"/>
+              </w:rPr>
+              <w:t>时间</w:t>
             </w:r>
           </w:p>
         </w:tc>
         <w:tc>
           <w:tcPr>
-            <w:tcW w:type="dxa" w:w="6520"/>
-            <w:vAlign w:val="center"/>
+            <w:tcW w:type="dxa" w:w="3628"/>
           </w:tcPr>
           <w:p>
             <w:pPr>
-              <w:spacing w:line="300" w:lineRule="auto"/>
+              <w:spacing w:before="0" w:after="0"/>
+              <w:jc w:val="center"/>
+            </w:pPr>
+            <w:r/>
+            <w:r>
+              <w:rPr>
+                <w:rFonts w:ascii="黑体" w:hAnsi="黑体" w:eastAsia="黑体"/>
+                <w:b/>
+                <w:color w:val="111827"/>
+                <w:sz w:val="21"/>
+              </w:rPr>
+              <w:t>训练内容</w:t>
+            </w:r>
+          </w:p>
+        </w:tc>
+        <w:tc>
+          <w:tcPr>
+            <w:tcW w:type="dxa" w:w="2041"/>
+          </w:tcPr>
+          <w:p>
+            <w:pPr>
+              <w:spacing w:before="0" w:after="0"/>
+              <w:jc w:val="center"/>
+            </w:pPr>
+            <w:r/>
+            <w:r>
+              <w:rPr>
+                <w:rFonts w:ascii="黑体" w:hAnsi="黑体" w:eastAsia="黑体"/>
+                <w:b/>
+                <w:color w:val="111827"/>
+                <w:sz w:val="21"/>
+              </w:rPr>
+              <w:t>强度 / 时长</w:t>
+            </w:r>
+          </w:p>
+        </w:tc>
+        <w:tc>
+          <w:tcPr>
+            <w:tcW w:type="dxa" w:w="1814"/>
+          </w:tcPr>
+          <w:p>
+            <w:pPr>
+              <w:spacing w:before="0" w:after="0"/>
+              <w:jc w:val="center"/>
+            </w:pPr>
+            <w:r/>
+            <w:r>
+              <w:rPr>
+                <w:rFonts w:ascii="黑体" w:hAnsi="黑体" w:eastAsia="黑体"/>
+                <w:b/>
+                <w:color w:val="111827"/>
+                <w:sz w:val="21"/>
+              </w:rPr>
+              <w:t>目的</w:t>
+            </w:r>
+          </w:p>
+        </w:tc>
+      </w:tr>
+      <w:tr>
+        <w:trPr>
+          <w:cantSplit/>
+        </w:trPr>
+        <w:tc>
+          <w:tcPr>
+            <w:tcW w:type="dxa" w:w="1247"/>
+          </w:tcPr>
+          <w:p>
+            <w:pPr>
+              <w:spacing w:before="0" w:after="0" w:line="276" w:lineRule="auto"/>
+            </w:pPr>
+            <w:r/>
+            <w:r>
+              <w:rPr>
+                <w:rFonts w:ascii="宋体" w:hAnsi="宋体" w:eastAsia="宋体"/>
+                <w:b w:val="0"/>
+                <w:color w:val="111827"/>
+                <w:sz w:val="21"/>
+              </w:rPr>
+              <w:t>周一</w:t>
+            </w:r>
+          </w:p>
+        </w:tc>
+        <w:tc>
+          <w:tcPr>
+            <w:tcW w:type="dxa" w:w="3628"/>
+          </w:tcPr>
+          <w:p>
+            <w:pPr>
+              <w:spacing w:before="0" w:after="0" w:line="276" w:lineRule="auto"/>
               <w:jc w:val="center"/>
             </w:pPr>
             <w:r/>
@@ -761,22 +1783,20 @@
               <w:rPr>
                 <w:rFonts w:ascii="宋体" w:hAnsi="宋体" w:eastAsia="宋体"/>
                 <w:b w:val="0"/>
+                <w:color w:val="111827"/>
                 <w:sz w:val="21"/>
               </w:rPr>
-              <w:t>138XXXXXXXX</w:t>
+              <w:t>3000 米节奏跑 + 拉伸</w:t>
             </w:r>
           </w:p>
         </w:tc>
-      </w:tr>
-      <w:tr>
         <w:tc>
           <w:tcPr>
-            <w:tcW w:type="dxa" w:w="2551"/>
-            <w:vAlign w:val="center"/>
+            <w:tcW w:type="dxa" w:w="2041"/>
           </w:tcPr>
           <w:p>
             <w:pPr>
-              <w:spacing w:line="300" w:lineRule="auto"/>
+              <w:spacing w:before="0" w:after="0" w:line="276" w:lineRule="auto"/>
               <w:jc w:val="center"/>
             </w:pPr>
             <w:r/>
@@ -784,20 +1804,20 @@
               <w:rPr>
                 <w:rFonts w:ascii="宋体" w:hAnsi="宋体" w:eastAsia="宋体"/>
                 <w:b w:val="0"/>
+                <w:color w:val="111827"/>
                 <w:sz w:val="21"/>
               </w:rPr>
-              <w:t>电子邮箱</w:t>
+              <w:t>中高强度 / 40 分钟</w:t>
             </w:r>
           </w:p>
         </w:tc>
         <w:tc>
           <w:tcPr>
-            <w:tcW w:type="dxa" w:w="6520"/>
-            <w:vAlign w:val="center"/>
+            <w:tcW w:type="dxa" w:w="1814"/>
           </w:tcPr>
           <w:p>
             <w:pPr>
-              <w:spacing w:line="300" w:lineRule="auto"/>
+              <w:spacing w:before="0" w:after="0" w:line="276" w:lineRule="auto"/>
               <w:jc w:val="center"/>
             </w:pPr>
             <w:r/>
@@ -805,22 +1825,45 @@
               <w:rPr>
                 <w:rFonts w:ascii="宋体" w:hAnsi="宋体" w:eastAsia="宋体"/>
                 <w:b w:val="0"/>
+                <w:color w:val="111827"/>
                 <w:sz w:val="21"/>
               </w:rPr>
-              <w:t>zhangsan@example.com</w:t>
+              <w:t>有氧基础</w:t>
             </w:r>
           </w:p>
         </w:tc>
       </w:tr>
       <w:tr>
+        <w:trPr>
+          <w:cantSplit/>
+        </w:trPr>
         <w:tc>
           <w:tcPr>
-            <w:tcW w:type="dxa" w:w="2551"/>
-            <w:vAlign w:val="center"/>
+            <w:tcW w:type="dxa" w:w="1247"/>
           </w:tcPr>
           <w:p>
             <w:pPr>
-              <w:spacing w:line="300" w:lineRule="auto"/>
+              <w:spacing w:before="0" w:after="0" w:line="276" w:lineRule="auto"/>
+            </w:pPr>
+            <w:r/>
+            <w:r>
+              <w:rPr>
+                <w:rFonts w:ascii="宋体" w:hAnsi="宋体" w:eastAsia="宋体"/>
+                <w:b w:val="0"/>
+                <w:color w:val="111827"/>
+                <w:sz w:val="21"/>
+              </w:rPr>
+              <w:t>周二</w:t>
+            </w:r>
+          </w:p>
+        </w:tc>
+        <w:tc>
+          <w:tcPr>
+            <w:tcW w:type="dxa" w:w="3628"/>
+          </w:tcPr>
+          <w:p>
+            <w:pPr>
+              <w:spacing w:before="0" w:after="0" w:line="276" w:lineRule="auto"/>
               <w:jc w:val="center"/>
             </w:pPr>
             <w:r/>
@@ -828,20 +1871,20 @@
               <w:rPr>
                 <w:rFonts w:ascii="宋体" w:hAnsi="宋体" w:eastAsia="宋体"/>
                 <w:b w:val="0"/>
+                <w:color w:val="111827"/>
                 <w:sz w:val="21"/>
               </w:rPr>
-              <w:t>学业排名</w:t>
+              <w:t>引体向上 + 俯卧撑 + 核心</w:t>
             </w:r>
           </w:p>
         </w:tc>
         <w:tc>
           <w:tcPr>
-            <w:tcW w:type="dxa" w:w="6520"/>
-            <w:vAlign w:val="center"/>
+            <w:tcW w:type="dxa" w:w="2041"/>
           </w:tcPr>
           <w:p>
             <w:pPr>
-              <w:spacing w:line="300" w:lineRule="auto"/>
+              <w:spacing w:before="0" w:after="0" w:line="276" w:lineRule="auto"/>
               <w:jc w:val="center"/>
             </w:pPr>
             <w:r/>
@@ -849,22 +1892,20 @@
               <w:rPr>
                 <w:rFonts w:ascii="宋体" w:hAnsi="宋体" w:eastAsia="宋体"/>
                 <w:b w:val="0"/>
+                <w:color w:val="111827"/>
                 <w:sz w:val="21"/>
               </w:rPr>
-              <w:t>专业前 15%（8/52）</w:t>
+              <w:t>力量 / 45 分钟</w:t>
             </w:r>
           </w:p>
         </w:tc>
-      </w:tr>
-      <w:tr>
         <w:tc>
           <w:tcPr>
-            <w:tcW w:type="dxa" w:w="2551"/>
-            <w:vAlign w:val="center"/>
+            <w:tcW w:type="dxa" w:w="1814"/>
           </w:tcPr>
           <w:p>
             <w:pPr>
-              <w:spacing w:line="300" w:lineRule="auto"/>
+              <w:spacing w:before="0" w:after="0" w:line="276" w:lineRule="auto"/>
               <w:jc w:val="center"/>
             </w:pPr>
             <w:r/>
@@ -872,20 +1913,45 @@
               <w:rPr>
                 <w:rFonts w:ascii="宋体" w:hAnsi="宋体" w:eastAsia="宋体"/>
                 <w:b w:val="0"/>
+                <w:color w:val="111827"/>
                 <w:sz w:val="21"/>
               </w:rPr>
-              <w:t>GPA</w:t>
+              <w:t>上肢与核心</w:t>
+            </w:r>
+          </w:p>
+        </w:tc>
+      </w:tr>
+      <w:tr>
+        <w:trPr>
+          <w:cantSplit/>
+        </w:trPr>
+        <w:tc>
+          <w:tcPr>
+            <w:tcW w:type="dxa" w:w="1247"/>
+          </w:tcPr>
+          <w:p>
+            <w:pPr>
+              <w:spacing w:before="0" w:after="0" w:line="276" w:lineRule="auto"/>
+            </w:pPr>
+            <w:r/>
+            <w:r>
+              <w:rPr>
+                <w:rFonts w:ascii="宋体" w:hAnsi="宋体" w:eastAsia="宋体"/>
+                <w:b w:val="0"/>
+                <w:color w:val="111827"/>
+                <w:sz w:val="21"/>
+              </w:rPr>
+              <w:t>周三</w:t>
             </w:r>
           </w:p>
         </w:tc>
         <w:tc>
           <w:tcPr>
-            <w:tcW w:type="dxa" w:w="6520"/>
-            <w:vAlign w:val="center"/>
+            <w:tcW w:type="dxa" w:w="3628"/>
           </w:tcPr>
           <w:p>
             <w:pPr>
-              <w:spacing w:line="300" w:lineRule="auto"/>
+              <w:spacing w:before="0" w:after="0" w:line="276" w:lineRule="auto"/>
               <w:jc w:val="center"/>
             </w:pPr>
             <w:r/>
@@ -893,22 +1959,20 @@
               <w:rPr>
                 <w:rFonts w:ascii="宋体" w:hAnsi="宋体" w:eastAsia="宋体"/>
                 <w:b w:val="0"/>
+                <w:color w:val="111827"/>
                 <w:sz w:val="21"/>
               </w:rPr>
-              <w:t>3.6/4.0</w:t>
+              <w:t>400 米间歇 × 6 组</w:t>
             </w:r>
           </w:p>
         </w:tc>
-      </w:tr>
-      <w:tr>
         <w:tc>
           <w:tcPr>
-            <w:tcW w:type="dxa" w:w="2551"/>
-            <w:vAlign w:val="center"/>
+            <w:tcW w:type="dxa" w:w="2041"/>
           </w:tcPr>
           <w:p>
             <w:pPr>
-              <w:spacing w:line="300" w:lineRule="auto"/>
+              <w:spacing w:before="0" w:after="0" w:line="276" w:lineRule="auto"/>
               <w:jc w:val="center"/>
             </w:pPr>
             <w:r/>
@@ -916,20 +1980,20 @@
               <w:rPr>
                 <w:rFonts w:ascii="宋体" w:hAnsi="宋体" w:eastAsia="宋体"/>
                 <w:b w:val="0"/>
+                <w:color w:val="111827"/>
                 <w:sz w:val="21"/>
               </w:rPr>
-              <w:t>资格证书</w:t>
+              <w:t>高强度 / 35 分钟</w:t>
             </w:r>
           </w:p>
         </w:tc>
         <w:tc>
           <w:tcPr>
-            <w:tcW w:type="dxa" w:w="6520"/>
-            <w:vAlign w:val="center"/>
+            <w:tcW w:type="dxa" w:w="1814"/>
           </w:tcPr>
           <w:p>
             <w:pPr>
-              <w:spacing w:line="300" w:lineRule="auto"/>
+              <w:spacing w:before="0" w:after="0" w:line="276" w:lineRule="auto"/>
               <w:jc w:val="center"/>
             </w:pPr>
             <w:r/>
@@ -937,22 +2001,45 @@
               <w:rPr>
                 <w:rFonts w:ascii="宋体" w:hAnsi="宋体" w:eastAsia="宋体"/>
                 <w:b w:val="0"/>
+                <w:color w:val="111827"/>
                 <w:sz w:val="21"/>
               </w:rPr>
-              <w:t>CET-6、计算机二级（C 语言）、全国计算机等级三级（网络技术）</w:t>
+              <w:t>速度耐力</w:t>
             </w:r>
           </w:p>
         </w:tc>
       </w:tr>
       <w:tr>
+        <w:trPr>
+          <w:cantSplit/>
+        </w:trPr>
         <w:tc>
           <w:tcPr>
-            <w:tcW w:type="dxa" w:w="2551"/>
-            <w:vAlign w:val="center"/>
+            <w:tcW w:type="dxa" w:w="1247"/>
           </w:tcPr>
           <w:p>
             <w:pPr>
-              <w:spacing w:line="300" w:lineRule="auto"/>
+              <w:spacing w:before="0" w:after="0" w:line="276" w:lineRule="auto"/>
+            </w:pPr>
+            <w:r/>
+            <w:r>
+              <w:rPr>
+                <w:rFonts w:ascii="宋体" w:hAnsi="宋体" w:eastAsia="宋体"/>
+                <w:b w:val="0"/>
+                <w:color w:val="111827"/>
+                <w:sz w:val="21"/>
+              </w:rPr>
+              <w:t>周四</w:t>
+            </w:r>
+          </w:p>
+        </w:tc>
+        <w:tc>
+          <w:tcPr>
+            <w:tcW w:type="dxa" w:w="3628"/>
+          </w:tcPr>
+          <w:p>
+            <w:pPr>
+              <w:spacing w:before="0" w:after="0" w:line="276" w:lineRule="auto"/>
               <w:jc w:val="center"/>
             </w:pPr>
             <w:r/>
@@ -960,20 +2047,20 @@
               <w:rPr>
                 <w:rFonts w:ascii="宋体" w:hAnsi="宋体" w:eastAsia="宋体"/>
                 <w:b w:val="0"/>
+                <w:color w:val="111827"/>
                 <w:sz w:val="21"/>
               </w:rPr>
-              <w:t>入伍类型</w:t>
+              <w:t>主动恢复：慢跑 + 柔韧</w:t>
             </w:r>
           </w:p>
         </w:tc>
         <w:tc>
           <w:tcPr>
-            <w:tcW w:type="dxa" w:w="6520"/>
-            <w:vAlign w:val="center"/>
+            <w:tcW w:type="dxa" w:w="2041"/>
           </w:tcPr>
           <w:p>
             <w:pPr>
-              <w:spacing w:line="300" w:lineRule="auto"/>
+              <w:spacing w:before="0" w:after="0" w:line="276" w:lineRule="auto"/>
               <w:jc w:val="center"/>
             </w:pPr>
             <w:r/>
@@ -981,22 +2068,20 @@
               <w:rPr>
                 <w:rFonts w:ascii="宋体" w:hAnsi="宋体" w:eastAsia="宋体"/>
                 <w:b w:val="0"/>
+                <w:color w:val="111827"/>
                 <w:sz w:val="21"/>
               </w:rPr>
-              <w:t>在校生入伍</w:t>
+              <w:t>低强度 / 30 分钟</w:t>
             </w:r>
           </w:p>
         </w:tc>
-      </w:tr>
-      <w:tr>
         <w:tc>
           <w:tcPr>
-            <w:tcW w:type="dxa" w:w="2551"/>
-            <w:vAlign w:val="center"/>
+            <w:tcW w:type="dxa" w:w="1814"/>
           </w:tcPr>
           <w:p>
             <w:pPr>
-              <w:spacing w:line="300" w:lineRule="auto"/>
+              <w:spacing w:before="0" w:after="0" w:line="276" w:lineRule="auto"/>
               <w:jc w:val="center"/>
             </w:pPr>
             <w:r/>
@@ -1004,20 +2089,45 @@
               <w:rPr>
                 <w:rFonts w:ascii="宋体" w:hAnsi="宋体" w:eastAsia="宋体"/>
                 <w:b w:val="0"/>
+                <w:color w:val="111827"/>
                 <w:sz w:val="21"/>
               </w:rPr>
-              <w:t>申请年份</w:t>
+              <w:t>恢复与防伤</w:t>
+            </w:r>
+          </w:p>
+        </w:tc>
+      </w:tr>
+      <w:tr>
+        <w:trPr>
+          <w:cantSplit/>
+        </w:trPr>
+        <w:tc>
+          <w:tcPr>
+            <w:tcW w:type="dxa" w:w="1247"/>
+          </w:tcPr>
+          <w:p>
+            <w:pPr>
+              <w:spacing w:before="0" w:after="0" w:line="276" w:lineRule="auto"/>
+            </w:pPr>
+            <w:r/>
+            <w:r>
+              <w:rPr>
+                <w:rFonts w:ascii="宋体" w:hAnsi="宋体" w:eastAsia="宋体"/>
+                <w:b w:val="0"/>
+                <w:color w:val="111827"/>
+                <w:sz w:val="21"/>
+              </w:rPr>
+              <w:t>周五</w:t>
             </w:r>
           </w:p>
         </w:tc>
         <w:tc>
           <w:tcPr>
-            <w:tcW w:type="dxa" w:w="6520"/>
-            <w:vAlign w:val="center"/>
+            <w:tcW w:type="dxa" w:w="3628"/>
           </w:tcPr>
           <w:p>
             <w:pPr>
-              <w:spacing w:line="300" w:lineRule="auto"/>
+              <w:spacing w:before="0" w:after="0" w:line="276" w:lineRule="auto"/>
               <w:jc w:val="center"/>
             </w:pPr>
             <w:r/>
@@ -1025,27 +2135,290 @@
               <w:rPr>
                 <w:rFonts w:ascii="宋体" w:hAnsi="宋体" w:eastAsia="宋体"/>
                 <w:b w:val="0"/>
+                <w:color w:val="111827"/>
                 <w:sz w:val="21"/>
               </w:rPr>
-              <w:t>2025 年</w:t>
+              <w:t>障碍专项分解练习</w:t>
+            </w:r>
+          </w:p>
+        </w:tc>
+        <w:tc>
+          <w:tcPr>
+            <w:tcW w:type="dxa" w:w="2041"/>
+          </w:tcPr>
+          <w:p>
+            <w:pPr>
+              <w:spacing w:before="0" w:after="0" w:line="276" w:lineRule="auto"/>
+              <w:jc w:val="center"/>
+            </w:pPr>
+            <w:r/>
+            <w:r>
+              <w:rPr>
+                <w:rFonts w:ascii="宋体" w:hAnsi="宋体" w:eastAsia="宋体"/>
+                <w:b w:val="0"/>
+                <w:color w:val="111827"/>
+                <w:sz w:val="21"/>
+              </w:rPr>
+              <w:t>中高强度 / 40 分钟</w:t>
+            </w:r>
+          </w:p>
+        </w:tc>
+        <w:tc>
+          <w:tcPr>
+            <w:tcW w:type="dxa" w:w="1814"/>
+          </w:tcPr>
+          <w:p>
+            <w:pPr>
+              <w:spacing w:before="0" w:after="0" w:line="276" w:lineRule="auto"/>
+              <w:jc w:val="center"/>
+            </w:pPr>
+            <w:r/>
+            <w:r>
+              <w:rPr>
+                <w:rFonts w:ascii="宋体" w:hAnsi="宋体" w:eastAsia="宋体"/>
+                <w:b w:val="0"/>
+                <w:color w:val="111827"/>
+                <w:sz w:val="21"/>
+              </w:rPr>
+              <w:t>技术动作</w:t>
+            </w:r>
+          </w:p>
+        </w:tc>
+      </w:tr>
+      <w:tr>
+        <w:trPr>
+          <w:cantSplit/>
+        </w:trPr>
+        <w:tc>
+          <w:tcPr>
+            <w:tcW w:type="dxa" w:w="1247"/>
+          </w:tcPr>
+          <w:p>
+            <w:pPr>
+              <w:spacing w:before="0" w:after="0" w:line="276" w:lineRule="auto"/>
+            </w:pPr>
+            <w:r/>
+            <w:r>
+              <w:rPr>
+                <w:rFonts w:ascii="宋体" w:hAnsi="宋体" w:eastAsia="宋体"/>
+                <w:b w:val="0"/>
+                <w:color w:val="111827"/>
+                <w:sz w:val="21"/>
+              </w:rPr>
+              <w:t>周六</w:t>
+            </w:r>
+          </w:p>
+        </w:tc>
+        <w:tc>
+          <w:tcPr>
+            <w:tcW w:type="dxa" w:w="3628"/>
+          </w:tcPr>
+          <w:p>
+            <w:pPr>
+              <w:spacing w:before="0" w:after="0" w:line="276" w:lineRule="auto"/>
+              <w:jc w:val="center"/>
+            </w:pPr>
+            <w:r/>
+            <w:r>
+              <w:rPr>
+                <w:rFonts w:ascii="宋体" w:hAnsi="宋体" w:eastAsia="宋体"/>
+                <w:b w:val="0"/>
+                <w:color w:val="111827"/>
+                <w:sz w:val="21"/>
+              </w:rPr>
+              <w:t>5 公里慢跑 + 单杠卷身上</w:t>
+            </w:r>
+          </w:p>
+        </w:tc>
+        <w:tc>
+          <w:tcPr>
+            <w:tcW w:type="dxa" w:w="2041"/>
+          </w:tcPr>
+          <w:p>
+            <w:pPr>
+              <w:spacing w:before="0" w:after="0" w:line="276" w:lineRule="auto"/>
+              <w:jc w:val="center"/>
+            </w:pPr>
+            <w:r/>
+            <w:r>
+              <w:rPr>
+                <w:rFonts w:ascii="宋体" w:hAnsi="宋体" w:eastAsia="宋体"/>
+                <w:b w:val="0"/>
+                <w:color w:val="111827"/>
+                <w:sz w:val="21"/>
+              </w:rPr>
+              <w:t>中强度 / 50 分钟</w:t>
+            </w:r>
+          </w:p>
+        </w:tc>
+        <w:tc>
+          <w:tcPr>
+            <w:tcW w:type="dxa" w:w="1814"/>
+          </w:tcPr>
+          <w:p>
+            <w:pPr>
+              <w:spacing w:before="0" w:after="0" w:line="276" w:lineRule="auto"/>
+              <w:jc w:val="center"/>
+            </w:pPr>
+            <w:r/>
+            <w:r>
+              <w:rPr>
+                <w:rFonts w:ascii="宋体" w:hAnsi="宋体" w:eastAsia="宋体"/>
+                <w:b w:val="0"/>
+                <w:color w:val="111827"/>
+                <w:sz w:val="21"/>
+              </w:rPr>
+              <w:t>耐力与专项</w:t>
+            </w:r>
+          </w:p>
+        </w:tc>
+      </w:tr>
+      <w:tr>
+        <w:trPr>
+          <w:cantSplit/>
+        </w:trPr>
+        <w:tc>
+          <w:tcPr>
+            <w:tcW w:type="dxa" w:w="1247"/>
+          </w:tcPr>
+          <w:p>
+            <w:pPr>
+              <w:spacing w:before="0" w:after="0" w:line="276" w:lineRule="auto"/>
+            </w:pPr>
+            <w:r/>
+            <w:r>
+              <w:rPr>
+                <w:rFonts w:ascii="宋体" w:hAnsi="宋体" w:eastAsia="宋体"/>
+                <w:b w:val="0"/>
+                <w:color w:val="111827"/>
+                <w:sz w:val="21"/>
+              </w:rPr>
+              <w:t>周日</w:t>
+            </w:r>
+          </w:p>
+        </w:tc>
+        <w:tc>
+          <w:tcPr>
+            <w:tcW w:type="dxa" w:w="3628"/>
+          </w:tcPr>
+          <w:p>
+            <w:pPr>
+              <w:spacing w:before="0" w:after="0" w:line="276" w:lineRule="auto"/>
+              <w:jc w:val="center"/>
+            </w:pPr>
+            <w:r/>
+            <w:r>
+              <w:rPr>
+                <w:rFonts w:ascii="宋体" w:hAnsi="宋体" w:eastAsia="宋体"/>
+                <w:b w:val="0"/>
+                <w:color w:val="111827"/>
+                <w:sz w:val="21"/>
+              </w:rPr>
+              <w:t>完全休息</w:t>
+            </w:r>
+          </w:p>
+        </w:tc>
+        <w:tc>
+          <w:tcPr>
+            <w:tcW w:type="dxa" w:w="2041"/>
+          </w:tcPr>
+          <w:p>
+            <w:pPr>
+              <w:spacing w:before="0" w:after="0" w:line="276" w:lineRule="auto"/>
+              <w:jc w:val="center"/>
+            </w:pPr>
+            <w:r/>
+            <w:r>
+              <w:rPr>
+                <w:rFonts w:ascii="宋体" w:hAnsi="宋体" w:eastAsia="宋体"/>
+                <w:b w:val="0"/>
+                <w:color w:val="111827"/>
+                <w:sz w:val="21"/>
+              </w:rPr>
+              <w:t>—</w:t>
+            </w:r>
+          </w:p>
+        </w:tc>
+        <w:tc>
+          <w:tcPr>
+            <w:tcW w:type="dxa" w:w="1814"/>
+          </w:tcPr>
+          <w:p>
+            <w:pPr>
+              <w:spacing w:before="0" w:after="0" w:line="276" w:lineRule="auto"/>
+              <w:jc w:val="center"/>
+            </w:pPr>
+            <w:r/>
+            <w:r>
+              <w:rPr>
+                <w:rFonts w:ascii="宋体" w:hAnsi="宋体" w:eastAsia="宋体"/>
+                <w:b w:val="0"/>
+                <w:color w:val="111827"/>
+                <w:sz w:val="21"/>
+              </w:rPr>
+              <w:t>超量恢复</w:t>
             </w:r>
           </w:p>
         </w:tc>
       </w:tr>
     </w:tbl>
-    <w:p/>
     <w:p>
       <w:pPr>
-        <w:spacing w:line="360" w:lineRule="auto" w:before="120" w:after="120"/>
-        <w:jc w:val="left"/>
+        <w:spacing w:before="0" w:after="0" w:line="240" w:lineRule="exact"/>
+      </w:pPr>
+      <w:r>
+        <w:rPr>
+          <w:rFonts w:ascii="宋体" w:hAnsi="宋体" w:eastAsia="宋体"/>
+          <w:b w:val="0"/>
+          <w:color w:val="111827"/>
+          <w:sz w:val="16"/>
+        </w:rPr>
+      </w:r>
+    </w:p>
+    <w:p>
+      <w:pPr>
+        <w:spacing w:before="0" w:after="120" w:lineRule="auto" w:line="360"/>
+        <w:ind w:firstLine="480"/>
+      </w:pPr>
+      <w:r>
+        <w:rPr>
+          <w:rFonts w:ascii="宋体" w:hAnsi="宋体" w:eastAsia="宋体"/>
+          <w:b w:val="0"/>
+          <w:color w:val="111827"/>
+          <w:sz w:val="24"/>
+        </w:rPr>
+        <w:t>训练之外我还做了两件事：一是把作息调到 22 时 30 分睡、6 时 20 分起，提前适应部队节奏；二是刻意练习队列动作与内务标准，包括被子叠放、物品定位。这些看起来是形式，但我知道新兵连前期真正拉开差距的往往是这些「形式」。</w:t>
+      </w:r>
+    </w:p>
+    <w:p>
+      <w:pPr>
+        <w:keepNext/>
+        <w:keepLines/>
+        <w:spacing w:before="360" w:after="160" w:line="360" w:lineRule="auto"/>
       </w:pPr>
       <w:r>
         <w:rPr>
           <w:rFonts w:ascii="黑体" w:hAnsi="黑体" w:eastAsia="黑体"/>
           <w:b/>
+          <w:color w:val="111827"/>
           <w:sz w:val="30"/>
         </w:rPr>
-        <w:t>（附）体检与政审结论</w:t>
+        <w:t>五、专业能力与部队岗位需求的对接</w:t>
+      </w:r>
+    </w:p>
+    <w:p>
+      <w:pPr>
+        <w:spacing w:before="0" w:after="120" w:lineRule="auto" w:line="360"/>
+        <w:ind w:firstLine="480"/>
+      </w:pPr>
+      <w:r>
+        <w:rPr>
+          <w:rFonts w:ascii="宋体" w:hAnsi="宋体" w:eastAsia="宋体"/>
+          <w:b w:val="0"/>
+          <w:color w:val="111827"/>
+          <w:sz w:val="24"/>
+        </w:rPr>
+        <w:t>我持有 CAAC 多旋翼无人机驾驶员执照，做过一年的无人机路径规划项目，熟悉 PX4 飞控、Mission Planner 地面站与常用任务航线设计，能用 Python 处理航拍影像并做简单的正射拼接。如果部队有无人机侦察、巡线或通信中继方面的岗位，我可以较快上手。</w:t>
       </w:r>
     </w:p>
     <w:tbl>
@@ -1053,65 +2426,143 @@
         <w:tblStyle w:val="TableGrid"/>
         <w:tblW w:type="auto" w:w="0"/>
         <w:jc w:val="center"/>
+        <w:tblLayout w:type="fixed"/>
         <w:tblLook w:firstColumn="1" w:firstRow="1" w:lastColumn="0" w:lastRow="0" w:noHBand="0" w:noVBand="1" w:val="04A0"/>
+        <w:tblLayout w:type="fixed"/>
+        <w:tblCellMar>
+          <w:top w:w="50" w:type="dxa"/>
+          <w:bottom w:w="50" w:type="dxa"/>
+          <w:left w:w="100" w:type="dxa"/>
+          <w:right w:w="100" w:type="dxa"/>
+        </w:tblCellMar>
       </w:tblPr>
       <w:tblGrid>
-        <w:gridCol w:w="4536"/>
-        <w:gridCol w:w="4536"/>
+        <w:gridCol w:w="1578"/>
+        <w:gridCol w:w="2630"/>
+        <w:gridCol w:w="2104"/>
+        <w:gridCol w:w="2419"/>
       </w:tblGrid>
       <w:tr>
+        <w:trPr>
+          <w:tblHeader/>
+          <w:cantSplit/>
+        </w:trPr>
         <w:tc>
           <w:tcPr>
-            <w:tcW w:type="dxa" w:w="2551"/>
-            <w:vAlign w:val="center"/>
+            <w:tcW w:type="dxa" w:w="1578"/>
           </w:tcPr>
           <w:p>
             <w:pPr>
-              <w:spacing w:line="300" w:lineRule="auto"/>
+              <w:spacing w:before="0" w:after="0"/>
               <w:jc w:val="center"/>
             </w:pPr>
             <w:r/>
             <w:r>
               <w:rPr>
-                <w:rFonts w:ascii="宋体" w:hAnsi="宋体" w:eastAsia="宋体"/>
+                <w:rFonts w:ascii="黑体" w:hAnsi="黑体" w:eastAsia="黑体"/>
                 <w:b/>
+                <w:color w:val="111827"/>
                 <w:sz w:val="21"/>
               </w:rPr>
-              <w:t>项目</w:t>
+              <w:t>可能的岗位方向</w:t>
             </w:r>
           </w:p>
         </w:tc>
         <w:tc>
           <w:tcPr>
-            <w:tcW w:type="dxa" w:w="6520"/>
-            <w:vAlign w:val="center"/>
+            <w:tcW w:type="dxa" w:w="2630"/>
           </w:tcPr>
           <w:p>
             <w:pPr>
-              <w:spacing w:line="300" w:lineRule="auto"/>
+              <w:spacing w:before="0" w:after="0"/>
               <w:jc w:val="center"/>
             </w:pPr>
             <w:r/>
             <w:r>
               <w:rPr>
-                <w:rFonts w:ascii="宋体" w:hAnsi="宋体" w:eastAsia="宋体"/>
+                <w:rFonts w:ascii="黑体" w:hAnsi="黑体" w:eastAsia="黑体"/>
                 <w:b/>
+                <w:color w:val="111827"/>
                 <w:sz w:val="21"/>
               </w:rPr>
-              <w:t>内容</w:t>
+              <w:t>我已具备的能力</w:t>
+            </w:r>
+          </w:p>
+        </w:tc>
+        <w:tc>
+          <w:tcPr>
+            <w:tcW w:type="dxa" w:w="2104"/>
+          </w:tcPr>
+          <w:p>
+            <w:pPr>
+              <w:spacing w:before="0" w:after="0"/>
+              <w:jc w:val="center"/>
+            </w:pPr>
+            <w:r/>
+            <w:r>
+              <w:rPr>
+                <w:rFonts w:ascii="黑体" w:hAnsi="黑体" w:eastAsia="黑体"/>
+                <w:b/>
+                <w:color w:val="111827"/>
+                <w:sz w:val="21"/>
+              </w:rPr>
+              <w:t>明显差距</w:t>
+            </w:r>
+          </w:p>
+        </w:tc>
+        <w:tc>
+          <w:tcPr>
+            <w:tcW w:type="dxa" w:w="2419"/>
+          </w:tcPr>
+          <w:p>
+            <w:pPr>
+              <w:spacing w:before="0" w:after="0"/>
+              <w:jc w:val="center"/>
+            </w:pPr>
+            <w:r/>
+            <w:r>
+              <w:rPr>
+                <w:rFonts w:ascii="黑体" w:hAnsi="黑体" w:eastAsia="黑体"/>
+                <w:b/>
+                <w:color w:val="111827"/>
+                <w:sz w:val="21"/>
+              </w:rPr>
+              <w:t>补足方式</w:t>
             </w:r>
           </w:p>
         </w:tc>
       </w:tr>
       <w:tr>
+        <w:trPr>
+          <w:cantSplit/>
+        </w:trPr>
         <w:tc>
           <w:tcPr>
-            <w:tcW w:type="dxa" w:w="2551"/>
-            <w:vAlign w:val="center"/>
+            <w:tcW w:type="dxa" w:w="1578"/>
           </w:tcPr>
           <w:p>
             <w:pPr>
-              <w:spacing w:line="300" w:lineRule="auto"/>
+              <w:spacing w:before="0" w:after="0" w:line="276" w:lineRule="auto"/>
+            </w:pPr>
+            <w:r/>
+            <w:r>
+              <w:rPr>
+                <w:rFonts w:ascii="宋体" w:hAnsi="宋体" w:eastAsia="宋体"/>
+                <w:b w:val="0"/>
+                <w:color w:val="111827"/>
+                <w:sz w:val="21"/>
+              </w:rPr>
+              <w:t>无人机侦察 / 巡线</w:t>
+            </w:r>
+          </w:p>
+        </w:tc>
+        <w:tc>
+          <w:tcPr>
+            <w:tcW w:type="dxa" w:w="2630"/>
+          </w:tcPr>
+          <w:p>
+            <w:pPr>
+              <w:spacing w:before="0" w:after="0" w:line="276" w:lineRule="auto"/>
               <w:jc w:val="center"/>
             </w:pPr>
             <w:r/>
@@ -1119,20 +2570,20 @@
               <w:rPr>
                 <w:rFonts w:ascii="宋体" w:hAnsi="宋体" w:eastAsia="宋体"/>
                 <w:b w:val="0"/>
+                <w:color w:val="111827"/>
                 <w:sz w:val="21"/>
               </w:rPr>
-              <w:t>年龄</w:t>
+              <w:t>执照、飞控调试、航线规划、影像处理</w:t>
             </w:r>
           </w:p>
         </w:tc>
         <w:tc>
           <w:tcPr>
-            <w:tcW w:type="dxa" w:w="6520"/>
-            <w:vAlign w:val="center"/>
+            <w:tcW w:type="dxa" w:w="2104"/>
           </w:tcPr>
           <w:p>
             <w:pPr>
-              <w:spacing w:line="300" w:lineRule="auto"/>
+              <w:spacing w:before="0" w:after="0" w:line="276" w:lineRule="auto"/>
               <w:jc w:val="center"/>
             </w:pPr>
             <w:r/>
@@ -1140,22 +2591,20 @@
               <w:rPr>
                 <w:rFonts w:ascii="宋体" w:hAnsi="宋体" w:eastAsia="宋体"/>
                 <w:b w:val="0"/>
+                <w:color w:val="111827"/>
                 <w:sz w:val="21"/>
               </w:rPr>
-              <w:t>22 周岁</w:t>
+              <w:t>复杂电磁环境下的应急处置经验</w:t>
             </w:r>
           </w:p>
         </w:tc>
-      </w:tr>
-      <w:tr>
         <w:tc>
           <w:tcPr>
-            <w:tcW w:type="dxa" w:w="2551"/>
-            <w:vAlign w:val="center"/>
+            <w:tcW w:type="dxa" w:w="2419"/>
           </w:tcPr>
           <w:p>
             <w:pPr>
-              <w:spacing w:line="300" w:lineRule="auto"/>
+              <w:spacing w:before="0" w:after="0" w:line="276" w:lineRule="auto"/>
               <w:jc w:val="center"/>
             </w:pPr>
             <w:r/>
@@ -1163,20 +2612,45 @@
               <w:rPr>
                 <w:rFonts w:ascii="宋体" w:hAnsi="宋体" w:eastAsia="宋体"/>
                 <w:b w:val="0"/>
+                <w:color w:val="111827"/>
                 <w:sz w:val="21"/>
               </w:rPr>
-              <w:t>身高</w:t>
+              <w:t>向老班长请教，先跟飞 50 架次再独立执行</w:t>
+            </w:r>
+          </w:p>
+        </w:tc>
+      </w:tr>
+      <w:tr>
+        <w:trPr>
+          <w:cantSplit/>
+        </w:trPr>
+        <w:tc>
+          <w:tcPr>
+            <w:tcW w:type="dxa" w:w="1578"/>
+          </w:tcPr>
+          <w:p>
+            <w:pPr>
+              <w:spacing w:before="0" w:after="0" w:line="276" w:lineRule="auto"/>
+            </w:pPr>
+            <w:r/>
+            <w:r>
+              <w:rPr>
+                <w:rFonts w:ascii="宋体" w:hAnsi="宋体" w:eastAsia="宋体"/>
+                <w:b w:val="0"/>
+                <w:color w:val="111827"/>
+                <w:sz w:val="21"/>
+              </w:rPr>
+              <w:t>信息化装备维护</w:t>
             </w:r>
           </w:p>
         </w:tc>
         <w:tc>
           <w:tcPr>
-            <w:tcW w:type="dxa" w:w="6520"/>
-            <w:vAlign w:val="center"/>
+            <w:tcW w:type="dxa" w:w="2630"/>
           </w:tcPr>
           <w:p>
             <w:pPr>
-              <w:spacing w:line="300" w:lineRule="auto"/>
+              <w:spacing w:before="0" w:after="0" w:line="276" w:lineRule="auto"/>
               <w:jc w:val="center"/>
             </w:pPr>
             <w:r/>
@@ -1184,22 +2658,20 @@
               <w:rPr>
                 <w:rFonts w:ascii="宋体" w:hAnsi="宋体" w:eastAsia="宋体"/>
                 <w:b w:val="0"/>
+                <w:color w:val="111827"/>
                 <w:sz w:val="21"/>
               </w:rPr>
-              <w:t>175 cm</w:t>
+              <w:t>Linux 系统维护、嵌入式调试、网络排障</w:t>
             </w:r>
           </w:p>
         </w:tc>
-      </w:tr>
-      <w:tr>
         <w:tc>
           <w:tcPr>
-            <w:tcW w:type="dxa" w:w="2551"/>
-            <w:vAlign w:val="center"/>
+            <w:tcW w:type="dxa" w:w="2104"/>
           </w:tcPr>
           <w:p>
             <w:pPr>
-              <w:spacing w:line="300" w:lineRule="auto"/>
+              <w:spacing w:before="0" w:after="0" w:line="276" w:lineRule="auto"/>
               <w:jc w:val="center"/>
             </w:pPr>
             <w:r/>
@@ -1207,20 +2679,20 @@
               <w:rPr>
                 <w:rFonts w:ascii="宋体" w:hAnsi="宋体" w:eastAsia="宋体"/>
                 <w:b w:val="0"/>
+                <w:color w:val="111827"/>
                 <w:sz w:val="21"/>
               </w:rPr>
-              <w:t>体重</w:t>
+              <w:t>军用装备的型号规范与保密流程</w:t>
             </w:r>
           </w:p>
         </w:tc>
         <w:tc>
           <w:tcPr>
-            <w:tcW w:type="dxa" w:w="6520"/>
-            <w:vAlign w:val="center"/>
+            <w:tcW w:type="dxa" w:w="2419"/>
           </w:tcPr>
           <w:p>
             <w:pPr>
-              <w:spacing w:line="300" w:lineRule="auto"/>
+              <w:spacing w:before="0" w:after="0" w:line="276" w:lineRule="auto"/>
               <w:jc w:val="center"/>
             </w:pPr>
             <w:r/>
@@ -1228,22 +2700,45 @@
               <w:rPr>
                 <w:rFonts w:ascii="宋体" w:hAnsi="宋体" w:eastAsia="宋体"/>
                 <w:b w:val="0"/>
+                <w:color w:val="111827"/>
                 <w:sz w:val="21"/>
               </w:rPr>
-              <w:t>68 kg</w:t>
+              <w:t>系统学习装备手册，按规程操作不越级</w:t>
             </w:r>
           </w:p>
         </w:tc>
       </w:tr>
       <w:tr>
+        <w:trPr>
+          <w:cantSplit/>
+        </w:trPr>
         <w:tc>
           <w:tcPr>
-            <w:tcW w:type="dxa" w:w="2551"/>
-            <w:vAlign w:val="center"/>
+            <w:tcW w:type="dxa" w:w="1578"/>
           </w:tcPr>
           <w:p>
             <w:pPr>
-              <w:spacing w:line="300" w:lineRule="auto"/>
+              <w:spacing w:before="0" w:after="0" w:line="276" w:lineRule="auto"/>
+            </w:pPr>
+            <w:r/>
+            <w:r>
+              <w:rPr>
+                <w:rFonts w:ascii="宋体" w:hAnsi="宋体" w:eastAsia="宋体"/>
+                <w:b w:val="0"/>
+                <w:color w:val="111827"/>
+                <w:sz w:val="21"/>
+              </w:rPr>
+              <w:t>通信 / 指挥辅助</w:t>
+            </w:r>
+          </w:p>
+        </w:tc>
+        <w:tc>
+          <w:tcPr>
+            <w:tcW w:type="dxa" w:w="2630"/>
+          </w:tcPr>
+          <w:p>
+            <w:pPr>
+              <w:spacing w:before="0" w:after="0" w:line="276" w:lineRule="auto"/>
               <w:jc w:val="center"/>
             </w:pPr>
             <w:r/>
@@ -1251,20 +2746,20 @@
               <w:rPr>
                 <w:rFonts w:ascii="宋体" w:hAnsi="宋体" w:eastAsia="宋体"/>
                 <w:b w:val="0"/>
+                <w:color w:val="111827"/>
                 <w:sz w:val="21"/>
               </w:rPr>
-              <w:t>左眼裸眼视力</w:t>
+              <w:t>编程与数据处理，能写小工具做统计</w:t>
             </w:r>
           </w:p>
         </w:tc>
         <w:tc>
           <w:tcPr>
-            <w:tcW w:type="dxa" w:w="6520"/>
-            <w:vAlign w:val="center"/>
+            <w:tcW w:type="dxa" w:w="2104"/>
           </w:tcPr>
           <w:p>
             <w:pPr>
-              <w:spacing w:line="300" w:lineRule="auto"/>
+              <w:spacing w:before="0" w:after="0" w:line="276" w:lineRule="auto"/>
               <w:jc w:val="center"/>
             </w:pPr>
             <w:r/>
@@ -1272,22 +2767,20 @@
               <w:rPr>
                 <w:rFonts w:ascii="宋体" w:hAnsi="宋体" w:eastAsia="宋体"/>
                 <w:b w:val="0"/>
+                <w:color w:val="111827"/>
                 <w:sz w:val="21"/>
               </w:rPr>
-              <w:t>4.8</w:t>
+              <w:t>战术通信体系与指挥流程</w:t>
             </w:r>
           </w:p>
         </w:tc>
-      </w:tr>
-      <w:tr>
         <w:tc>
           <w:tcPr>
-            <w:tcW w:type="dxa" w:w="2551"/>
-            <w:vAlign w:val="center"/>
+            <w:tcW w:type="dxa" w:w="2419"/>
           </w:tcPr>
           <w:p>
             <w:pPr>
-              <w:spacing w:line="300" w:lineRule="auto"/>
+              <w:spacing w:before="0" w:after="0" w:line="276" w:lineRule="auto"/>
               <w:jc w:val="center"/>
             </w:pPr>
             <w:r/>
@@ -1295,20 +2788,45 @@
               <w:rPr>
                 <w:rFonts w:ascii="宋体" w:hAnsi="宋体" w:eastAsia="宋体"/>
                 <w:b w:val="0"/>
+                <w:color w:val="111827"/>
                 <w:sz w:val="21"/>
               </w:rPr>
-              <w:t>右眼裸眼视力</w:t>
+              <w:t>从通信兵基础课目练起，先懂流程再谈优化</w:t>
+            </w:r>
+          </w:p>
+        </w:tc>
+      </w:tr>
+      <w:tr>
+        <w:trPr>
+          <w:cantSplit/>
+        </w:trPr>
+        <w:tc>
+          <w:tcPr>
+            <w:tcW w:type="dxa" w:w="1578"/>
+          </w:tcPr>
+          <w:p>
+            <w:pPr>
+              <w:spacing w:before="0" w:after="0" w:line="276" w:lineRule="auto"/>
+            </w:pPr>
+            <w:r/>
+            <w:r>
+              <w:rPr>
+                <w:rFonts w:ascii="宋体" w:hAnsi="宋体" w:eastAsia="宋体"/>
+                <w:b w:val="0"/>
+                <w:color w:val="111827"/>
+                <w:sz w:val="21"/>
+              </w:rPr>
+              <w:t>文书与信息化办公</w:t>
             </w:r>
           </w:p>
         </w:tc>
         <w:tc>
           <w:tcPr>
-            <w:tcW w:type="dxa" w:w="6520"/>
-            <w:vAlign w:val="center"/>
+            <w:tcW w:type="dxa" w:w="2630"/>
           </w:tcPr>
           <w:p>
             <w:pPr>
-              <w:spacing w:line="300" w:lineRule="auto"/>
+              <w:spacing w:before="0" w:after="0" w:line="276" w:lineRule="auto"/>
               <w:jc w:val="center"/>
             </w:pPr>
             <w:r/>
@@ -1316,22 +2834,20 @@
               <w:rPr>
                 <w:rFonts w:ascii="宋体" w:hAnsi="宋体" w:eastAsia="宋体"/>
                 <w:b w:val="0"/>
+                <w:color w:val="111827"/>
                 <w:sz w:val="21"/>
               </w:rPr>
-              <w:t>4.9</w:t>
+              <w:t>文案撰写、表格处理、简单系统开发</w:t>
             </w:r>
           </w:p>
         </w:tc>
-      </w:tr>
-      <w:tr>
         <w:tc>
           <w:tcPr>
-            <w:tcW w:type="dxa" w:w="2551"/>
-            <w:vAlign w:val="center"/>
+            <w:tcW w:type="dxa" w:w="2104"/>
           </w:tcPr>
           <w:p>
             <w:pPr>
-              <w:spacing w:line="300" w:lineRule="auto"/>
+              <w:spacing w:before="0" w:after="0" w:line="276" w:lineRule="auto"/>
               <w:jc w:val="center"/>
             </w:pPr>
             <w:r/>
@@ -1339,20 +2855,20 @@
               <w:rPr>
                 <w:rFonts w:ascii="宋体" w:hAnsi="宋体" w:eastAsia="宋体"/>
                 <w:b w:val="0"/>
+                <w:color w:val="111827"/>
                 <w:sz w:val="21"/>
               </w:rPr>
-              <w:t>体测达标</w:t>
+              <w:t>军队公文格式与保密要求</w:t>
             </w:r>
           </w:p>
         </w:tc>
         <w:tc>
           <w:tcPr>
-            <w:tcW w:type="dxa" w:w="6520"/>
-            <w:vAlign w:val="center"/>
+            <w:tcW w:type="dxa" w:w="2419"/>
           </w:tcPr>
           <w:p>
             <w:pPr>
-              <w:spacing w:line="300" w:lineRule="auto"/>
+              <w:spacing w:before="0" w:after="0" w:line="276" w:lineRule="auto"/>
               <w:jc w:val="center"/>
             </w:pPr>
             <w:r/>
@@ -1360,719 +2876,410 @@
               <w:rPr>
                 <w:rFonts w:ascii="宋体" w:hAnsi="宋体" w:eastAsia="宋体"/>
                 <w:b w:val="0"/>
+                <w:color w:val="111827"/>
                 <w:sz w:val="21"/>
               </w:rPr>
-              <w:t>国家学生体质健康标准良好</w:t>
+              <w:t>对照条令学习格式，所有材料按审批流程走</w:t>
+            </w:r>
+          </w:p>
+        </w:tc>
+      </w:tr>
+    </w:tbl>
+    <w:p>
+      <w:pPr>
+        <w:spacing w:before="0" w:after="0" w:line="240" w:lineRule="exact"/>
+      </w:pPr>
+      <w:r>
+        <w:rPr>
+          <w:rFonts w:ascii="宋体" w:hAnsi="宋体" w:eastAsia="宋体"/>
+          <w:b w:val="0"/>
+          <w:color w:val="111827"/>
+          <w:sz w:val="16"/>
+        </w:rPr>
+      </w:r>
+    </w:p>
+    <w:p>
+      <w:pPr>
+        <w:spacing w:before="0" w:after="120" w:lineRule="auto" w:line="360"/>
+        <w:ind w:firstLine="480"/>
+      </w:pPr>
+      <w:r>
+        <w:rPr>
+          <w:rFonts w:ascii="宋体" w:hAnsi="宋体" w:eastAsia="宋体"/>
+          <w:b w:val="0"/>
+          <w:color w:val="111827"/>
+          <w:sz w:val="24"/>
+        </w:rPr>
+        <w:t>上表把话说得比较满，需要补一句实话：这些能力目前都还是「民用场景下能用」，离「部队场景下可靠」有距离。民用无人机炸机是损失几千块，任务场景下失效是另一回事。所以我在申请书里写这些，不是想说明自己特殊，而是想说明「培训成本可能低一些」。</w:t>
+      </w:r>
+    </w:p>
+    <w:p>
+      <w:pPr>
+        <w:spacing w:before="0" w:after="120" w:lineRule="auto" w:line="360"/>
+        <w:ind w:firstLine="480"/>
+      </w:pPr>
+      <w:r>
+        <w:rPr>
+          <w:rFonts w:ascii="宋体" w:hAnsi="宋体" w:eastAsia="宋体"/>
+          <w:b w:val="0"/>
+          <w:color w:val="111827"/>
+          <w:sz w:val="24"/>
+        </w:rPr>
+        <w:t>我同样清楚，部队需要的首先是合格的战士，其次才是技术骨干。所以我的顺序是先练基本功——队列、体能、射击、条令，这几项不过关，谈专业特长是本末倒置。技术是加分项，不是通行证。如果最终被分配到完全不对口的岗位，我也接受，并在那个岗位上把手上的事做到最好。</w:t>
+      </w:r>
+    </w:p>
+    <w:p>
+      <w:pPr>
+        <w:keepNext/>
+        <w:keepLines/>
+        <w:spacing w:before="360" w:after="160" w:line="360" w:lineRule="auto"/>
+      </w:pPr>
+      <w:r>
+        <w:rPr>
+          <w:rFonts w:ascii="黑体" w:hAnsi="黑体" w:eastAsia="黑体"/>
+          <w:b/>
+          <w:color w:val="111827"/>
+          <w:sz w:val="30"/>
+        </w:rPr>
+        <w:t>六、思想准备与风险评估</w:t>
+      </w:r>
+    </w:p>
+    <w:p>
+      <w:pPr>
+        <w:spacing w:before="0" w:after="120" w:lineRule="auto" w:line="360"/>
+        <w:ind w:firstLine="480"/>
+      </w:pPr>
+      <w:r>
+        <w:rPr>
+          <w:rFonts w:ascii="宋体" w:hAnsi="宋体" w:eastAsia="宋体"/>
+          <w:b w:val="0"/>
+          <w:color w:val="111827"/>
+          <w:sz w:val="24"/>
+        </w:rPr>
+        <w:t>报名之前我把三种最坏情况想了一遍，并写下来，避免到时候情绪化。</w:t>
+      </w:r>
+    </w:p>
+    <w:p>
+      <w:pPr>
+        <w:spacing w:before="0" w:after="120" w:lineRule="auto" w:line="360"/>
+        <w:ind w:firstLine="480"/>
+      </w:pPr>
+      <w:r>
+        <w:rPr>
+          <w:rFonts w:ascii="宋体" w:hAnsi="宋体" w:eastAsia="宋体"/>
+          <w:b w:val="0"/>
+          <w:color w:val="111827"/>
+          <w:sz w:val="24"/>
+        </w:rPr>
+        <w:t>第一种，分配到非技术岗位。我的应对是：不消极、不攀比，把岗位技能练到能带新兵的水平，业余时间保持专业不荒废，部队需要技术支援时随时能顶上去。</w:t>
+      </w:r>
+    </w:p>
+    <w:p>
+      <w:pPr>
+        <w:spacing w:before="0" w:after="120" w:lineRule="auto" w:line="360"/>
+        <w:ind w:firstLine="480"/>
+      </w:pPr>
+      <w:r>
+        <w:rPr>
+          <w:rFonts w:ascii="宋体" w:hAnsi="宋体" w:eastAsia="宋体"/>
+          <w:b w:val="0"/>
+          <w:color w:val="111827"/>
+          <w:sz w:val="24"/>
+        </w:rPr>
+        <w:t>第二种，体能或伤病跟不上。我的应对是：如实报告、按医嘱恢复，不硬扛也不隐瞒；训练上主动请教科学方法，避免二次损伤。我已经把训练日志整理成习惯，受伤时能有据可查。</w:t>
+      </w:r>
+    </w:p>
+    <w:p>
+      <w:pPr>
+        <w:spacing w:before="0" w:after="120" w:lineRule="auto" w:line="360"/>
+        <w:ind w:firstLine="480"/>
+      </w:pPr>
+      <w:r>
+        <w:rPr>
+          <w:rFonts w:ascii="宋体" w:hAnsi="宋体" w:eastAsia="宋体"/>
+          <w:b w:val="0"/>
+          <w:color w:val="111827"/>
+          <w:sz w:val="24"/>
+        </w:rPr>
+        <w:t>第三种，学业延期带来的焦虑。我的应对是：提前办好休学与保留学籍手续，把课程进度、复学流程、考研时间节点都问清楚并留档。父母最初的担心主要在这一块，我把政策条文打印出来给他们看过，现在他们支持我的决定。</w:t>
+      </w:r>
+    </w:p>
+    <w:p>
+      <w:pPr>
+        <w:spacing w:before="0" w:after="120" w:lineRule="auto" w:line="360"/>
+        <w:ind w:firstLine="480"/>
+      </w:pPr>
+      <w:r>
+        <w:rPr>
+          <w:rFonts w:ascii="宋体" w:hAnsi="宋体" w:eastAsia="宋体"/>
+          <w:b w:val="0"/>
+          <w:color w:val="111827"/>
+          <w:sz w:val="24"/>
+        </w:rPr>
+        <w:t>最后说明一点立场：我申请入伍，不是因为「想不出别的出路」，也不是为了履历好看。我已经拿到推免资格，选择入伍意味着主动推迟两年。我认为这两年值得——它会把「我能吃苦」这句话从自我评价变成事实。</w:t>
+      </w:r>
+    </w:p>
+    <w:p>
+      <w:pPr>
+        <w:keepNext/>
+        <w:keepLines/>
+        <w:spacing w:before="360" w:after="160" w:line="360" w:lineRule="auto"/>
+      </w:pPr>
+      <w:r>
+        <w:rPr>
+          <w:rFonts w:ascii="黑体" w:hAnsi="黑体" w:eastAsia="黑体"/>
+          <w:b/>
+          <w:color w:val="111827"/>
+          <w:sz w:val="30"/>
+        </w:rPr>
+        <w:t>七、审核意见</w:t>
+      </w:r>
+    </w:p>
+    <w:tbl>
+      <w:tblPr>
+        <w:tblStyle w:val="TableGrid"/>
+        <w:tblW w:type="auto" w:w="0"/>
+        <w:jc w:val="center"/>
+        <w:tblLayout w:type="fixed"/>
+        <w:tblLook w:firstColumn="1" w:firstRow="1" w:lastColumn="0" w:lastRow="0" w:noHBand="0" w:noVBand="1" w:val="04A0"/>
+        <w:tblLayout w:type="fixed"/>
+      </w:tblPr>
+      <w:tblGrid>
+        <w:gridCol w:w="8731"/>
+      </w:tblGrid>
+      <w:tr>
+        <w:trPr>
+          <w:cantSplit/>
+        </w:trPr>
+        <w:tc>
+          <w:tcPr>
+            <w:tcW w:type="dxa" w:w="8731"/>
+          </w:tcPr>
+          <w:p>
+            <w:pPr>
+              <w:keepNext/>
+              <w:keepLines/>
+              <w:spacing w:before="40" w:after="40"/>
+            </w:pPr>
+            <w:r>
+              <w:rPr>
+                <w:rFonts w:ascii="黑体" w:hAnsi="黑体" w:eastAsia="黑体"/>
+                <w:b/>
+                <w:color w:val="111827"/>
+                <w:sz w:val="21"/>
+              </w:rPr>
+              <w:t>申请人签字</w:t>
             </w:r>
           </w:p>
         </w:tc>
       </w:tr>
       <w:tr>
+        <w:trPr>
+          <w:trHeight w:val="1020" w:hRule="atLeast"/>
+          <w:cantSplit/>
+        </w:trPr>
         <w:tc>
           <w:tcPr>
-            <w:tcW w:type="dxa" w:w="2551"/>
-            <w:vAlign w:val="center"/>
+            <w:tcW w:type="dxa" w:w="8731"/>
           </w:tcPr>
           <w:p>
             <w:pPr>
-              <w:spacing w:line="300" w:lineRule="auto"/>
-              <w:jc w:val="center"/>
+              <w:keepNext/>
+              <w:keepLines/>
+              <w:spacing w:before="0" w:after="0"/>
             </w:pPr>
-            <w:r/>
+          </w:p>
+        </w:tc>
+      </w:tr>
+      <w:tr>
+        <w:trPr>
+          <w:cantSplit/>
+        </w:trPr>
+        <w:tc>
+          <w:tcPr>
+            <w:tcW w:type="dxa" w:w="8731"/>
+          </w:tcPr>
+          <w:p>
+            <w:pPr>
+              <w:keepNext/>
+              <w:keepLines/>
+              <w:spacing w:before="80" w:after="80"/>
+              <w:jc w:val="right"/>
+            </w:pPr>
             <w:r>
               <w:rPr>
                 <w:rFonts w:ascii="宋体" w:hAnsi="宋体" w:eastAsia="宋体"/>
                 <w:b w:val="0"/>
+                <w:color w:val="6B7280"/>
                 <w:sz w:val="21"/>
               </w:rPr>
-              <w:t>体检结论</w:t>
-            </w:r>
-          </w:p>
-        </w:tc>
-        <w:tc>
-          <w:tcPr>
-            <w:tcW w:type="dxa" w:w="6520"/>
-            <w:vAlign w:val="center"/>
-          </w:tcPr>
-          <w:p>
-            <w:pPr>
-              <w:spacing w:line="300" w:lineRule="auto"/>
-              <w:jc w:val="center"/>
-            </w:pPr>
-            <w:r/>
-            <w:r>
-              <w:rPr>
-                <w:rFonts w:ascii="宋体" w:hAnsi="宋体" w:eastAsia="宋体"/>
-                <w:b w:val="0"/>
-                <w:sz w:val="21"/>
-              </w:rPr>
-              <w:t>2025 年 2 月成都市武侯区人民医院征兵体检合格（身高 175cm，体重 68kg，左眼裸眼视力 4.8，右眼裸眼视力 4.9，无重大疾病史）</w:t>
+              <w:t>签字：＿＿＿＿＿＿＿＿　　　日期：　　年　　月　　日</w:t>
             </w:r>
           </w:p>
         </w:tc>
       </w:tr>
       <w:tr>
+        <w:trPr>
+          <w:cantSplit/>
+        </w:trPr>
         <w:tc>
           <w:tcPr>
-            <w:tcW w:type="dxa" w:w="2551"/>
-            <w:vAlign w:val="center"/>
+            <w:tcW w:type="dxa" w:w="8731"/>
           </w:tcPr>
           <w:p>
             <w:pPr>
-              <w:spacing w:line="300" w:lineRule="auto"/>
-              <w:jc w:val="center"/>
+              <w:keepNext/>
+              <w:keepLines/>
+              <w:spacing w:before="40" w:after="40"/>
             </w:pPr>
-            <w:r/>
+            <w:r>
+              <w:rPr>
+                <w:rFonts w:ascii="黑体" w:hAnsi="黑体" w:eastAsia="黑体"/>
+                <w:b/>
+                <w:color w:val="111827"/>
+                <w:sz w:val="21"/>
+              </w:rPr>
+              <w:t>家长签字</w:t>
+            </w:r>
+          </w:p>
+        </w:tc>
+      </w:tr>
+      <w:tr>
+        <w:trPr>
+          <w:trHeight w:val="1020" w:hRule="atLeast"/>
+          <w:cantSplit/>
+        </w:trPr>
+        <w:tc>
+          <w:tcPr>
+            <w:tcW w:type="dxa" w:w="8731"/>
+          </w:tcPr>
+          <w:p>
+            <w:pPr>
+              <w:keepNext/>
+              <w:keepLines/>
+              <w:spacing w:before="0" w:after="0"/>
+            </w:pPr>
+          </w:p>
+        </w:tc>
+      </w:tr>
+      <w:tr>
+        <w:trPr>
+          <w:cantSplit/>
+        </w:trPr>
+        <w:tc>
+          <w:tcPr>
+            <w:tcW w:type="dxa" w:w="8731"/>
+          </w:tcPr>
+          <w:p>
+            <w:pPr>
+              <w:keepNext/>
+              <w:keepLines/>
+              <w:spacing w:before="80" w:after="80"/>
+              <w:jc w:val="right"/>
+            </w:pPr>
             <w:r>
               <w:rPr>
                 <w:rFonts w:ascii="宋体" w:hAnsi="宋体" w:eastAsia="宋体"/>
                 <w:b w:val="0"/>
+                <w:color w:val="6B7280"/>
                 <w:sz w:val="21"/>
               </w:rPr>
-              <w:t>政审结论</w:t>
+              <w:t>签字：＿＿＿＿＿＿＿＿　　　日期：　　年　　月　　日</w:t>
             </w:r>
           </w:p>
         </w:tc>
+      </w:tr>
+      <w:tr>
+        <w:trPr>
+          <w:cantSplit/>
+        </w:trPr>
         <w:tc>
           <w:tcPr>
-            <w:tcW w:type="dxa" w:w="6520"/>
-            <w:vAlign w:val="center"/>
+            <w:tcW w:type="dxa" w:w="8731"/>
           </w:tcPr>
           <w:p>
             <w:pPr>
-              <w:spacing w:line="300" w:lineRule="auto"/>
-              <w:jc w:val="center"/>
+              <w:keepNext/>
+              <w:keepLines/>
+              <w:spacing w:before="40" w:after="40"/>
             </w:pPr>
-            <w:r/>
+            <w:r>
+              <w:rPr>
+                <w:rFonts w:ascii="黑体" w:hAnsi="黑体" w:eastAsia="黑体"/>
+                <w:b/>
+                <w:color w:val="111827"/>
+                <w:sz w:val="21"/>
+              </w:rPr>
+              <w:t>学院审核意见</w:t>
+            </w:r>
+          </w:p>
+        </w:tc>
+      </w:tr>
+      <w:tr>
+        <w:trPr>
+          <w:trHeight w:val="1020" w:hRule="atLeast"/>
+          <w:cantSplit/>
+        </w:trPr>
+        <w:tc>
+          <w:tcPr>
+            <w:tcW w:type="dxa" w:w="8731"/>
+          </w:tcPr>
+          <w:p>
+            <w:pPr>
+              <w:keepNext/>
+              <w:keepLines/>
+              <w:spacing w:before="0" w:after="0"/>
+            </w:pPr>
+          </w:p>
+        </w:tc>
+      </w:tr>
+      <w:tr>
+        <w:trPr>
+          <w:cantSplit/>
+        </w:trPr>
+        <w:tc>
+          <w:tcPr>
+            <w:tcW w:type="dxa" w:w="8731"/>
+          </w:tcPr>
+          <w:p>
+            <w:pPr>
+              <w:spacing w:before="80" w:after="80"/>
+              <w:jc w:val="right"/>
+            </w:pPr>
             <w:r>
               <w:rPr>
                 <w:rFonts w:ascii="宋体" w:hAnsi="宋体" w:eastAsia="宋体"/>
                 <w:b w:val="0"/>
+                <w:color w:val="6B7280"/>
                 <w:sz w:val="21"/>
               </w:rPr>
-              <w:t>2025 年 2 月成都市武侯区公安分局政治考核合格（本人及家庭主要成员无违法犯罪记录）</w:t>
+              <w:t>签字：＿＿＿＿＿＿＿＿　　　日期：　　年　　月　　日</w:t>
             </w:r>
           </w:p>
         </w:tc>
       </w:tr>
     </w:tbl>
-    <w:p/>
     <w:p>
       <w:pPr>
-        <w:spacing w:line="360" w:lineRule="auto" w:before="240" w:after="240"/>
-        <w:jc w:val="center"/>
-      </w:pPr>
-      <w:r>
-        <w:rPr>
-          <w:rFonts w:ascii="黑体" w:hAnsi="黑体" w:eastAsia="黑体"/>
-          <w:b/>
-          <w:sz w:val="32"/>
-        </w:rPr>
-        <w:t>二、入伍动机</w:t>
-      </w:r>
-    </w:p>
-    <w:p>
-      <w:pPr>
-        <w:spacing w:line="360" w:lineRule="auto" w:before="120" w:after="120"/>
-        <w:jc w:val="left"/>
-      </w:pPr>
-      <w:r>
-        <w:rPr>
-          <w:rFonts w:ascii="黑体" w:hAnsi="黑体" w:eastAsia="黑体"/>
-          <w:b/>
-          <w:sz w:val="30"/>
-        </w:rPr>
-        <w:t>（一）爱国情怀</w:t>
-      </w:r>
-    </w:p>
-    <w:p>
-      <w:pPr>
-        <w:spacing w:line="360" w:lineRule="auto" w:before="0" w:after="0"/>
-        <w:ind w:firstLine="480"/>
-        <w:jc w:val="left"/>
+        <w:spacing w:before="0" w:after="0" w:line="240" w:lineRule="exact"/>
       </w:pPr>
       <w:r>
         <w:rPr>
           <w:rFonts w:ascii="宋体" w:hAnsi="宋体" w:eastAsia="宋体"/>
           <w:b w:val="0"/>
-          <w:sz w:val="24"/>
+          <w:color w:val="111827"/>
+          <w:sz w:val="16"/>
         </w:rPr>
-        <w:t>（爱国情怀）本人认真学习了《中华人民共和国兵役法》《征兵工作条例》《应征公民体格检查标准》等法律法规与《2025 年大学生应征入伍优惠政策》。本人深刻认识到，依照法律服兵役和参加民兵组织是中华人民共和国公民的光荣义务，是保家卫国的神圣职责。本人理解应征入伍是党中央、国务院、中央军委推进国防和军队现代化建设的重要举措，是优化兵员结构、提升部队战斗力的重要途径。本人愿以青春之我，护卫盛世之中华。</w:t>
-      </w:r>
-    </w:p>
-    <w:p>
-      <w:pPr>
-        <w:spacing w:line="360" w:lineRule="auto" w:before="120" w:after="120"/>
-        <w:jc w:val="left"/>
-      </w:pPr>
-      <w:r>
-        <w:rPr>
-          <w:rFonts w:ascii="黑体" w:hAnsi="黑体" w:eastAsia="黑体"/>
-          <w:b/>
-          <w:sz w:val="30"/>
-        </w:rPr>
-        <w:t>（二）责任担当</w:t>
-      </w:r>
-    </w:p>
-    <w:p>
-      <w:pPr>
-        <w:spacing w:line="360" w:lineRule="auto" w:before="0" w:after="0"/>
-        <w:ind w:firstLine="480"/>
-        <w:jc w:val="left"/>
-      </w:pPr>
-      <w:r>
-        <w:rPr>
-          <w:rFonts w:ascii="宋体" w:hAnsi="宋体" w:eastAsia="宋体"/>
-          <w:b w:val="0"/>
-          <w:sz w:val="24"/>
-        </w:rPr>
-        <w:t>（责任担当）触发本人应征入伍决心的，是 2020 年 6 月中印加勒万河谷冲突中陈红军、陈祥榕、肖思远、王焯冉等烈士的英勇事迹。陈祥榕烈士牺牲时年仅 19 岁，与本人年纪相仿，他在战斗前写下的'清澈的爱，只为中国'八字战斗宣言深深震撼了本人。'国家兴亡，匹夫有责'，本人作为新时代大学生，理应接过烈士的钢枪，到祖国最需要的地方去，到党和人民最需要的地方去。</w:t>
-      </w:r>
-    </w:p>
-    <w:p>
-      <w:pPr>
-        <w:spacing w:line="360" w:lineRule="auto" w:before="120" w:after="120"/>
-        <w:jc w:val="left"/>
-      </w:pPr>
-      <w:r>
-        <w:rPr>
-          <w:rFonts w:ascii="黑体" w:hAnsi="黑体" w:eastAsia="黑体"/>
-          <w:b/>
-          <w:sz w:val="30"/>
-        </w:rPr>
-        <w:t>（三）个人成长</w:t>
-      </w:r>
-    </w:p>
-    <w:p>
-      <w:pPr>
-        <w:spacing w:line="360" w:lineRule="auto" w:before="0" w:after="0"/>
-        <w:ind w:firstLine="480"/>
-        <w:jc w:val="left"/>
-      </w:pPr>
-      <w:r>
-        <w:rPr>
-          <w:rFonts w:ascii="宋体" w:hAnsi="宋体" w:eastAsia="宋体"/>
-          <w:b w:val="0"/>
-          <w:sz w:val="24"/>
-        </w:rPr>
-        <w:t>（个人成长）本人理解，部队是一座大熔炉、一所大学校。两年义务兵役将塑造本人严明的纪律性、坚韧的意志力、强烈的责任感和过硬的抗压能力。本人将通过新兵训练、专业训练、战术训练掌握军事技能，培养团队协作与领导力。本人深知'当兵后悔两年，不当兵后悔一辈子'这句话的分量——两年军旅生涯将成为本人一生最宝贵的财富，远胜任何奖学金与实习经历。</w:t>
-      </w:r>
-    </w:p>
-    <w:p>
-      <w:pPr>
-        <w:spacing w:line="360" w:lineRule="auto" w:before="120" w:after="120"/>
-        <w:jc w:val="left"/>
-      </w:pPr>
-      <w:r>
-        <w:rPr>
-          <w:rFonts w:ascii="黑体" w:hAnsi="黑体" w:eastAsia="黑体"/>
-          <w:b/>
-          <w:sz w:val="30"/>
-        </w:rPr>
-        <w:t>（四）职业规划</w:t>
-      </w:r>
-    </w:p>
-    <w:p>
-      <w:pPr>
-        <w:spacing w:line="360" w:lineRule="auto" w:before="0" w:after="0"/>
-        <w:ind w:firstLine="480"/>
-        <w:jc w:val="left"/>
-      </w:pPr>
-      <w:r>
-        <w:rPr>
-          <w:rFonts w:ascii="宋体" w:hAnsi="宋体" w:eastAsia="宋体"/>
-          <w:b w:val="0"/>
-          <w:sz w:val="24"/>
-        </w:rPr>
-        <w:t>（职业规划）本人服役期满后的初步规划是退役复学完成本科学业，随后报考硕士研究生（享受退役大学生士兵专项研究生招生计划与考研加 10 分政策）。本人已了解大学生入伍优待政策：本人在校期间学费将获得每年最高 16000 元的补偿代偿；退役复学后可申请转专业；享受专升本免试、考研加分、专项研究生计划、考公定向等政策。本人将以军旅生涯为起点，将军人精神带入未来职业，无论身在何处，都以'退伍不褪色'的标准要求自己。</w:t>
-      </w:r>
-    </w:p>
-    <w:p>
-      <w:pPr>
-        <w:spacing w:line="360" w:lineRule="auto" w:before="120" w:after="120"/>
-        <w:jc w:val="left"/>
-      </w:pPr>
-      <w:r>
-        <w:rPr>
-          <w:rFonts w:ascii="黑体" w:hAnsi="黑体" w:eastAsia="黑体"/>
-          <w:b/>
-          <w:sz w:val="30"/>
-        </w:rPr>
-        <w:t>（附）引用的征兵政策文件</w:t>
-      </w:r>
-    </w:p>
-    <w:p>
-      <w:pPr>
-        <w:spacing w:line="360" w:lineRule="auto" w:before="0" w:after="0"/>
-        <w:ind w:firstLine="480"/>
-        <w:jc w:val="left"/>
-      </w:pPr>
-      <w:r>
-        <w:rPr>
-          <w:rFonts w:ascii="宋体" w:hAnsi="宋体" w:eastAsia="宋体"/>
-          <w:b w:val="0"/>
-          <w:sz w:val="24"/>
-        </w:rPr>
-        <w:t>本人认真学习了以下征兵政策文件，深入了解应征入伍的兵役义务、征集程序、体检标准、政治考核与优待政策：</w:t>
-      </w:r>
-    </w:p>
-    <w:p>
-      <w:pPr>
-        <w:spacing w:line="360" w:lineRule="auto" w:before="0" w:after="0"/>
-        <w:jc w:val="left"/>
-      </w:pPr>
-      <w:r>
-        <w:rPr>
-          <w:rFonts w:ascii="宋体" w:hAnsi="宋体" w:eastAsia="宋体"/>
-          <w:b w:val="0"/>
-          <w:sz w:val="24"/>
-        </w:rPr>
-        <w:t>• 《中华人民共和国兵役法》（2021 年修订）</w:t>
-      </w:r>
-    </w:p>
-    <w:p>
-      <w:pPr>
-        <w:spacing w:line="360" w:lineRule="auto" w:before="0" w:after="0"/>
-        <w:jc w:val="left"/>
-      </w:pPr>
-      <w:r>
-        <w:rPr>
-          <w:rFonts w:ascii="宋体" w:hAnsi="宋体" w:eastAsia="宋体"/>
-          <w:b w:val="0"/>
-          <w:sz w:val="24"/>
-        </w:rPr>
-        <w:t>• 《征兵工作条例》（2023 年修订）</w:t>
-      </w:r>
-    </w:p>
-    <w:p>
-      <w:pPr>
-        <w:spacing w:line="360" w:lineRule="auto" w:before="0" w:after="0"/>
-        <w:jc w:val="left"/>
-      </w:pPr>
-      <w:r>
-        <w:rPr>
-          <w:rFonts w:ascii="宋体" w:hAnsi="宋体" w:eastAsia="宋体"/>
-          <w:b w:val="0"/>
-          <w:sz w:val="24"/>
-        </w:rPr>
-        <w:t>• 《2025 年大学生应征入伍优惠政策》</w:t>
-      </w:r>
-    </w:p>
-    <w:p>
-      <w:pPr>
-        <w:spacing w:line="360" w:lineRule="auto" w:before="240" w:after="240"/>
-        <w:jc w:val="center"/>
-      </w:pPr>
-      <w:r>
-        <w:rPr>
-          <w:rFonts w:ascii="黑体" w:hAnsi="黑体" w:eastAsia="黑体"/>
-          <w:b/>
-          <w:sz w:val="32"/>
-        </w:rPr>
-        <w:t>三、个人素质</w:t>
-      </w:r>
-    </w:p>
-    <w:p>
-      <w:pPr>
-        <w:spacing w:line="360" w:lineRule="auto" w:before="120" w:after="120"/>
-        <w:jc w:val="left"/>
-      </w:pPr>
-      <w:r>
-        <w:rPr>
-          <w:rFonts w:ascii="黑体" w:hAnsi="黑体" w:eastAsia="黑体"/>
-          <w:b/>
-          <w:sz w:val="30"/>
-        </w:rPr>
-        <w:t>（一）政治素质</w:t>
-      </w:r>
-    </w:p>
-    <w:p>
-      <w:pPr>
-        <w:spacing w:line="360" w:lineRule="auto" w:before="0" w:after="0"/>
-        <w:ind w:firstLine="480"/>
-        <w:jc w:val="left"/>
-      </w:pPr>
-      <w:r>
-        <w:rPr>
-          <w:rFonts w:ascii="宋体" w:hAnsi="宋体" w:eastAsia="宋体"/>
-          <w:b w:val="0"/>
-          <w:sz w:val="24"/>
-        </w:rPr>
-        <w:t>（政治素质）本人政治面貌为中共党员，2023 年 6 月入党，入党介绍人为辅导员李老师与班主任王老师。在校期间认真学习党的理论，研读《习近平与大学生朋友们》《习近平的七年知青岁月》等著作，完成'青年大学习'52 期，撰写思想汇报 6 篇。曾任院学生党支部宣传委员，组织主题党日活动 8 次，培养了对党忠诚、服务人民的信念。本人政治立场坚定，拥护党的领导，自觉抵制各种错误思潮。</w:t>
-      </w:r>
-    </w:p>
-    <w:p>
-      <w:pPr>
-        <w:spacing w:line="360" w:lineRule="auto" w:before="120" w:after="120"/>
-        <w:jc w:val="left"/>
-      </w:pPr>
-      <w:r>
-        <w:rPr>
-          <w:rFonts w:ascii="黑体" w:hAnsi="黑体" w:eastAsia="黑体"/>
-          <w:b/>
-          <w:sz w:val="30"/>
-        </w:rPr>
-        <w:t>（二）专业能力</w:t>
-      </w:r>
-    </w:p>
-    <w:p>
-      <w:pPr>
-        <w:spacing w:line="360" w:lineRule="auto" w:before="0" w:after="0"/>
-        <w:ind w:firstLine="480"/>
-        <w:jc w:val="left"/>
-      </w:pPr>
-      <w:r>
-        <w:rPr>
-          <w:rFonts w:ascii="宋体" w:hAnsi="宋体" w:eastAsia="宋体"/>
-          <w:b w:val="0"/>
-          <w:sz w:val="24"/>
-        </w:rPr>
-        <w:t>（专业能力）本人在校期间学业成绩 GPA 3.6/4.0，排名专业前 15%（8/52）。已通过 CET-6、计算机二级（C 语言）、全国计算机等级三级（网络技术），具备扎实的计算机理论基础与编程能力。所学专业计算机科学与技术与通信兵、电子对抗兵、网络空间部队等兵种高度匹配，可发挥专业特长服务部队信息化建设。曾获 2024 年国家奖学金、2024 年挑战杯省级一等奖，专业能力与所报技术兵种匹配度高。</w:t>
-      </w:r>
-    </w:p>
-    <w:p>
-      <w:pPr>
-        <w:spacing w:line="360" w:lineRule="auto" w:before="120" w:after="120"/>
-        <w:jc w:val="left"/>
-      </w:pPr>
-      <w:r>
-        <w:rPr>
-          <w:rFonts w:ascii="黑体" w:hAnsi="黑体" w:eastAsia="黑体"/>
-          <w:b/>
-          <w:sz w:val="30"/>
-        </w:rPr>
-        <w:t>（三）身体素质</w:t>
-      </w:r>
-    </w:p>
-    <w:p>
-      <w:pPr>
-        <w:spacing w:line="360" w:lineRule="auto" w:before="0" w:after="0"/>
-        <w:ind w:firstLine="480"/>
-        <w:jc w:val="left"/>
-      </w:pPr>
-      <w:r>
-        <w:rPr>
-          <w:rFonts w:ascii="宋体" w:hAnsi="宋体" w:eastAsia="宋体"/>
-          <w:b w:val="0"/>
-          <w:sz w:val="24"/>
-        </w:rPr>
-        <w:t>（身体素质）本人 2025 年 2 月参加成都市武侯区人民医院征兵体检，结论为合格（身高 175cm，体重 68kg，左眼裸眼视力 4.8，右眼裸眼视力 4.9，无重大疾病史）。国家学生体质健康标准良好。1000 米跑 3 分 45 秒，引体向上 12 个，立定跳远 2.45 米，体能基础良好，能适应部队高强度训练。校级心理测评结论良好。</w:t>
-      </w:r>
-    </w:p>
-    <w:p>
-      <w:pPr>
-        <w:spacing w:line="360" w:lineRule="auto" w:before="240" w:after="240"/>
-        <w:jc w:val="center"/>
-      </w:pPr>
-      <w:r>
-        <w:rPr>
-          <w:rFonts w:ascii="黑体" w:hAnsi="黑体" w:eastAsia="黑体"/>
-          <w:b/>
-          <w:sz w:val="32"/>
-        </w:rPr>
-        <w:t>四、部队适应能力</w:t>
-      </w:r>
-    </w:p>
-    <w:p>
-      <w:pPr>
-        <w:spacing w:line="360" w:lineRule="auto" w:before="120" w:after="120"/>
-        <w:jc w:val="left"/>
-      </w:pPr>
-      <w:r>
-        <w:rPr>
-          <w:rFonts w:ascii="黑体" w:hAnsi="黑体" w:eastAsia="黑体"/>
-          <w:b/>
-          <w:sz w:val="30"/>
-        </w:rPr>
-        <w:t>（一）纪律性</w:t>
-      </w:r>
-    </w:p>
-    <w:p>
-      <w:pPr>
-        <w:spacing w:line="360" w:lineRule="auto" w:before="0" w:after="0"/>
-        <w:ind w:firstLine="480"/>
-        <w:jc w:val="left"/>
-      </w:pPr>
-      <w:r>
-        <w:rPr>
-          <w:rFonts w:ascii="宋体" w:hAnsi="宋体" w:eastAsia="宋体"/>
-          <w:b w:val="0"/>
-          <w:sz w:val="24"/>
-        </w:rPr>
-        <w:t>（纪律性）本人在校期间严格遵守校规校纪，无任何违纪记录，出勤率 100%，诚信考试无作弊。本人理解部队纪律是战斗力的根本保证，包括条令条例、内务管理、请示报告等。本人已通过早起作息训练（连续 100 天 6 点起床）、自律打卡（连续 200 天运动）为适应部队纪律做好充分准备，能够在服从命令、听从指挥方面做到不打折扣、不搞变通。</w:t>
-      </w:r>
-    </w:p>
-    <w:p>
-      <w:pPr>
-        <w:spacing w:line="360" w:lineRule="auto" w:before="120" w:after="120"/>
-        <w:jc w:val="left"/>
-      </w:pPr>
-      <w:r>
-        <w:rPr>
-          <w:rFonts w:ascii="黑体" w:hAnsi="黑体" w:eastAsia="黑体"/>
-          <w:b/>
-          <w:sz w:val="30"/>
-        </w:rPr>
-        <w:t>（二）集体生活适应能力</w:t>
-      </w:r>
-    </w:p>
-    <w:p>
-      <w:pPr>
-        <w:spacing w:line="360" w:lineRule="auto" w:before="0" w:after="0"/>
-        <w:ind w:firstLine="480"/>
-        <w:jc w:val="left"/>
-      </w:pPr>
-      <w:r>
-        <w:rPr>
-          <w:rFonts w:ascii="宋体" w:hAnsi="宋体" w:eastAsia="宋体"/>
-          <w:b w:val="0"/>
-          <w:sz w:val="24"/>
-        </w:rPr>
-        <w:t>（集体生活适应能力）本人大学三年住宿生活和谐，曾担任宿舍长 2 年，组织宿舍卫生评比、节庆活动等。在校 ACM 算法社团担任技术副部长 1 年，与不同性格同学协作完成 3 个开源项目。本人理解部队是高度集体化的组织，本人将与战友同吃同住同训练，做到团结友爱、互帮互助、共同进步。</w:t>
-      </w:r>
-    </w:p>
-    <w:p>
-      <w:pPr>
-        <w:spacing w:line="360" w:lineRule="auto" w:before="120" w:after="120"/>
-        <w:jc w:val="left"/>
-      </w:pPr>
-      <w:r>
-        <w:rPr>
-          <w:rFonts w:ascii="黑体" w:hAnsi="黑体" w:eastAsia="黑体"/>
-          <w:b/>
-          <w:sz w:val="30"/>
-        </w:rPr>
-        <w:t>（三）抗压能力</w:t>
-      </w:r>
-    </w:p>
-    <w:p>
-      <w:pPr>
-        <w:spacing w:line="360" w:lineRule="auto" w:before="0" w:after="0"/>
-        <w:ind w:firstLine="480"/>
-        <w:jc w:val="left"/>
-      </w:pPr>
-      <w:r>
-        <w:rPr>
-          <w:rFonts w:ascii="宋体" w:hAnsi="宋体" w:eastAsia="宋体"/>
-          <w:b w:val="0"/>
-          <w:sz w:val="24"/>
-        </w:rPr>
-        <w:t>（抗压能力）本人在校期间曾同时承担学业、学生工作、志愿服务三线任务（期末备考 + 学生会换届 + 凉山支教），均圆满完成，体现较强抗压能力。本人 2024 年 9 月参加校级心理测评，结论为良好。本人已通过长跑训练（累计 500 公里）、户外拉练（318 国道骑行 21 天）增强体能储备，通过心理建设提升抗压能力，能够适应部队高强度训练与突发任务。</w:t>
-      </w:r>
-    </w:p>
-    <w:p>
-      <w:pPr>
-        <w:spacing w:line="360" w:lineRule="auto" w:before="240" w:after="240"/>
-        <w:jc w:val="center"/>
-      </w:pPr>
-      <w:r>
-        <w:rPr>
-          <w:rFonts w:ascii="黑体" w:hAnsi="黑体" w:eastAsia="黑体"/>
-          <w:b/>
-          <w:sz w:val="32"/>
-        </w:rPr>
-        <w:t>五、家人态度与决心</w:t>
-      </w:r>
-    </w:p>
-    <w:p>
-      <w:pPr>
-        <w:spacing w:line="360" w:lineRule="auto" w:before="120" w:after="120"/>
-        <w:jc w:val="left"/>
-      </w:pPr>
-      <w:r>
-        <w:rPr>
-          <w:rFonts w:ascii="黑体" w:hAnsi="黑体" w:eastAsia="黑体"/>
-          <w:b/>
-          <w:sz w:val="30"/>
-        </w:rPr>
-        <w:t>（一）家人态度与沟通过程</w:t>
-      </w:r>
-    </w:p>
-    <w:p>
-      <w:pPr>
-        <w:spacing w:line="360" w:lineRule="auto" w:before="0" w:after="0"/>
-        <w:ind w:firstLine="480"/>
-        <w:jc w:val="left"/>
-      </w:pPr>
-      <w:r>
-        <w:rPr>
-          <w:rFonts w:ascii="宋体" w:hAnsi="宋体" w:eastAsia="宋体"/>
-          <w:b w:val="0"/>
-          <w:sz w:val="24"/>
-        </w:rPr>
-        <w:t>（家人态度与沟通过程）本人于 2025 年 1 月向家人正式告知应征入伍的决定。父母初始反应是担忧本人安全与未来出路。经过 3 次深入沟通，家人从担忧转为支持。父亲表示：'保家卫国是男子汉的本分，我们支持你的选择，但要照顾好自己。'母亲表示：'家里有我们，你安心服役。'家人最终态度为支持，已签署家长知情同意书。具体顾虑化解：（1）父亲担忧本人安全，本人向父亲展示了部队保险条款与军人优待政策后，父亲态度转为支持；（2）母亲担忧本人未来出路，本人向母亲说明入伍保留学籍、学费补偿、考研加分等政策，母亲表示理解。</w:t>
-      </w:r>
-    </w:p>
-    <w:p>
-      <w:pPr>
-        <w:spacing w:line="360" w:lineRule="auto" w:before="120" w:after="120"/>
-        <w:jc w:val="left"/>
-      </w:pPr>
-      <w:r>
-        <w:rPr>
-          <w:rFonts w:ascii="黑体" w:hAnsi="黑体" w:eastAsia="黑体"/>
-          <w:b/>
-          <w:sz w:val="30"/>
-        </w:rPr>
-        <w:t>（二）决心表态</w:t>
-      </w:r>
-    </w:p>
-    <w:p>
-      <w:pPr>
-        <w:spacing w:line="360" w:lineRule="auto" w:before="0" w:after="0"/>
-        <w:ind w:firstLine="480"/>
-        <w:jc w:val="left"/>
-      </w:pPr>
-      <w:r>
-        <w:rPr>
-          <w:rFonts w:ascii="宋体" w:hAnsi="宋体" w:eastAsia="宋体"/>
-          <w:b w:val="0"/>
-          <w:sz w:val="24"/>
-        </w:rPr>
-        <w:t>（决心表态）本人郑重表态：志愿应征入伍服 2 年义务兵役，服役期间服从命令、听从指挥、严守纪律、刻苦训练，以优异成绩完成各项任务。本人将以'清澈的爱，只为中国'为座右铭，到祖国最需要的地方去，把青春奉献给国防事业。退伍后无论从事何种职业，都将以'退伍不褪色'的标准要求自己，将军人精神融入血脉。</w:t>
-      </w:r>
-    </w:p>
-    <w:p>
-      <w:pPr>
-        <w:spacing w:line="360" w:lineRule="auto" w:before="240" w:after="240"/>
-        <w:jc w:val="center"/>
-      </w:pPr>
-      <w:r>
-        <w:rPr>
-          <w:rFonts w:ascii="黑体" w:hAnsi="黑体" w:eastAsia="黑体"/>
-          <w:b/>
-          <w:sz w:val="32"/>
-        </w:rPr>
-        <w:t>六、申请人签字与审核意见</w:t>
-      </w:r>
-    </w:p>
-    <w:p>
-      <w:pPr>
-        <w:spacing w:line="360" w:lineRule="auto" w:before="120" w:after="120"/>
-        <w:jc w:val="left"/>
-      </w:pPr>
-      <w:r>
-        <w:rPr>
-          <w:rFonts w:ascii="黑体" w:hAnsi="黑体" w:eastAsia="黑体"/>
-          <w:b/>
-          <w:sz w:val="30"/>
-        </w:rPr>
-        <w:t>（一）申请人签字</w:t>
-      </w:r>
-    </w:p>
-    <w:p/>
-    <w:p/>
-    <w:p/>
-    <w:p>
-      <w:pPr>
-        <w:spacing w:line="360" w:lineRule="auto" w:before="0" w:after="0"/>
-        <w:jc w:val="left"/>
-      </w:pPr>
-      <w:r>
-        <w:rPr>
-          <w:rFonts w:ascii="宋体" w:hAnsi="宋体" w:eastAsia="宋体"/>
-          <w:b w:val="0"/>
-          <w:sz w:val="24"/>
-        </w:rPr>
-        <w:t>申请人签字：____________________    日期：______年____月____日</w:t>
-      </w:r>
-    </w:p>
-    <w:p>
-      <w:pPr>
-        <w:spacing w:line="360" w:lineRule="auto" w:before="120" w:after="120"/>
-        <w:jc w:val="left"/>
-      </w:pPr>
-      <w:r>
-        <w:rPr>
-          <w:rFonts w:ascii="黑体" w:hAnsi="黑体" w:eastAsia="黑体"/>
-          <w:b/>
-          <w:sz w:val="30"/>
-        </w:rPr>
-        <w:t>（二）学校武装部审核意见</w:t>
-      </w:r>
-    </w:p>
-    <w:p/>
-    <w:p/>
-    <w:p/>
-    <w:p/>
-    <w:p/>
-    <w:p>
-      <w:pPr>
-        <w:spacing w:line="360" w:lineRule="auto" w:before="0" w:after="0"/>
-        <w:jc w:val="left"/>
-      </w:pPr>
-      <w:r>
-        <w:rPr>
-          <w:rFonts w:ascii="宋体" w:hAnsi="宋体" w:eastAsia="宋体"/>
-          <w:b w:val="0"/>
-          <w:sz w:val="24"/>
-        </w:rPr>
-        <w:t>学校武装部盖章：____________________    负责人签字：____________    日期：______年____月____日</w:t>
-      </w:r>
-    </w:p>
-    <w:p>
-      <w:pPr>
-        <w:spacing w:line="360" w:lineRule="auto" w:before="120" w:after="120"/>
-        <w:jc w:val="left"/>
-      </w:pPr>
-      <w:r>
-        <w:rPr>
-          <w:rFonts w:ascii="黑体" w:hAnsi="黑体" w:eastAsia="黑体"/>
-          <w:b/>
-          <w:sz w:val="30"/>
-        </w:rPr>
-        <w:t>（三）县级征兵办审核意见</w:t>
-      </w:r>
-    </w:p>
-    <w:p/>
-    <w:p/>
-    <w:p/>
-    <w:p/>
-    <w:p/>
-    <w:p>
-      <w:pPr>
-        <w:spacing w:line="360" w:lineRule="auto" w:before="0" w:after="0"/>
-        <w:jc w:val="left"/>
-      </w:pPr>
-      <w:r>
-        <w:rPr>
-          <w:rFonts w:ascii="宋体" w:hAnsi="宋体" w:eastAsia="宋体"/>
-          <w:b w:val="0"/>
-          <w:sz w:val="24"/>
-        </w:rPr>
-        <w:t>县级征兵办盖章：____________________    负责人签字：____________    日期：______年____月____日</w:t>
       </w:r>
     </w:p>
     <w:sectPr>
-      <w:footerReference w:type="default" r:id="rId9"/>
       <w:pgSz w:w="11906" w:h="16838"/>
-      <w:pgMar w:top="1440" w:right="1417" w:bottom="1440" w:left="1417" w:header="720" w:footer="720" w:gutter="0"/>
+      <w:pgMar w:top="1440" w:right="1474" w:bottom="1440" w:left="1701" w:header="720" w:footer="720" w:gutter="0"/>
       <w:cols w:space="720"/>
       <w:docGrid w:linePitch="360"/>
     </w:sectPr>
   </w:body>
 </w:document>
-</file>
-
-<file path=word/footer1.xml><?xml version="1.0" encoding="utf-8"?>
-<w:ftr xmlns:m="http://schemas.openxmlformats.org/officeDocument/2006/math" xmlns:mc="http://schemas.openxmlformats.org/markup-compatibility/2006" xmlns:mo="http://schemas.microsoft.com/office/mac/office/2008/main" xmlns:mv="urn:schemas-microsoft-com:mac:vml" xmlns:o="urn:schemas-microsoft-com:office:office" xmlns:r="http://schemas.openxmlformats.org/officeDocument/2006/relationships" xmlns:v="urn:schemas-microsoft-com:vml" xmlns:w10="urn:schemas-microsoft-com:office:word" xmlns:w14="http://schemas.microsoft.com/office/word/2010/wordml" xmlns:w="http://schemas.openxmlformats.org/wordprocessingml/2006/main" xmlns:wne="http://schemas.microsoft.com/office/word/2006/wordml" xmlns:wp14="http://schemas.microsoft.com/office/word/2010/wordprocessingDrawing" xmlns:wp="http://schemas.openxmlformats.org/drawingml/2006/wordprocessingDrawing" xmlns:wpc="http://schemas.microsoft.com/office/word/2010/wordprocessingCanvas" xmlns:wpg="http://schemas.microsoft.com/office/word/2010/wordprocessingGroup" xmlns:wpi="http://schemas.microsoft.com/office/word/2010/wordprocessingInk" xmlns:wps="http://schemas.microsoft.com/office/word/2010/wordprocessingShape" mc:Ignorable="w14 wp14">
-  <w:p>
-    <w:pPr>
-      <w:pStyle w:val="Footer"/>
-      <w:jc w:val="center"/>
-    </w:pPr>
-    <w:r>
-      <w:rPr>
-        <w:rFonts w:ascii="宋体" w:hAnsi="宋体" w:eastAsia="宋体"/>
-        <w:b w:val="0"/>
-        <w:sz w:val="21"/>
-      </w:rPr>
-      <w:fldChar w:fldCharType="begin"/>
-      <w:instrText xml:space="preserve">PAGE</w:instrText>
-      <w:fldChar w:fldCharType="end"/>
-    </w:r>
-  </w:p>
-</w:ftr>
 </file>
 
 <file path=word/numbering.xml><?xml version="1.0" encoding="utf-8"?>

--- a/examples/demos/demo_military_enlistment.docx
+++ b/examples/demos/demo_military_enlistment.docx
@@ -1532,6 +1532,109 @@
     </w:p>
     <w:p>
       <w:pPr>
+        <w:spacing w:before="0" w:after="120" w:lineRule="auto" w:line="360"/>
+        <w:ind w:firstLine="480"/>
+      </w:pPr>
+      <w:r>
+        <w:rPr>
+          <w:rFonts w:ascii="宋体" w:hAnsi="宋体" w:eastAsia="宋体"/>
+          <w:b w:val="0"/>
+          <w:color w:val="111827"/>
+          <w:sz w:val="24"/>
+        </w:rPr>
+        <w:t>入伍不是「两年后结束」的事，我把三个阶段想清楚了才报的名。</w:t>
+      </w:r>
+    </w:p>
+    <w:p>
+      <w:pPr>
+        <w:keepNext/>
+        <w:keepLines/>
+        <w:spacing w:before="200" w:after="80"/>
+        <w:jc w:val="center"/>
+      </w:pPr>
+      <w:r>
+        <w:drawing>
+          <wp:inline xmlns:a="http://schemas.openxmlformats.org/drawingml/2006/main" xmlns:pic="http://schemas.openxmlformats.org/drawingml/2006/picture">
+            <wp:extent cx="5472000" cy="1903934"/>
+            <wp:docPr id="2" name="Picture 2"/>
+            <wp:cNvGraphicFramePr>
+              <a:graphicFrameLocks noChangeAspect="1"/>
+            </wp:cNvGraphicFramePr>
+            <a:graphic>
+              <a:graphicData uri="http://schemas.openxmlformats.org/drawingml/2006/picture">
+                <pic:pic>
+                  <pic:nvPicPr>
+                    <pic:cNvPr id="0" name="24_service_plan.png"/>
+                    <pic:cNvPicPr/>
+                  </pic:nvPicPr>
+                  <pic:blipFill>
+                    <a:blip r:embed="rId10"/>
+                    <a:stretch>
+                      <a:fillRect/>
+                    </a:stretch>
+                  </pic:blipFill>
+                  <pic:spPr>
+                    <a:xfrm>
+                      <a:off x="0" y="0"/>
+                      <a:ext cx="5472000" cy="1903934"/>
+                    </a:xfrm>
+                    <a:prstGeom prst="rect"/>
+                  </pic:spPr>
+                </pic:pic>
+              </a:graphicData>
+            </a:graphic>
+          </wp:inline>
+        </w:drawing>
+      </w:r>
+    </w:p>
+    <w:p>
+      <w:pPr>
+        <w:keepLines/>
+        <w:spacing w:before="0" w:after="280"/>
+        <w:jc w:val="center"/>
+      </w:pPr>
+      <w:r>
+        <w:rPr>
+          <w:rFonts w:ascii="宋体" w:hAnsi="宋体" w:eastAsia="宋体"/>
+          <w:b w:val="0"/>
+          <w:color w:val="6B7280"/>
+          <w:sz w:val="21"/>
+        </w:rPr>
+        <w:t>图 2　入伍后的三段规划与各阶段能力侧重</w:t>
+      </w:r>
+    </w:p>
+    <w:p>
+      <w:pPr>
+        <w:spacing w:before="0" w:after="120" w:lineRule="auto" w:line="360"/>
+        <w:ind w:firstLine="480"/>
+      </w:pPr>
+      <w:r>
+        <w:rPr>
+          <w:rFonts w:ascii="宋体" w:hAnsi="宋体" w:eastAsia="宋体"/>
+          <w:b w:val="0"/>
+          <w:color w:val="111827"/>
+          <w:sz w:val="24"/>
+        </w:rPr>
+        <w:t>第一阶段的重点是先当合格战士——体能和纪律不过关，专业特长没有意义；第二阶段争取进入与无人机或信息化相关的岗位，把手上的技术真正用上；第三阶段如果继续留队，我希望做带训与技术传承，而不是一直做执行。</w:t>
+      </w:r>
+    </w:p>
+    <w:p>
+      <w:pPr>
+        <w:spacing w:before="0" w:after="120" w:lineRule="auto" w:line="360"/>
+        <w:ind w:firstLine="480"/>
+      </w:pPr>
+      <w:r>
+        <w:rPr>
+          <w:rFonts w:ascii="宋体" w:hAnsi="宋体" w:eastAsia="宋体"/>
+          <w:b w:val="0"/>
+          <w:color w:val="111827"/>
+          <w:sz w:val="24"/>
+        </w:rPr>
+        <w:t>这三段的分界点都要考核，不是想清楚就能走到。所以我把每个阶段「必须具备什么」写在图里，而不是只写「我希望成为什么」。</w:t>
+      </w:r>
+    </w:p>
+    <w:p>
+      <w:pPr>
         <w:keepNext/>
         <w:keepLines/>
         <w:spacing w:before="360" w:after="160" w:line="360" w:lineRule="auto"/>
@@ -1587,7 +1690,7 @@
         <w:drawing>
           <wp:inline xmlns:a="http://schemas.openxmlformats.org/drawingml/2006/main" xmlns:pic="http://schemas.openxmlformats.org/drawingml/2006/picture">
             <wp:extent cx="5472000" cy="2269213"/>
-            <wp:docPr id="2" name="Picture 2"/>
+            <wp:docPr id="3" name="Picture 3"/>
             <wp:cNvGraphicFramePr>
               <a:graphicFrameLocks noChangeAspect="1"/>
             </wp:cNvGraphicFramePr>
@@ -1599,7 +1702,7 @@
                     <pic:cNvPicPr/>
                   </pic:nvPicPr>
                   <pic:blipFill>
-                    <a:blip r:embed="rId10"/>
+                    <a:blip r:embed="rId11"/>
                     <a:stretch>
                       <a:fillRect/>
                     </a:stretch>
@@ -1631,7 +1734,7 @@
           <w:color w:val="6B7280"/>
           <w:sz w:val="21"/>
         </w:rPr>
-        <w:t>图 2　入伍前体能储备与合格线对照</w:t>
+        <w:t>图 3　入伍前体能储备与合格线对照</w:t>
       </w:r>
     </w:p>
     <w:tbl>
@@ -2900,6 +3003,64 @@
     </w:p>
     <w:p>
       <w:pPr>
+        <w:keepNext/>
+        <w:keepLines/>
+        <w:spacing w:before="200" w:after="80"/>
+        <w:jc w:val="center"/>
+      </w:pPr>
+      <w:r>
+        <w:drawing>
+          <wp:inline xmlns:a="http://schemas.openxmlformats.org/drawingml/2006/main" xmlns:pic="http://schemas.openxmlformats.org/drawingml/2006/picture">
+            <wp:extent cx="5472000" cy="2409432"/>
+            <wp:docPr id="4" name="Picture 4"/>
+            <wp:cNvGraphicFramePr>
+              <a:graphicFrameLocks noChangeAspect="1"/>
+            </wp:cNvGraphicFramePr>
+            <a:graphic>
+              <a:graphicData uri="http://schemas.openxmlformats.org/drawingml/2006/picture">
+                <pic:pic>
+                  <pic:nvPicPr>
+                    <pic:cNvPr id="0" name="20_match_matrix.png"/>
+                    <pic:cNvPicPr/>
+                  </pic:nvPicPr>
+                  <pic:blipFill>
+                    <a:blip r:embed="rId12"/>
+                    <a:stretch>
+                      <a:fillRect/>
+                    </a:stretch>
+                  </pic:blipFill>
+                  <pic:spPr>
+                    <a:xfrm>
+                      <a:off x="0" y="0"/>
+                      <a:ext cx="5472000" cy="2409432"/>
+                    </a:xfrm>
+                    <a:prstGeom prst="rect"/>
+                  </pic:spPr>
+                </pic:pic>
+              </a:graphicData>
+            </a:graphic>
+          </wp:inline>
+        </w:drawing>
+      </w:r>
+    </w:p>
+    <w:p>
+      <w:pPr>
+        <w:keepLines/>
+        <w:spacing w:before="0" w:after="280"/>
+        <w:jc w:val="center"/>
+      </w:pPr>
+      <w:r>
+        <w:rPr>
+          <w:rFonts w:ascii="宋体" w:hAnsi="宋体" w:eastAsia="宋体"/>
+          <w:b w:val="0"/>
+          <w:color w:val="6B7280"/>
+          <w:sz w:val="21"/>
+        </w:rPr>
+        <w:t>图 4　专业能力与岗位方向的匹配度自评</w:t>
+      </w:r>
+    </w:p>
+    <w:p>
+      <w:pPr>
         <w:spacing w:before="0" w:after="120" w:lineRule="auto" w:line="360"/>
         <w:ind w:firstLine="480"/>
       </w:pPr>

--- a/examples/demos/demo_military_enlistment.docx
+++ b/examples/demos/demo_military_enlistment.docx
@@ -297,7 +297,7 @@
       <w:pPr>
         <w:keepNext/>
         <w:keepLines/>
-        <w:spacing w:before="360" w:after="160" w:line="360" w:lineRule="auto"/>
+        <w:spacing w:before="280" w:after="140" w:line="360" w:lineRule="auto"/>
       </w:pPr>
       <w:r>
         <w:rPr>
@@ -358,7 +358,7 @@
       <w:pPr>
         <w:keepNext/>
         <w:keepLines/>
-        <w:spacing w:before="360" w:after="160" w:line="360" w:lineRule="auto"/>
+        <w:spacing w:before="280" w:after="140" w:line="360" w:lineRule="auto"/>
       </w:pPr>
       <w:r>
         <w:rPr>
@@ -391,7 +391,7 @@
       <w:pPr>
         <w:keepNext/>
         <w:keepLines/>
-        <w:spacing w:before="200" w:after="80"/>
+        <w:spacing w:before="160" w:after="60"/>
         <w:jc w:val="center"/>
       </w:pPr>
       <w:r>
@@ -410,7 +410,7 @@
                     <pic:cNvPicPr/>
                   </pic:nvPicPr>
                   <pic:blipFill>
-                    <a:blip r:embed="rId9"/>
+                    <a:blip r:embed="rId10"/>
                     <a:stretch>
                       <a:fillRect/>
                     </a:stretch>
@@ -432,7 +432,7 @@
     <w:p>
       <w:pPr>
         <w:keepLines/>
-        <w:spacing w:before="0" w:after="280"/>
+        <w:spacing w:before="0" w:after="200"/>
         <w:jc w:val="center"/>
       </w:pPr>
       <w:r>
@@ -443,6 +443,23 @@
           <w:sz w:val="21"/>
         </w:rPr>
         <w:t>图 1　个人成长时间轴</w:t>
+      </w:r>
+    </w:p>
+    <w:p>
+      <w:pPr>
+        <w:keepNext/>
+        <w:keepLines/>
+        <w:spacing w:before="120" w:after="40" w:line="288" w:lineRule="auto"/>
+        <w:jc w:val="center"/>
+      </w:pPr>
+      <w:r>
+        <w:rPr>
+          <w:rFonts w:ascii="黑体" w:hAnsi="黑体" w:eastAsia="黑体"/>
+          <w:b w:val="0"/>
+          <w:color w:val="111827"/>
+          <w:sz w:val="21"/>
+        </w:rPr>
+        <w:t>表 1　政治、学业、体能、技能与社会实践情况</w:t>
       </w:r>
     </w:p>
     <w:tbl>
@@ -769,6 +786,23 @@
           <w:sz w:val="24"/>
         </w:rPr>
         <w:t>征兵政治考核会核查奖惩记录，所以这部分如实列全，包括没有的部分。</w:t>
+      </w:r>
+    </w:p>
+    <w:p>
+      <w:pPr>
+        <w:keepNext/>
+        <w:keepLines/>
+        <w:spacing w:before="120" w:after="40" w:line="288" w:lineRule="auto"/>
+        <w:jc w:val="center"/>
+      </w:pPr>
+      <w:r>
+        <w:rPr>
+          <w:rFonts w:ascii="黑体" w:hAnsi="黑体" w:eastAsia="黑体"/>
+          <w:b w:val="0"/>
+          <w:color w:val="111827"/>
+          <w:sz w:val="21"/>
+        </w:rPr>
+        <w:t>表 2　主要经历、级别与佐证材料</w:t>
       </w:r>
     </w:p>
     <w:tbl>
@@ -1443,7 +1477,7 @@
       <w:pPr>
         <w:keepNext/>
         <w:keepLines/>
-        <w:spacing w:before="360" w:after="160" w:line="360" w:lineRule="auto"/>
+        <w:spacing w:before="280" w:after="140" w:line="360" w:lineRule="auto"/>
       </w:pPr>
       <w:r>
         <w:rPr>
@@ -1549,7 +1583,7 @@
       <w:pPr>
         <w:keepNext/>
         <w:keepLines/>
-        <w:spacing w:before="200" w:after="80"/>
+        <w:spacing w:before="160" w:after="60"/>
         <w:jc w:val="center"/>
       </w:pPr>
       <w:r>
@@ -1568,7 +1602,7 @@
                     <pic:cNvPicPr/>
                   </pic:nvPicPr>
                   <pic:blipFill>
-                    <a:blip r:embed="rId10"/>
+                    <a:blip r:embed="rId11"/>
                     <a:stretch>
                       <a:fillRect/>
                     </a:stretch>
@@ -1590,7 +1624,7 @@
     <w:p>
       <w:pPr>
         <w:keepLines/>
-        <w:spacing w:before="0" w:after="280"/>
+        <w:spacing w:before="0" w:after="200"/>
         <w:jc w:val="center"/>
       </w:pPr>
       <w:r>
@@ -1637,7 +1671,7 @@
       <w:pPr>
         <w:keepNext/>
         <w:keepLines/>
-        <w:spacing w:before="360" w:after="160" w:line="360" w:lineRule="auto"/>
+        <w:spacing w:before="280" w:after="140" w:line="360" w:lineRule="auto"/>
       </w:pPr>
       <w:r>
         <w:rPr>
@@ -1683,7 +1717,7 @@
       <w:pPr>
         <w:keepNext/>
         <w:keepLines/>
-        <w:spacing w:before="200" w:after="80"/>
+        <w:spacing w:before="160" w:after="60"/>
         <w:jc w:val="center"/>
       </w:pPr>
       <w:r>
@@ -1702,7 +1736,7 @@
                     <pic:cNvPicPr/>
                   </pic:nvPicPr>
                   <pic:blipFill>
-                    <a:blip r:embed="rId11"/>
+                    <a:blip r:embed="rId12"/>
                     <a:stretch>
                       <a:fillRect/>
                     </a:stretch>
@@ -1724,7 +1758,7 @@
     <w:p>
       <w:pPr>
         <w:keepLines/>
-        <w:spacing w:before="0" w:after="280"/>
+        <w:spacing w:before="0" w:after="200"/>
         <w:jc w:val="center"/>
       </w:pPr>
       <w:r>
@@ -1735,6 +1769,23 @@
           <w:sz w:val="21"/>
         </w:rPr>
         <w:t>图 3　入伍前体能储备与合格线对照</w:t>
+      </w:r>
+    </w:p>
+    <w:p>
+      <w:pPr>
+        <w:keepNext/>
+        <w:keepLines/>
+        <w:spacing w:before="120" w:after="40" w:line="288" w:lineRule="auto"/>
+        <w:jc w:val="center"/>
+      </w:pPr>
+      <w:r>
+        <w:rPr>
+          <w:rFonts w:ascii="黑体" w:hAnsi="黑体" w:eastAsia="黑体"/>
+          <w:b w:val="0"/>
+          <w:color w:val="111827"/>
+          <w:sz w:val="21"/>
+        </w:rPr>
+        <w:t>表 3　入伍前体能储备的分阶段训练计划</w:t>
       </w:r>
     </w:p>
     <w:tbl>
@@ -2497,7 +2548,7 @@
       <w:pPr>
         <w:keepNext/>
         <w:keepLines/>
-        <w:spacing w:before="360" w:after="160" w:line="360" w:lineRule="auto"/>
+        <w:spacing w:before="280" w:after="140" w:line="360" w:lineRule="auto"/>
       </w:pPr>
       <w:r>
         <w:rPr>
@@ -2522,6 +2573,23 @@
           <w:sz w:val="24"/>
         </w:rPr>
         <w:t>我持有 CAAC 多旋翼无人机驾驶员执照，做过一年的无人机路径规划项目，熟悉 PX4 飞控、Mission Planner 地面站与常用任务航线设计，能用 Python 处理航拍影像并做简单的正射拼接。如果部队有无人机侦察、巡线或通信中继方面的岗位，我可以较快上手。</w:t>
+      </w:r>
+    </w:p>
+    <w:p>
+      <w:pPr>
+        <w:keepNext/>
+        <w:keepLines/>
+        <w:spacing w:before="120" w:after="40" w:line="288" w:lineRule="auto"/>
+        <w:jc w:val="center"/>
+      </w:pPr>
+      <w:r>
+        <w:rPr>
+          <w:rFonts w:ascii="黑体" w:hAnsi="黑体" w:eastAsia="黑体"/>
+          <w:b w:val="0"/>
+          <w:color w:val="111827"/>
+          <w:sz w:val="21"/>
+        </w:rPr>
+        <w:t>表 4　部队岗位需求与个人能力的差距分析</w:t>
       </w:r>
     </w:p>
     <w:tbl>
@@ -3005,7 +3073,7 @@
       <w:pPr>
         <w:keepNext/>
         <w:keepLines/>
-        <w:spacing w:before="200" w:after="80"/>
+        <w:spacing w:before="160" w:after="60"/>
         <w:jc w:val="center"/>
       </w:pPr>
       <w:r>
@@ -3024,7 +3092,7 @@
                     <pic:cNvPicPr/>
                   </pic:nvPicPr>
                   <pic:blipFill>
-                    <a:blip r:embed="rId12"/>
+                    <a:blip r:embed="rId13"/>
                     <a:stretch>
                       <a:fillRect/>
                     </a:stretch>
@@ -3046,7 +3114,7 @@
     <w:p>
       <w:pPr>
         <w:keepLines/>
-        <w:spacing w:before="0" w:after="280"/>
+        <w:spacing w:before="0" w:after="200"/>
         <w:jc w:val="center"/>
       </w:pPr>
       <w:r>
@@ -3093,7 +3161,7 @@
       <w:pPr>
         <w:keepNext/>
         <w:keepLines/>
-        <w:spacing w:before="360" w:after="160" w:line="360" w:lineRule="auto"/>
+        <w:spacing w:before="280" w:after="140" w:line="360" w:lineRule="auto"/>
       </w:pPr>
       <w:r>
         <w:rPr>
@@ -3184,7 +3252,7 @@
       <w:pPr>
         <w:keepNext/>
         <w:keepLines/>
-        <w:spacing w:before="360" w:after="160" w:line="360" w:lineRule="auto"/>
+        <w:spacing w:before="280" w:after="140" w:line="360" w:lineRule="auto"/>
       </w:pPr>
       <w:r>
         <w:rPr>
@@ -3434,13 +3502,144 @@
       </w:r>
     </w:p>
     <w:sectPr>
+      <w:footerReference w:type="default" r:id="rId9"/>
       <w:pgSz w:w="11906" w:h="16838"/>
       <w:pgMar w:top="1440" w:right="1474" w:bottom="1440" w:left="1701" w:header="720" w:footer="720" w:gutter="0"/>
       <w:cols w:space="720"/>
+      <w:titlePg/>
       <w:docGrid w:linePitch="360"/>
     </w:sectPr>
   </w:body>
 </w:document>
+</file>
+
+<file path=word/footer1.xml><?xml version="1.0" encoding="utf-8"?>
+<w:ftr xmlns:m="http://schemas.openxmlformats.org/officeDocument/2006/math" xmlns:mc="http://schemas.openxmlformats.org/markup-compatibility/2006" xmlns:mo="http://schemas.microsoft.com/office/mac/office/2008/main" xmlns:mv="urn:schemas-microsoft-com:mac:vml" xmlns:o="urn:schemas-microsoft-com:office:office" xmlns:r="http://schemas.openxmlformats.org/officeDocument/2006/relationships" xmlns:v="urn:schemas-microsoft-com:vml" xmlns:w10="urn:schemas-microsoft-com:office:word" xmlns:w14="http://schemas.microsoft.com/office/word/2010/wordml" xmlns:w="http://schemas.openxmlformats.org/wordprocessingml/2006/main" xmlns:wne="http://schemas.microsoft.com/office/word/2006/wordml" xmlns:wp14="http://schemas.microsoft.com/office/word/2010/wordprocessingDrawing" xmlns:wp="http://schemas.openxmlformats.org/drawingml/2006/wordprocessingDrawing" xmlns:wpc="http://schemas.microsoft.com/office/word/2010/wordprocessingCanvas" xmlns:wpg="http://schemas.microsoft.com/office/word/2010/wordprocessingGroup" xmlns:wpi="http://schemas.microsoft.com/office/word/2010/wordprocessingInk" xmlns:wps="http://schemas.microsoft.com/office/word/2010/wordprocessingShape" mc:Ignorable="w14 wp14">
+  <w:p>
+    <w:pPr>
+      <w:pStyle w:val="Footer"/>
+      <w:spacing w:before="0" w:after="0"/>
+      <w:jc w:val="center"/>
+    </w:pPr>
+    <w:r>
+      <w:rPr>
+        <w:rFonts w:ascii="宋体" w:hAnsi="宋体" w:eastAsia="宋体"/>
+        <w:b w:val="0"/>
+        <w:color w:val="6B7280"/>
+        <w:sz w:val="18"/>
+      </w:rPr>
+      <w:t xml:space="preserve">第 </w:t>
+    </w:r>
+    <w:r>
+      <w:rPr>
+        <w:rFonts w:ascii="宋体" w:hAnsi="宋体" w:eastAsia="宋体"/>
+        <w:b w:val="0"/>
+        <w:color w:val="6B7280"/>
+        <w:sz w:val="18"/>
+      </w:rPr>
+      <w:fldChar w:fldCharType="begin"/>
+    </w:r>
+    <w:r>
+      <w:rPr>
+        <w:rFonts w:ascii="宋体" w:hAnsi="宋体" w:eastAsia="宋体"/>
+        <w:b w:val="0"/>
+        <w:color w:val="6B7280"/>
+        <w:sz w:val="18"/>
+      </w:rPr>
+      <w:instrText xml:space="preserve"> PAGE </w:instrText>
+    </w:r>
+    <w:r>
+      <w:rPr>
+        <w:rFonts w:ascii="宋体" w:hAnsi="宋体" w:eastAsia="宋体"/>
+        <w:b w:val="0"/>
+        <w:color w:val="6B7280"/>
+        <w:sz w:val="18"/>
+      </w:rPr>
+      <w:fldChar w:fldCharType="separate"/>
+    </w:r>
+    <w:r>
+      <w:rPr>
+        <w:rFonts w:ascii="宋体" w:hAnsi="宋体" w:eastAsia="宋体"/>
+        <w:b w:val="0"/>
+        <w:color w:val="6B7280"/>
+        <w:sz w:val="18"/>
+      </w:rPr>
+      <w:t>1</w:t>
+    </w:r>
+    <w:r>
+      <w:rPr>
+        <w:rFonts w:ascii="宋体" w:hAnsi="宋体" w:eastAsia="宋体"/>
+        <w:b w:val="0"/>
+        <w:color w:val="6B7280"/>
+        <w:sz w:val="18"/>
+      </w:rPr>
+      <w:fldChar w:fldCharType="end"/>
+    </w:r>
+    <w:r>
+      <w:rPr>
+        <w:rFonts w:ascii="宋体" w:hAnsi="宋体" w:eastAsia="宋体"/>
+        <w:b w:val="0"/>
+        <w:color w:val="6B7280"/>
+        <w:sz w:val="18"/>
+      </w:rPr>
+      <w:t xml:space="preserve"> 页　共 </w:t>
+    </w:r>
+    <w:r>
+      <w:rPr>
+        <w:rFonts w:ascii="宋体" w:hAnsi="宋体" w:eastAsia="宋体"/>
+        <w:b w:val="0"/>
+        <w:color w:val="6B7280"/>
+        <w:sz w:val="18"/>
+      </w:rPr>
+      <w:fldChar w:fldCharType="begin"/>
+    </w:r>
+    <w:r>
+      <w:rPr>
+        <w:rFonts w:ascii="宋体" w:hAnsi="宋体" w:eastAsia="宋体"/>
+        <w:b w:val="0"/>
+        <w:color w:val="6B7280"/>
+        <w:sz w:val="18"/>
+      </w:rPr>
+      <w:instrText xml:space="preserve"> NUMPAGES </w:instrText>
+    </w:r>
+    <w:r>
+      <w:rPr>
+        <w:rFonts w:ascii="宋体" w:hAnsi="宋体" w:eastAsia="宋体"/>
+        <w:b w:val="0"/>
+        <w:color w:val="6B7280"/>
+        <w:sz w:val="18"/>
+      </w:rPr>
+      <w:fldChar w:fldCharType="separate"/>
+    </w:r>
+    <w:r>
+      <w:rPr>
+        <w:rFonts w:ascii="宋体" w:hAnsi="宋体" w:eastAsia="宋体"/>
+        <w:b w:val="0"/>
+        <w:color w:val="6B7280"/>
+        <w:sz w:val="18"/>
+      </w:rPr>
+      <w:t>1</w:t>
+    </w:r>
+    <w:r>
+      <w:rPr>
+        <w:rFonts w:ascii="宋体" w:hAnsi="宋体" w:eastAsia="宋体"/>
+        <w:b w:val="0"/>
+        <w:color w:val="6B7280"/>
+        <w:sz w:val="18"/>
+      </w:rPr>
+      <w:fldChar w:fldCharType="end"/>
+    </w:r>
+    <w:r>
+      <w:rPr>
+        <w:rFonts w:ascii="宋体" w:hAnsi="宋体" w:eastAsia="宋体"/>
+        <w:b w:val="0"/>
+        <w:color w:val="6B7280"/>
+        <w:sz w:val="18"/>
+      </w:rPr>
+      <w:t xml:space="preserve"> 页</w:t>
+    </w:r>
+  </w:p>
+</w:ftr>
 </file>
 
 <file path=word/numbering.xml><?xml version="1.0" encoding="utf-8"?>

--- a/examples/demos/demo_military_enlistment.docx
+++ b/examples/demos/demo_military_enlistment.docx
@@ -3286,9 +3286,12 @@
           </w:tcPr>
           <w:p>
             <w:pPr>
+              <w:spacing w:before="40" w:after="40"/>
               <w:keepNext/>
               <w:keepLines/>
-              <w:spacing w:before="40" w:after="40"/>
+              <w:pBdr>
+                <w:bottom w:val="single" w:sz="6" w:space="1" w:color="7A7A7A"/>
+              </w:pBdr>
             </w:pPr>
             <w:r>
               <w:rPr>
@@ -3300,40 +3303,22 @@
               <w:t>申请人签字</w:t>
             </w:r>
           </w:p>
-        </w:tc>
-      </w:tr>
-      <w:tr>
-        <w:trPr>
-          <w:trHeight w:val="1020" w:hRule="atLeast"/>
-          <w:cantSplit/>
-        </w:trPr>
-        <w:tc>
-          <w:tcPr>
-            <w:tcW w:type="dxa" w:w="8731"/>
-          </w:tcPr>
           <w:p>
             <w:pPr>
               <w:keepNext/>
               <w:keepLines/>
-              <w:spacing w:before="0" w:after="0"/>
+              <w:spacing w:before="0" w:after="0" w:line="1020" w:lineRule="exact"/>
             </w:pPr>
           </w:p>
-        </w:tc>
-      </w:tr>
-      <w:tr>
-        <w:trPr>
-          <w:cantSplit/>
-        </w:trPr>
-        <w:tc>
-          <w:tcPr>
-            <w:tcW w:type="dxa" w:w="8731"/>
-          </w:tcPr>
           <w:p>
             <w:pPr>
+              <w:spacing w:before="80" w:after="80"/>
+              <w:jc w:val="right"/>
               <w:keepNext/>
               <w:keepLines/>
-              <w:spacing w:before="80" w:after="80"/>
-              <w:jc w:val="right"/>
+              <w:pBdr>
+                <w:top w:val="single" w:sz="6" w:space="1" w:color="7A7A7A"/>
+              </w:pBdr>
             </w:pPr>
             <w:r>
               <w:rPr>
@@ -3357,9 +3342,12 @@
           </w:tcPr>
           <w:p>
             <w:pPr>
+              <w:spacing w:before="40" w:after="40"/>
               <w:keepNext/>
               <w:keepLines/>
-              <w:spacing w:before="40" w:after="40"/>
+              <w:pBdr>
+                <w:bottom w:val="single" w:sz="6" w:space="1" w:color="7A7A7A"/>
+              </w:pBdr>
             </w:pPr>
             <w:r>
               <w:rPr>
@@ -3371,40 +3359,22 @@
               <w:t>家长签字</w:t>
             </w:r>
           </w:p>
-        </w:tc>
-      </w:tr>
-      <w:tr>
-        <w:trPr>
-          <w:trHeight w:val="1020" w:hRule="atLeast"/>
-          <w:cantSplit/>
-        </w:trPr>
-        <w:tc>
-          <w:tcPr>
-            <w:tcW w:type="dxa" w:w="8731"/>
-          </w:tcPr>
           <w:p>
             <w:pPr>
               <w:keepNext/>
               <w:keepLines/>
-              <w:spacing w:before="0" w:after="0"/>
+              <w:spacing w:before="0" w:after="0" w:line="1020" w:lineRule="exact"/>
             </w:pPr>
           </w:p>
-        </w:tc>
-      </w:tr>
-      <w:tr>
-        <w:trPr>
-          <w:cantSplit/>
-        </w:trPr>
-        <w:tc>
-          <w:tcPr>
-            <w:tcW w:type="dxa" w:w="8731"/>
-          </w:tcPr>
           <w:p>
             <w:pPr>
+              <w:spacing w:before="80" w:after="80"/>
+              <w:jc w:val="right"/>
               <w:keepNext/>
               <w:keepLines/>
-              <w:spacing w:before="80" w:after="80"/>
-              <w:jc w:val="right"/>
+              <w:pBdr>
+                <w:top w:val="single" w:sz="6" w:space="1" w:color="7A7A7A"/>
+              </w:pBdr>
             </w:pPr>
             <w:r>
               <w:rPr>
@@ -3428,9 +3398,10 @@
           </w:tcPr>
           <w:p>
             <w:pPr>
-              <w:keepNext/>
-              <w:keepLines/>
               <w:spacing w:before="40" w:after="40"/>
+              <w:pBdr>
+                <w:bottom w:val="single" w:sz="6" w:space="1" w:color="7A7A7A"/>
+              </w:pBdr>
             </w:pPr>
             <w:r>
               <w:rPr>
@@ -3442,38 +3413,18 @@
               <w:t>学院审核意见</w:t>
             </w:r>
           </w:p>
-        </w:tc>
-      </w:tr>
-      <w:tr>
-        <w:trPr>
-          <w:trHeight w:val="1020" w:hRule="atLeast"/>
-          <w:cantSplit/>
-        </w:trPr>
-        <w:tc>
-          <w:tcPr>
-            <w:tcW w:type="dxa" w:w="8731"/>
-          </w:tcPr>
           <w:p>
             <w:pPr>
-              <w:keepNext/>
-              <w:keepLines/>
-              <w:spacing w:before="0" w:after="0"/>
+              <w:spacing w:before="0" w:after="0" w:line="1020" w:lineRule="exact"/>
             </w:pPr>
           </w:p>
-        </w:tc>
-      </w:tr>
-      <w:tr>
-        <w:trPr>
-          <w:cantSplit/>
-        </w:trPr>
-        <w:tc>
-          <w:tcPr>
-            <w:tcW w:type="dxa" w:w="8731"/>
-          </w:tcPr>
           <w:p>
             <w:pPr>
               <w:spacing w:before="80" w:after="80"/>
               <w:jc w:val="right"/>
+              <w:pBdr>
+                <w:top w:val="single" w:sz="6" w:space="1" w:color="7A7A7A"/>
+              </w:pBdr>
             </w:pPr>
             <w:r>
               <w:rPr>

--- a/examples/demos/demo_military_enlistment.docx
+++ b/examples/demos/demo_military_enlistment.docx
@@ -492,6 +492,8 @@
           </w:tcPr>
           <w:p>
             <w:pPr>
+              <w:keepNext/>
+              <w:keepLines/>
               <w:spacing w:before="0" w:after="0"/>
               <w:jc w:val="center"/>
             </w:pPr>
@@ -513,6 +515,8 @@
           </w:tcPr>
           <w:p>
             <w:pPr>
+              <w:keepNext/>
+              <w:keepLines/>
               <w:spacing w:before="0" w:after="0"/>
               <w:jc w:val="center"/>
             </w:pPr>
@@ -539,6 +543,8 @@
           </w:tcPr>
           <w:p>
             <w:pPr>
+              <w:keepNext/>
+              <w:keepLines/>
               <w:spacing w:before="0" w:after="0" w:line="276" w:lineRule="auto"/>
             </w:pPr>
             <w:r/>
@@ -559,6 +565,8 @@
           </w:tcPr>
           <w:p>
             <w:pPr>
+              <w:keepNext/>
+              <w:keepLines/>
               <w:spacing w:before="0" w:after="0" w:line="276" w:lineRule="auto"/>
               <w:jc w:val="center"/>
             </w:pPr>
@@ -585,6 +593,8 @@
           </w:tcPr>
           <w:p>
             <w:pPr>
+              <w:keepNext/>
+              <w:keepLines/>
               <w:spacing w:before="0" w:after="0" w:line="276" w:lineRule="auto"/>
             </w:pPr>
             <w:r/>
@@ -605,6 +615,8 @@
           </w:tcPr>
           <w:p>
             <w:pPr>
+              <w:keepNext/>
+              <w:keepLines/>
               <w:spacing w:before="0" w:after="0" w:line="276" w:lineRule="auto"/>
               <w:jc w:val="center"/>
             </w:pPr>
@@ -631,6 +643,8 @@
           </w:tcPr>
           <w:p>
             <w:pPr>
+              <w:keepNext/>
+              <w:keepLines/>
               <w:spacing w:before="0" w:after="0" w:line="276" w:lineRule="auto"/>
             </w:pPr>
             <w:r/>
@@ -651,6 +665,8 @@
           </w:tcPr>
           <w:p>
             <w:pPr>
+              <w:keepNext/>
+              <w:keepLines/>
               <w:spacing w:before="0" w:after="0" w:line="276" w:lineRule="auto"/>
               <w:jc w:val="center"/>
             </w:pPr>
@@ -677,6 +693,8 @@
           </w:tcPr>
           <w:p>
             <w:pPr>
+              <w:keepNext/>
+              <w:keepLines/>
               <w:spacing w:before="0" w:after="0" w:line="276" w:lineRule="auto"/>
             </w:pPr>
             <w:r/>
@@ -697,6 +715,8 @@
           </w:tcPr>
           <w:p>
             <w:pPr>
+              <w:keepNext/>
+              <w:keepLines/>
               <w:spacing w:before="0" w:after="0" w:line="276" w:lineRule="auto"/>
               <w:jc w:val="center"/>
             </w:pPr>
@@ -837,6 +857,8 @@
           </w:tcPr>
           <w:p>
             <w:pPr>
+              <w:keepNext/>
+              <w:keepLines/>
               <w:spacing w:before="0" w:after="0"/>
               <w:jc w:val="center"/>
             </w:pPr>
@@ -858,6 +880,8 @@
           </w:tcPr>
           <w:p>
             <w:pPr>
+              <w:keepNext/>
+              <w:keepLines/>
               <w:spacing w:before="0" w:after="0"/>
               <w:jc w:val="center"/>
             </w:pPr>
@@ -879,6 +903,8 @@
           </w:tcPr>
           <w:p>
             <w:pPr>
+              <w:keepNext/>
+              <w:keepLines/>
               <w:spacing w:before="0" w:after="0"/>
               <w:jc w:val="center"/>
             </w:pPr>
@@ -900,6 +926,8 @@
           </w:tcPr>
           <w:p>
             <w:pPr>
+              <w:keepNext/>
+              <w:keepLines/>
               <w:spacing w:before="0" w:after="0"/>
               <w:jc w:val="center"/>
             </w:pPr>
@@ -926,6 +954,8 @@
           </w:tcPr>
           <w:p>
             <w:pPr>
+              <w:keepNext/>
+              <w:keepLines/>
               <w:spacing w:before="0" w:after="0" w:line="276" w:lineRule="auto"/>
             </w:pPr>
             <w:r/>
@@ -946,6 +976,8 @@
           </w:tcPr>
           <w:p>
             <w:pPr>
+              <w:keepNext/>
+              <w:keepLines/>
               <w:spacing w:before="0" w:after="0" w:line="276" w:lineRule="auto"/>
               <w:jc w:val="center"/>
             </w:pPr>
@@ -967,6 +999,8 @@
           </w:tcPr>
           <w:p>
             <w:pPr>
+              <w:keepNext/>
+              <w:keepLines/>
               <w:spacing w:before="0" w:after="0" w:line="276" w:lineRule="auto"/>
               <w:jc w:val="center"/>
             </w:pPr>
@@ -988,6 +1022,8 @@
           </w:tcPr>
           <w:p>
             <w:pPr>
+              <w:keepNext/>
+              <w:keepLines/>
               <w:spacing w:before="0" w:after="0" w:line="276" w:lineRule="auto"/>
               <w:jc w:val="center"/>
             </w:pPr>
@@ -1014,6 +1050,8 @@
           </w:tcPr>
           <w:p>
             <w:pPr>
+              <w:keepNext/>
+              <w:keepLines/>
               <w:spacing w:before="0" w:after="0" w:line="276" w:lineRule="auto"/>
             </w:pPr>
             <w:r/>
@@ -1034,6 +1072,8 @@
           </w:tcPr>
           <w:p>
             <w:pPr>
+              <w:keepNext/>
+              <w:keepLines/>
               <w:spacing w:before="0" w:after="0" w:line="276" w:lineRule="auto"/>
               <w:jc w:val="center"/>
             </w:pPr>
@@ -1055,6 +1095,8 @@
           </w:tcPr>
           <w:p>
             <w:pPr>
+              <w:keepNext/>
+              <w:keepLines/>
               <w:spacing w:before="0" w:after="0" w:line="276" w:lineRule="auto"/>
               <w:jc w:val="center"/>
             </w:pPr>
@@ -1076,6 +1118,8 @@
           </w:tcPr>
           <w:p>
             <w:pPr>
+              <w:keepNext/>
+              <w:keepLines/>
               <w:spacing w:before="0" w:after="0" w:line="276" w:lineRule="auto"/>
               <w:jc w:val="center"/>
             </w:pPr>
@@ -1102,6 +1146,8 @@
           </w:tcPr>
           <w:p>
             <w:pPr>
+              <w:keepNext/>
+              <w:keepLines/>
               <w:spacing w:before="0" w:after="0" w:line="276" w:lineRule="auto"/>
             </w:pPr>
             <w:r/>
@@ -1122,6 +1168,8 @@
           </w:tcPr>
           <w:p>
             <w:pPr>
+              <w:keepNext/>
+              <w:keepLines/>
               <w:spacing w:before="0" w:after="0" w:line="276" w:lineRule="auto"/>
               <w:jc w:val="center"/>
             </w:pPr>
@@ -1143,6 +1191,8 @@
           </w:tcPr>
           <w:p>
             <w:pPr>
+              <w:keepNext/>
+              <w:keepLines/>
               <w:spacing w:before="0" w:after="0" w:line="276" w:lineRule="auto"/>
               <w:jc w:val="center"/>
             </w:pPr>
@@ -1164,6 +1214,8 @@
           </w:tcPr>
           <w:p>
             <w:pPr>
+              <w:keepNext/>
+              <w:keepLines/>
               <w:spacing w:before="0" w:after="0" w:line="276" w:lineRule="auto"/>
               <w:jc w:val="center"/>
             </w:pPr>
@@ -1190,6 +1242,8 @@
           </w:tcPr>
           <w:p>
             <w:pPr>
+              <w:keepNext/>
+              <w:keepLines/>
               <w:spacing w:before="0" w:after="0" w:line="276" w:lineRule="auto"/>
             </w:pPr>
             <w:r/>
@@ -1210,6 +1264,8 @@
           </w:tcPr>
           <w:p>
             <w:pPr>
+              <w:keepNext/>
+              <w:keepLines/>
               <w:spacing w:before="0" w:after="0" w:line="276" w:lineRule="auto"/>
               <w:jc w:val="center"/>
             </w:pPr>
@@ -1231,6 +1287,8 @@
           </w:tcPr>
           <w:p>
             <w:pPr>
+              <w:keepNext/>
+              <w:keepLines/>
               <w:spacing w:before="0" w:after="0" w:line="276" w:lineRule="auto"/>
               <w:jc w:val="center"/>
             </w:pPr>
@@ -1252,6 +1310,8 @@
           </w:tcPr>
           <w:p>
             <w:pPr>
+              <w:keepNext/>
+              <w:keepLines/>
               <w:spacing w:before="0" w:after="0" w:line="276" w:lineRule="auto"/>
               <w:jc w:val="center"/>
             </w:pPr>
@@ -1278,6 +1338,8 @@
           </w:tcPr>
           <w:p>
             <w:pPr>
+              <w:keepNext/>
+              <w:keepLines/>
               <w:spacing w:before="0" w:after="0" w:line="276" w:lineRule="auto"/>
             </w:pPr>
             <w:r/>
@@ -1298,6 +1360,8 @@
           </w:tcPr>
           <w:p>
             <w:pPr>
+              <w:keepNext/>
+              <w:keepLines/>
               <w:spacing w:before="0" w:after="0" w:line="276" w:lineRule="auto"/>
               <w:jc w:val="center"/>
             </w:pPr>
@@ -1319,6 +1383,8 @@
           </w:tcPr>
           <w:p>
             <w:pPr>
+              <w:keepNext/>
+              <w:keepLines/>
               <w:spacing w:before="0" w:after="0" w:line="276" w:lineRule="auto"/>
               <w:jc w:val="center"/>
             </w:pPr>
@@ -1340,6 +1406,8 @@
           </w:tcPr>
           <w:p>
             <w:pPr>
+              <w:keepNext/>
+              <w:keepLines/>
               <w:spacing w:before="0" w:after="0" w:line="276" w:lineRule="auto"/>
               <w:jc w:val="center"/>
             </w:pPr>
@@ -1820,6 +1888,8 @@
           </w:tcPr>
           <w:p>
             <w:pPr>
+              <w:keepNext/>
+              <w:keepLines/>
               <w:spacing w:before="0" w:after="0"/>
               <w:jc w:val="center"/>
             </w:pPr>
@@ -1841,6 +1911,8 @@
           </w:tcPr>
           <w:p>
             <w:pPr>
+              <w:keepNext/>
+              <w:keepLines/>
               <w:spacing w:before="0" w:after="0"/>
               <w:jc w:val="center"/>
             </w:pPr>
@@ -1862,6 +1934,8 @@
           </w:tcPr>
           <w:p>
             <w:pPr>
+              <w:keepNext/>
+              <w:keepLines/>
               <w:spacing w:before="0" w:after="0"/>
               <w:jc w:val="center"/>
             </w:pPr>
@@ -1883,6 +1957,8 @@
           </w:tcPr>
           <w:p>
             <w:pPr>
+              <w:keepNext/>
+              <w:keepLines/>
               <w:spacing w:before="0" w:after="0"/>
               <w:jc w:val="center"/>
             </w:pPr>
@@ -1909,6 +1985,8 @@
           </w:tcPr>
           <w:p>
             <w:pPr>
+              <w:keepNext/>
+              <w:keepLines/>
               <w:spacing w:before="0" w:after="0" w:line="276" w:lineRule="auto"/>
             </w:pPr>
             <w:r/>
@@ -1929,6 +2007,8 @@
           </w:tcPr>
           <w:p>
             <w:pPr>
+              <w:keepNext/>
+              <w:keepLines/>
               <w:spacing w:before="0" w:after="0" w:line="276" w:lineRule="auto"/>
               <w:jc w:val="center"/>
             </w:pPr>
@@ -1950,6 +2030,8 @@
           </w:tcPr>
           <w:p>
             <w:pPr>
+              <w:keepNext/>
+              <w:keepLines/>
               <w:spacing w:before="0" w:after="0" w:line="276" w:lineRule="auto"/>
               <w:jc w:val="center"/>
             </w:pPr>
@@ -1971,6 +2053,8 @@
           </w:tcPr>
           <w:p>
             <w:pPr>
+              <w:keepNext/>
+              <w:keepLines/>
               <w:spacing w:before="0" w:after="0" w:line="276" w:lineRule="auto"/>
               <w:jc w:val="center"/>
             </w:pPr>
@@ -1997,6 +2081,8 @@
           </w:tcPr>
           <w:p>
             <w:pPr>
+              <w:keepNext/>
+              <w:keepLines/>
               <w:spacing w:before="0" w:after="0" w:line="276" w:lineRule="auto"/>
             </w:pPr>
             <w:r/>
@@ -2017,6 +2103,8 @@
           </w:tcPr>
           <w:p>
             <w:pPr>
+              <w:keepNext/>
+              <w:keepLines/>
               <w:spacing w:before="0" w:after="0" w:line="276" w:lineRule="auto"/>
               <w:jc w:val="center"/>
             </w:pPr>
@@ -2038,6 +2126,8 @@
           </w:tcPr>
           <w:p>
             <w:pPr>
+              <w:keepNext/>
+              <w:keepLines/>
               <w:spacing w:before="0" w:after="0" w:line="276" w:lineRule="auto"/>
               <w:jc w:val="center"/>
             </w:pPr>
@@ -2059,6 +2149,8 @@
           </w:tcPr>
           <w:p>
             <w:pPr>
+              <w:keepNext/>
+              <w:keepLines/>
               <w:spacing w:before="0" w:after="0" w:line="276" w:lineRule="auto"/>
               <w:jc w:val="center"/>
             </w:pPr>
@@ -2085,6 +2177,8 @@
           </w:tcPr>
           <w:p>
             <w:pPr>
+              <w:keepNext/>
+              <w:keepLines/>
               <w:spacing w:before="0" w:after="0" w:line="276" w:lineRule="auto"/>
             </w:pPr>
             <w:r/>
@@ -2105,6 +2199,8 @@
           </w:tcPr>
           <w:p>
             <w:pPr>
+              <w:keepNext/>
+              <w:keepLines/>
               <w:spacing w:before="0" w:after="0" w:line="276" w:lineRule="auto"/>
               <w:jc w:val="center"/>
             </w:pPr>
@@ -2126,6 +2222,8 @@
           </w:tcPr>
           <w:p>
             <w:pPr>
+              <w:keepNext/>
+              <w:keepLines/>
               <w:spacing w:before="0" w:after="0" w:line="276" w:lineRule="auto"/>
               <w:jc w:val="center"/>
             </w:pPr>
@@ -2147,6 +2245,8 @@
           </w:tcPr>
           <w:p>
             <w:pPr>
+              <w:keepNext/>
+              <w:keepLines/>
               <w:spacing w:before="0" w:after="0" w:line="276" w:lineRule="auto"/>
               <w:jc w:val="center"/>
             </w:pPr>
@@ -2173,6 +2273,8 @@
           </w:tcPr>
           <w:p>
             <w:pPr>
+              <w:keepNext/>
+              <w:keepLines/>
               <w:spacing w:before="0" w:after="0" w:line="276" w:lineRule="auto"/>
             </w:pPr>
             <w:r/>
@@ -2193,6 +2295,8 @@
           </w:tcPr>
           <w:p>
             <w:pPr>
+              <w:keepNext/>
+              <w:keepLines/>
               <w:spacing w:before="0" w:after="0" w:line="276" w:lineRule="auto"/>
               <w:jc w:val="center"/>
             </w:pPr>
@@ -2214,6 +2318,8 @@
           </w:tcPr>
           <w:p>
             <w:pPr>
+              <w:keepNext/>
+              <w:keepLines/>
               <w:spacing w:before="0" w:after="0" w:line="276" w:lineRule="auto"/>
               <w:jc w:val="center"/>
             </w:pPr>
@@ -2235,6 +2341,8 @@
           </w:tcPr>
           <w:p>
             <w:pPr>
+              <w:keepNext/>
+              <w:keepLines/>
               <w:spacing w:before="0" w:after="0" w:line="276" w:lineRule="auto"/>
               <w:jc w:val="center"/>
             </w:pPr>
@@ -2261,6 +2369,8 @@
           </w:tcPr>
           <w:p>
             <w:pPr>
+              <w:keepNext/>
+              <w:keepLines/>
               <w:spacing w:before="0" w:after="0" w:line="276" w:lineRule="auto"/>
             </w:pPr>
             <w:r/>
@@ -2281,6 +2391,8 @@
           </w:tcPr>
           <w:p>
             <w:pPr>
+              <w:keepNext/>
+              <w:keepLines/>
               <w:spacing w:before="0" w:after="0" w:line="276" w:lineRule="auto"/>
               <w:jc w:val="center"/>
             </w:pPr>
@@ -2302,6 +2414,8 @@
           </w:tcPr>
           <w:p>
             <w:pPr>
+              <w:keepNext/>
+              <w:keepLines/>
               <w:spacing w:before="0" w:after="0" w:line="276" w:lineRule="auto"/>
               <w:jc w:val="center"/>
             </w:pPr>
@@ -2323,6 +2437,8 @@
           </w:tcPr>
           <w:p>
             <w:pPr>
+              <w:keepNext/>
+              <w:keepLines/>
               <w:spacing w:before="0" w:after="0" w:line="276" w:lineRule="auto"/>
               <w:jc w:val="center"/>
             </w:pPr>
@@ -2349,6 +2465,8 @@
           </w:tcPr>
           <w:p>
             <w:pPr>
+              <w:keepNext/>
+              <w:keepLines/>
               <w:spacing w:before="0" w:after="0" w:line="276" w:lineRule="auto"/>
             </w:pPr>
             <w:r/>
@@ -2369,6 +2487,8 @@
           </w:tcPr>
           <w:p>
             <w:pPr>
+              <w:keepNext/>
+              <w:keepLines/>
               <w:spacing w:before="0" w:after="0" w:line="276" w:lineRule="auto"/>
               <w:jc w:val="center"/>
             </w:pPr>
@@ -2390,6 +2510,8 @@
           </w:tcPr>
           <w:p>
             <w:pPr>
+              <w:keepNext/>
+              <w:keepLines/>
               <w:spacing w:before="0" w:after="0" w:line="276" w:lineRule="auto"/>
               <w:jc w:val="center"/>
             </w:pPr>
@@ -2411,6 +2533,8 @@
           </w:tcPr>
           <w:p>
             <w:pPr>
+              <w:keepNext/>
+              <w:keepLines/>
               <w:spacing w:before="0" w:after="0" w:line="276" w:lineRule="auto"/>
               <w:jc w:val="center"/>
             </w:pPr>
@@ -2624,6 +2748,8 @@
           </w:tcPr>
           <w:p>
             <w:pPr>
+              <w:keepNext/>
+              <w:keepLines/>
               <w:spacing w:before="0" w:after="0"/>
               <w:jc w:val="center"/>
             </w:pPr>
@@ -2645,6 +2771,8 @@
           </w:tcPr>
           <w:p>
             <w:pPr>
+              <w:keepNext/>
+              <w:keepLines/>
               <w:spacing w:before="0" w:after="0"/>
               <w:jc w:val="center"/>
             </w:pPr>
@@ -2666,6 +2794,8 @@
           </w:tcPr>
           <w:p>
             <w:pPr>
+              <w:keepNext/>
+              <w:keepLines/>
               <w:spacing w:before="0" w:after="0"/>
               <w:jc w:val="center"/>
             </w:pPr>
@@ -2687,6 +2817,8 @@
           </w:tcPr>
           <w:p>
             <w:pPr>
+              <w:keepNext/>
+              <w:keepLines/>
               <w:spacing w:before="0" w:after="0"/>
               <w:jc w:val="center"/>
             </w:pPr>
@@ -2713,6 +2845,8 @@
           </w:tcPr>
           <w:p>
             <w:pPr>
+              <w:keepNext/>
+              <w:keepLines/>
               <w:spacing w:before="0" w:after="0" w:line="276" w:lineRule="auto"/>
             </w:pPr>
             <w:r/>
@@ -2733,6 +2867,8 @@
           </w:tcPr>
           <w:p>
             <w:pPr>
+              <w:keepNext/>
+              <w:keepLines/>
               <w:spacing w:before="0" w:after="0" w:line="276" w:lineRule="auto"/>
               <w:jc w:val="center"/>
             </w:pPr>
@@ -2754,6 +2890,8 @@
           </w:tcPr>
           <w:p>
             <w:pPr>
+              <w:keepNext/>
+              <w:keepLines/>
               <w:spacing w:before="0" w:after="0" w:line="276" w:lineRule="auto"/>
               <w:jc w:val="center"/>
             </w:pPr>
@@ -2775,6 +2913,8 @@
           </w:tcPr>
           <w:p>
             <w:pPr>
+              <w:keepNext/>
+              <w:keepLines/>
               <w:spacing w:before="0" w:after="0" w:line="276" w:lineRule="auto"/>
               <w:jc w:val="center"/>
             </w:pPr>
@@ -2801,6 +2941,8 @@
           </w:tcPr>
           <w:p>
             <w:pPr>
+              <w:keepNext/>
+              <w:keepLines/>
               <w:spacing w:before="0" w:after="0" w:line="276" w:lineRule="auto"/>
             </w:pPr>
             <w:r/>
@@ -2821,6 +2963,8 @@
           </w:tcPr>
           <w:p>
             <w:pPr>
+              <w:keepNext/>
+              <w:keepLines/>
               <w:spacing w:before="0" w:after="0" w:line="276" w:lineRule="auto"/>
               <w:jc w:val="center"/>
             </w:pPr>
@@ -2842,6 +2986,8 @@
           </w:tcPr>
           <w:p>
             <w:pPr>
+              <w:keepNext/>
+              <w:keepLines/>
               <w:spacing w:before="0" w:after="0" w:line="276" w:lineRule="auto"/>
               <w:jc w:val="center"/>
             </w:pPr>
@@ -2863,6 +3009,8 @@
           </w:tcPr>
           <w:p>
             <w:pPr>
+              <w:keepNext/>
+              <w:keepLines/>
               <w:spacing w:before="0" w:after="0" w:line="276" w:lineRule="auto"/>
               <w:jc w:val="center"/>
             </w:pPr>
@@ -2889,6 +3037,8 @@
           </w:tcPr>
           <w:p>
             <w:pPr>
+              <w:keepNext/>
+              <w:keepLines/>
               <w:spacing w:before="0" w:after="0" w:line="276" w:lineRule="auto"/>
             </w:pPr>
             <w:r/>
@@ -2909,6 +3059,8 @@
           </w:tcPr>
           <w:p>
             <w:pPr>
+              <w:keepNext/>
+              <w:keepLines/>
               <w:spacing w:before="0" w:after="0" w:line="276" w:lineRule="auto"/>
               <w:jc w:val="center"/>
             </w:pPr>
@@ -2930,6 +3082,8 @@
           </w:tcPr>
           <w:p>
             <w:pPr>
+              <w:keepNext/>
+              <w:keepLines/>
               <w:spacing w:before="0" w:after="0" w:line="276" w:lineRule="auto"/>
               <w:jc w:val="center"/>
             </w:pPr>
@@ -2951,6 +3105,8 @@
           </w:tcPr>
           <w:p>
             <w:pPr>
+              <w:keepNext/>
+              <w:keepLines/>
               <w:spacing w:before="0" w:after="0" w:line="276" w:lineRule="auto"/>
               <w:jc w:val="center"/>
             </w:pPr>

--- a/examples/demos/demo_military_enlistment.docx
+++ b/examples/demos/demo_military_enlistment.docx
@@ -384,7 +384,7 @@
           <w:color w:val="111827"/>
           <w:sz w:val="24"/>
         </w:rPr>
-        <w:t>入学以来，我在学业与体能两方面同步要求自己。学业上专业排名前 2%，获国家奖学金；体能上坚持每周三次长跑，校运会 4×100 米接力获第三名，体测成绩连续三年优秀。主要经历节点如下：</w:t>
+        <w:t>入学以来，我在学业与体能两方面同步要求自己。学业上专业排名前 2%，获国家奖学金；体能上坚持每周三次长跑，校运会 4×100 米接力获第三名，体测成绩连续三年优秀。主要经历节点如图 1 所示：</w:t>
       </w:r>
     </w:p>
     <w:p>
@@ -805,7 +805,7 @@
           <w:color w:val="111827"/>
           <w:sz w:val="24"/>
         </w:rPr>
-        <w:t>征兵政治考核会核查奖惩记录，所以这部分如实列全，包括没有的部分。</w:t>
+        <w:t>征兵政治考核会核查奖惩记录，所以这部分如实列全，包括没有的部分（见表 2）。</w:t>
       </w:r>
     </w:p>
     <w:p>
@@ -1644,7 +1644,7 @@
           <w:color w:val="111827"/>
           <w:sz w:val="24"/>
         </w:rPr>
-        <w:t>入伍不是「两年后结束」的事，我把三个阶段想清楚了才报的名。</w:t>
+        <w:t>入伍不是「两年后结束」的事，我把三个阶段想清楚了才报的名（见图 2）。</w:t>
       </w:r>
     </w:p>
     <w:p>
@@ -1778,7 +1778,7 @@
           <w:color w:val="111827"/>
           <w:sz w:val="24"/>
         </w:rPr>
-        <w:t>决定报名是在大二上学期。当时我的体测成绩只是勉强及格，1000 米 4 分 20 秒、引体向上 3 个。我用了 8 个月把这两项拉到3000 米 12 分 24 秒、引体向上 11 个。方法并不特殊：每周五次，三次有氧、两次力量，逐月加量，每四周减量一周防伤。真正难的不是训练强度，是把它排进课表还不动摇——我把它固定成每天早上 6 点 40 分，因为它占了当天最不受干扰的时段。</w:t>
+        <w:t>决定报名是在大二上学期。当时我的体测成绩只是勉强及格，1000 米 4 分 20 秒、引体向上 3 个。我用了 8 个月把这两项拉到3000 米 12 分 24 秒、引体向上 11 个。方法并不特殊：每周五次，三次有氧、两次力量，逐月加量，每四周减量一周防伤。真正难的不是训练强度，是把它排进课表还不动摇——我把它固定成每天早上 6 点 40 分，因为它占了当天最不受干扰的时段（见图 3）。</w:t>
       </w:r>
     </w:p>
     <w:p>
@@ -2696,7 +2696,7 @@
           <w:color w:val="111827"/>
           <w:sz w:val="24"/>
         </w:rPr>
-        <w:t>我持有 CAAC 多旋翼无人机驾驶员执照，做过一年的无人机路径规划项目，熟悉 PX4 飞控、Mission Planner 地面站与常用任务航线设计，能用 Python 处理航拍影像并做简单的正射拼接。如果部队有无人机侦察、巡线或通信中继方面的岗位，我可以较快上手。</w:t>
+        <w:t>我持有 CAAC 多旋翼无人机驾驶员执照，做过一年的无人机路径规划项目，熟悉 PX4 飞控、Mission Planner 地面站与常用任务航线设计，能用 Python 处理航拍影像并做简单的正射拼接。如果部队有无人机侦察、巡线或通信中继方面的岗位，我可以较快上手（见表 4）。</w:t>
       </w:r>
     </w:p>
     <w:p>

--- a/examples/demos/demo_military_enlistment.docx
+++ b/examples/demos/demo_military_enlistment.docx
@@ -2,9 +2,12 @@
 <file path=word/document.xml><?xml version="1.0" encoding="utf-8"?>
 <w:document xmlns:wpc="http://schemas.microsoft.com/office/word/2010/wordprocessingCanvas" xmlns:mo="http://schemas.microsoft.com/office/mac/office/2008/main" xmlns:mc="http://schemas.openxmlformats.org/markup-compatibility/2006" xmlns:mv="urn:schemas-microsoft-com:mac:vml" xmlns:o="urn:schemas-microsoft-com:office:office" xmlns:r="http://schemas.openxmlformats.org/officeDocument/2006/relationships" xmlns:m="http://schemas.openxmlformats.org/officeDocument/2006/math" xmlns:v="urn:schemas-microsoft-com:vml" xmlns:wp14="http://schemas.microsoft.com/office/word/2010/wordprocessingDrawing" xmlns:wp="http://schemas.openxmlformats.org/drawingml/2006/wordprocessingDrawing" xmlns:w10="urn:schemas-microsoft-com:office:word" xmlns:w="http://schemas.openxmlformats.org/wordprocessingml/2006/main" xmlns:w14="http://schemas.microsoft.com/office/word/2010/wordml" xmlns:wpg="http://schemas.microsoft.com/office/word/2010/wordprocessingGroup" xmlns:wpi="http://schemas.microsoft.com/office/word/2010/wordprocessingInk" xmlns:wne="http://schemas.microsoft.com/office/word/2006/wordml" xmlns:wps="http://schemas.microsoft.com/office/word/2010/wordprocessingShape" mc:Ignorable="w14 wp14">
   <w:body>
-    <w:p/>
-    <w:p/>
-    <w:p/>
+    <w:p>
+      <w:pPr>
+        <w:spacing w:before="0" w:after="0" w:lineRule="exact" w:line="3969"/>
+      </w:pPr>
+      <w:r/>
+    </w:p>
     <w:p>
       <w:pPr>
         <w:spacing w:after="200"/>
@@ -3463,7 +3466,7 @@
             <w:pPr>
               <w:keepNext/>
               <w:keepLines/>
-              <w:spacing w:before="0" w:after="0" w:line="1020" w:lineRule="exact"/>
+              <w:spacing w:before="0" w:after="0" w:line="1587" w:lineRule="exact"/>
             </w:pPr>
           </w:p>
           <w:p>
@@ -3519,7 +3522,7 @@
             <w:pPr>
               <w:keepNext/>
               <w:keepLines/>
-              <w:spacing w:before="0" w:after="0" w:line="1020" w:lineRule="exact"/>
+              <w:spacing w:before="0" w:after="0" w:line="1587" w:lineRule="exact"/>
             </w:pPr>
           </w:p>
           <w:p>
@@ -3571,7 +3574,7 @@
           </w:p>
           <w:p>
             <w:pPr>
-              <w:spacing w:before="0" w:after="0" w:line="1020" w:lineRule="exact"/>
+              <w:spacing w:before="0" w:after="0" w:line="1587" w:lineRule="exact"/>
             </w:pPr>
           </w:p>
           <w:p>

--- a/examples/demos/demo_military_enlistment.docx
+++ b/examples/demos/demo_military_enlistment.docx
@@ -81,6 +81,9 @@
         <w:gridCol w:w="6123"/>
       </w:tblGrid>
       <w:tr>
+        <w:trPr>
+          <w:cantSplit/>
+        </w:trPr>
         <w:tc>
           <w:tcPr>
             <w:tcW w:type="dxa" w:w="2608"/>
@@ -123,6 +126,9 @@
         </w:tc>
       </w:tr>
       <w:tr>
+        <w:trPr>
+          <w:cantSplit/>
+        </w:trPr>
         <w:tc>
           <w:tcPr>
             <w:tcW w:type="dxa" w:w="2608"/>
@@ -165,6 +171,9 @@
         </w:tc>
       </w:tr>
       <w:tr>
+        <w:trPr>
+          <w:cantSplit/>
+        </w:trPr>
         <w:tc>
           <w:tcPr>
             <w:tcW w:type="dxa" w:w="2608"/>
@@ -207,6 +216,9 @@
         </w:tc>
       </w:tr>
       <w:tr>
+        <w:trPr>
+          <w:cantSplit/>
+        </w:trPr>
         <w:tc>
           <w:tcPr>
             <w:tcW w:type="dxa" w:w="2608"/>
@@ -249,6 +261,9 @@
         </w:tc>
       </w:tr>
       <w:tr>
+        <w:trPr>
+          <w:cantSplit/>
+        </w:trPr>
         <w:tc>
           <w:tcPr>
             <w:tcW w:type="dxa" w:w="2608"/>
@@ -301,6 +316,7 @@
         <w:keepNext/>
         <w:keepLines/>
         <w:spacing w:before="280" w:after="140" w:line="360" w:lineRule="auto"/>
+        <w:outlineLvl w:val="0"/>
       </w:pPr>
       <w:r>
         <w:rPr>
@@ -362,6 +378,7 @@
         <w:keepNext/>
         <w:keepLines/>
         <w:spacing w:before="280" w:after="140" w:line="360" w:lineRule="auto"/>
+        <w:outlineLvl w:val="0"/>
       </w:pPr>
       <w:r>
         <w:rPr>
@@ -387,7 +404,7 @@
           <w:color w:val="111827"/>
           <w:sz w:val="24"/>
         </w:rPr>
-        <w:t>入学以来，我在学业与体能两方面同步要求自己。学业上专业排名前 2%，获国家奖学金；体能上坚持每周三次长跑，校运会 4×100 米接力获第三名，体测成绩连续三年优秀。主要经历节点如图 1 所示：</w:t>
+        <w:t>入学以来，我在学业与体能两方面同步要求自己。学业上专业排名前 2%，获国家奖学金；体能上坚持每周三次长跑，校运会 4×100 米接力获第三名，体测成绩连续三年优秀。主要经历节点如图 1 所示（见表 1）：</w:t>
       </w:r>
     </w:p>
     <w:p>
@@ -1549,6 +1566,7 @@
         <w:keepNext/>
         <w:keepLines/>
         <w:spacing w:before="280" w:after="140" w:line="360" w:lineRule="auto"/>
+        <w:outlineLvl w:val="0"/>
       </w:pPr>
       <w:r>
         <w:rPr>
@@ -1743,6 +1761,7 @@
         <w:keepNext/>
         <w:keepLines/>
         <w:spacing w:before="280" w:after="140" w:line="360" w:lineRule="auto"/>
+        <w:outlineLvl w:val="0"/>
       </w:pPr>
       <w:r>
         <w:rPr>
@@ -1781,7 +1800,7 @@
           <w:color w:val="111827"/>
           <w:sz w:val="24"/>
         </w:rPr>
-        <w:t>决定报名是在大二上学期。当时我的体测成绩只是勉强及格，1000 米 4 分 20 秒、引体向上 3 个。我用了 8 个月把这两项拉到3000 米 12 分 24 秒、引体向上 11 个。方法并不特殊：每周五次，三次有氧、两次力量，逐月加量，每四周减量一周防伤。真正难的不是训练强度，是把它排进课表还不动摇——我把它固定成每天早上 6 点 40 分，因为它占了当天最不受干扰的时段（见图 3）。</w:t>
+        <w:t>决定报名是在大二上学期。当时我的体测成绩只是勉强及格，1000 米 4 分 20 秒、引体向上 3 个。我用了 8 个月把这两项拉到3000 米 12 分 24 秒、引体向上 11 个。方法并不特殊：每周五次，三次有氧、两次力量，逐月加量，每四周减量一周防伤。真正难的不是训练强度，是把它排进课表还不动摇——我把它固定成每天早上 6 点 40 分，因为它占了当天最不受干扰的时段（见图 3）（见表 3）。</w:t>
       </w:r>
     </w:p>
     <w:p>
@@ -2676,6 +2695,7 @@
         <w:keepNext/>
         <w:keepLines/>
         <w:spacing w:before="280" w:after="140" w:line="360" w:lineRule="auto"/>
+        <w:outlineLvl w:val="0"/>
       </w:pPr>
       <w:r>
         <w:rPr>
@@ -2699,7 +2719,7 @@
           <w:color w:val="111827"/>
           <w:sz w:val="24"/>
         </w:rPr>
-        <w:t>我持有 CAAC 多旋翼无人机驾驶员执照，做过一年的无人机路径规划项目，熟悉 PX4 飞控、Mission Planner 地面站与常用任务航线设计，能用 Python 处理航拍影像并做简单的正射拼接。如果部队有无人机侦察、巡线或通信中继方面的岗位，我可以较快上手（见表 4）。</w:t>
+        <w:t>我持有 CAAC 多旋翼无人机驾驶员执照，做过一年的无人机路径规划项目，熟悉 PX4 飞控、Mission Planner 地面站与常用任务航线设计，能用 Python 处理航拍影像并做简单的正射拼接。如果部队有无人机侦察、巡线或通信中继方面的岗位，我可以较快上手（见表 4）（见图 4）。</w:t>
       </w:r>
     </w:p>
     <w:p>
@@ -3321,6 +3341,7 @@
         <w:keepNext/>
         <w:keepLines/>
         <w:spacing w:before="280" w:after="140" w:line="360" w:lineRule="auto"/>
+        <w:outlineLvl w:val="0"/>
       </w:pPr>
       <w:r>
         <w:rPr>
@@ -3412,6 +3433,7 @@
         <w:keepNext/>
         <w:keepLines/>
         <w:spacing w:before="280" w:after="140" w:line="360" w:lineRule="auto"/>
+        <w:outlineLvl w:val="0"/>
       </w:pPr>
       <w:r>
         <w:rPr>
